--- a/05-数字电路/03-单片机及嵌入式接口/以太网接口电路/以太网接口电路.docx
+++ b/05-数字电路/03-单片机及嵌入式接口/以太网接口电路/以太网接口电路.docx
@@ -2200,6 +2200,20 @@
     </w:p>
     <w:bookmarkEnd w:id="26"/>
     <w:bookmarkEnd w:id="27"/>
+    <w:p>
+      <w:pPr>
+        <w:spacing w:before="360"/>
+        <w:jc w:val="center"/>
+      </w:pPr>
+      <w:r>
+        <w:rPr>
+          <w:rFonts w:ascii="Times New Roman" w:hAnsi="Times New Roman"/>
+          <w:color w:val="555555"/>
+          <w:sz w:val="21"/>
+        </w:rPr>
+        <w:t>材料收集者：杜文杰</w:t>
+      </w:r>
+    </w:p>
     <w:sectPr>
       <w:headerReference r:id="rId9" w:type="default"/>
       <w:footerReference r:id="rId10" w:type="default"/>

--- a/05-数字电路/03-单片机及嵌入式接口/以太网接口电路/以太网接口电路.docx
+++ b/05-数字电路/03-单片机及嵌入式接口/以太网接口电路/以太网接口电路.docx
@@ -1,6 +1,6 @@
 
 <file path=word/document.xml><?xml version="1.0" encoding="utf-8"?>
-<w:document xmlns:w="http://schemas.openxmlformats.org/wordprocessingml/2006/main" xmlns:m="http://schemas.openxmlformats.org/officeDocument/2006/math" xmlns:r="http://schemas.openxmlformats.org/officeDocument/2006/relationships" xmlns:o="urn:schemas-microsoft-com:office:office" xmlns:v="urn:schemas-microsoft-com:vml" xmlns:w10="urn:schemas-microsoft-com:office:word" xmlns:a="http://schemas.openxmlformats.org/drawingml/2006/main" xmlns:pic="http://schemas.openxmlformats.org/drawingml/2006/picture" xmlns:wp="http://schemas.openxmlformats.org/drawingml/2006/wordprocessingDrawing">
+<w:document xmlns:m="http://schemas.openxmlformats.org/officeDocument/2006/math" xmlns:r="http://schemas.openxmlformats.org/officeDocument/2006/relationships" xmlns:w="http://schemas.openxmlformats.org/wordprocessingml/2006/main" xmlns:o="urn:schemas-microsoft-com:office:office" xmlns:v="urn:schemas-microsoft-com:vml" xmlns:w10="urn:schemas-microsoft-com:office:word" xmlns:a="http://schemas.openxmlformats.org/drawingml/2006/main" xmlns:pic="http://schemas.openxmlformats.org/drawingml/2006/picture" xmlns:wp="http://schemas.openxmlformats.org/drawingml/2006/wordprocessingDrawing">
   <w:body>
     <w:bookmarkStart w:id="27" w:name="以太网接口电路"/>
     <w:p>
@@ -9,7 +9,7 @@
       </w:pPr>
       <w:r>
         <w:rPr>
-          <w:rFonts w:hint="eastAsia"/>
+          <w:rFonts w:hint="eastAsia" w:eastAsia="黑体"/>
         </w:rPr>
         <w:t xml:space="preserve">以太网接口电路</w:t>
       </w:r>
@@ -21,7 +21,7 @@
       </w:pPr>
       <w:r>
         <w:rPr>
-          <w:rFonts w:hint="eastAsia"/>
+          <w:rFonts w:hint="eastAsia" w:eastAsia="黑体"/>
         </w:rPr>
         <w:t xml:space="preserve">拓扑描述</w:t>
       </w:r>
@@ -32,15 +32,19 @@
       </w:pPr>
       <w:r>
         <w:rPr>
-          <w:rFonts w:hint="eastAsia"/>
+          <w:rFonts w:hint="eastAsia" w:eastAsia="黑体"/>
         </w:rPr>
         <w:t xml:space="preserve">由</w:t>
       </w:r>
       <w:r>
+        <w:rPr>
+          <w:rFonts w:eastAsia="黑体"/>
+        </w:rPr>
         <w:t xml:space="preserve"> </w:t>
       </w:r>
       <w:r>
         <w:rPr>
+          <w:rFonts w:eastAsia="黑体"/>
           <w:b/>
           <w:bCs/>
         </w:rPr>
@@ -48,7 +52,7 @@
       </w:r>
       <w:r>
         <w:rPr>
-          <w:rFonts w:hint="eastAsia"/>
+          <w:rFonts w:hint="eastAsia" w:eastAsia="黑体"/>
           <w:b/>
           <w:bCs/>
         </w:rPr>
@@ -56,6 +60,7 @@
       </w:r>
       <w:r>
         <w:rPr>
+          <w:rFonts w:eastAsia="黑体"/>
           <w:b/>
           <w:bCs/>
         </w:rPr>
@@ -63,17 +68,21 @@
       </w:r>
       <w:r>
         <w:rPr>
-          <w:rFonts w:hint="eastAsia"/>
+          <w:rFonts w:hint="eastAsia" w:eastAsia="黑体"/>
           <w:b/>
           <w:bCs/>
         </w:rPr>
         <w:t xml:space="preserve">控制器</w:t>
       </w:r>
       <w:r>
+        <w:rPr>
+          <w:rFonts w:eastAsia="黑体"/>
+        </w:rPr>
         <w:t xml:space="preserve">、</w:t>
       </w:r>
       <w:r>
         <w:rPr>
+          <w:rFonts w:eastAsia="黑体"/>
           <w:b/>
           <w:bCs/>
         </w:rPr>
@@ -81,7 +90,7 @@
       </w:r>
       <w:r>
         <w:rPr>
-          <w:rFonts w:hint="eastAsia"/>
+          <w:rFonts w:hint="eastAsia" w:eastAsia="黑体"/>
           <w:b/>
           <w:bCs/>
         </w:rPr>
@@ -89,36 +98,47 @@
       </w:r>
       <w:r>
         <w:rPr>
+          <w:rFonts w:eastAsia="黑体"/>
           <w:b/>
           <w:bCs/>
         </w:rPr>
         <w:t xml:space="preserve"> U1</w:t>
       </w:r>
       <w:r>
+        <w:rPr>
+          <w:rFonts w:eastAsia="黑体"/>
+        </w:rPr>
         <w:t xml:space="preserve">、</w:t>
       </w:r>
       <w:r>
         <w:rPr>
-          <w:rFonts w:hint="eastAsia"/>
+          <w:rFonts w:hint="eastAsia" w:eastAsia="黑体"/>
           <w:b/>
           <w:bCs/>
         </w:rPr>
         <w:t xml:space="preserve">网络变压器（隔离变压器）T1</w:t>
       </w:r>
       <w:r>
+        <w:rPr>
+          <w:rFonts w:eastAsia="黑体"/>
+        </w:rPr>
         <w:t xml:space="preserve"> </w:t>
       </w:r>
       <w:r>
         <w:rPr>
-          <w:rFonts w:hint="eastAsia"/>
+          <w:rFonts w:hint="eastAsia" w:eastAsia="黑体"/>
         </w:rPr>
         <w:t xml:space="preserve">与</w:t>
       </w:r>
       <w:r>
+        <w:rPr>
+          <w:rFonts w:eastAsia="黑体"/>
+        </w:rPr>
         <w:t xml:space="preserve"> </w:t>
       </w:r>
       <w:r>
         <w:rPr>
+          <w:rFonts w:eastAsia="黑体"/>
           <w:b/>
           <w:bCs/>
         </w:rPr>
@@ -126,96 +146,123 @@
       </w:r>
       <w:r>
         <w:rPr>
-          <w:rFonts w:hint="eastAsia"/>
+          <w:rFonts w:hint="eastAsia" w:eastAsia="黑体"/>
           <w:b/>
           <w:bCs/>
         </w:rPr>
         <w:t xml:space="preserve">连接器</w:t>
       </w:r>
       <w:r>
+        <w:rPr>
+          <w:rFonts w:eastAsia="黑体"/>
+        </w:rPr>
         <w:t xml:space="preserve"> </w:t>
       </w:r>
       <w:r>
         <w:rPr>
-          <w:rFonts w:hint="eastAsia"/>
+          <w:rFonts w:hint="eastAsia" w:eastAsia="黑体"/>
         </w:rPr>
         <w:t xml:space="preserve">组成，配去耦与终端电阻。MCU</w:t>
       </w:r>
       <w:r>
+        <w:rPr>
+          <w:rFonts w:eastAsia="黑体"/>
+        </w:rPr>
         <w:t xml:space="preserve"> </w:t>
       </w:r>
       <w:r>
         <w:rPr>
-          <w:rFonts w:hint="eastAsia"/>
+          <w:rFonts w:hint="eastAsia" w:eastAsia="黑体"/>
         </w:rPr>
         <w:t xml:space="preserve">的</w:t>
       </w:r>
       <w:r>
+        <w:rPr>
+          <w:rFonts w:eastAsia="黑体"/>
+        </w:rPr>
         <w:t xml:space="preserve"> MAC </w:t>
       </w:r>
       <w:r>
         <w:rPr>
-          <w:rFonts w:hint="eastAsia"/>
+          <w:rFonts w:hint="eastAsia" w:eastAsia="黑体"/>
         </w:rPr>
         <w:t xml:space="preserve">通过</w:t>
       </w:r>
       <w:r>
+        <w:rPr>
+          <w:rFonts w:eastAsia="黑体"/>
+        </w:rPr>
         <w:t xml:space="preserve"> MII/RMII </w:t>
       </w:r>
       <w:r>
         <w:rPr>
-          <w:rFonts w:hint="eastAsia"/>
+          <w:rFonts w:hint="eastAsia" w:eastAsia="黑体"/>
         </w:rPr>
         <w:t xml:space="preserve">总线连接</w:t>
       </w:r>
       <w:r>
+        <w:rPr>
+          <w:rFonts w:eastAsia="黑体"/>
+        </w:rPr>
         <w:t xml:space="preserve"> </w:t>
       </w:r>
       <w:r>
         <w:rPr>
-          <w:rFonts w:hint="eastAsia"/>
+          <w:rFonts w:hint="eastAsia" w:eastAsia="黑体"/>
         </w:rPr>
         <w:t xml:space="preserve">PHY，PHY</w:t>
       </w:r>
       <w:r>
+        <w:rPr>
+          <w:rFonts w:eastAsia="黑体"/>
+        </w:rPr>
         <w:t xml:space="preserve"> </w:t>
       </w:r>
       <w:r>
         <w:rPr>
-          <w:rFonts w:hint="eastAsia"/>
+          <w:rFonts w:hint="eastAsia" w:eastAsia="黑体"/>
         </w:rPr>
         <w:t xml:space="preserve">的差分发送/接收对（TX±、RX±）经</w:t>
       </w:r>
       <w:r>
+        <w:rPr>
+          <w:rFonts w:eastAsia="黑体"/>
+        </w:rPr>
         <w:t xml:space="preserve"> 1:1 </w:t>
       </w:r>
       <w:r>
         <w:rPr>
-          <w:rFonts w:hint="eastAsia"/>
+          <w:rFonts w:hint="eastAsia" w:eastAsia="黑体"/>
         </w:rPr>
         <w:t xml:space="preserve">网络变压器耦合到</w:t>
       </w:r>
       <w:r>
+        <w:rPr>
+          <w:rFonts w:eastAsia="黑体"/>
+        </w:rPr>
         <w:t xml:space="preserve"> RJ45 </w:t>
       </w:r>
       <w:r>
         <w:rPr>
-          <w:rFonts w:hint="eastAsia"/>
+          <w:rFonts w:hint="eastAsia" w:eastAsia="黑体"/>
         </w:rPr>
         <w:t xml:space="preserve">网口。电路共有</w:t>
       </w:r>
       <w:r>
+        <w:rPr>
+          <w:rFonts w:eastAsia="黑体"/>
+        </w:rPr>
         <w:t xml:space="preserve"> 4 </w:t>
       </w:r>
       <w:r>
         <w:rPr>
-          <w:rFonts w:hint="eastAsia"/>
+          <w:rFonts w:hint="eastAsia" w:eastAsia="黑体"/>
         </w:rPr>
         <w:t xml:space="preserve">个关键节点：</w:t>
       </w:r>
       <w:r>
         <w:rPr>
-          <w:rFonts w:hint="eastAsia"/>
+          <w:rFonts w:hint="eastAsia" w:eastAsia="黑体"/>
           <w:b/>
           <w:bCs/>
         </w:rPr>
@@ -223,6 +270,7 @@
       </w:r>
       <w:r>
         <w:rPr>
+          <w:rFonts w:eastAsia="黑体"/>
           <w:b/>
           <w:bCs/>
         </w:rPr>
@@ -230,7 +278,7 @@
       </w:r>
       <w:r>
         <w:rPr>
-          <w:rFonts w:hint="eastAsia"/>
+          <w:rFonts w:hint="eastAsia" w:eastAsia="黑体"/>
           <w:b/>
           <w:bCs/>
         </w:rPr>
@@ -238,49 +286,61 @@
       </w:r>
       <w:r>
         <w:rPr>
-          <w:rFonts w:hint="eastAsia"/>
+          <w:rFonts w:hint="eastAsia" w:eastAsia="黑体"/>
         </w:rPr>
         <w:t xml:space="preserve">（MAC</w:t>
       </w:r>
       <w:r>
+        <w:rPr>
+          <w:rFonts w:eastAsia="黑体"/>
+        </w:rPr>
         <w:t xml:space="preserve"> </w:t>
       </w:r>
       <w:r>
         <w:rPr>
-          <w:rFonts w:hint="eastAsia"/>
+          <w:rFonts w:hint="eastAsia" w:eastAsia="黑体"/>
         </w:rPr>
         <w:t xml:space="preserve">的并行数据</w:t>
       </w:r>
       <w:r>
+        <w:rPr>
+          <w:rFonts w:eastAsia="黑体"/>
+        </w:rPr>
         <w:t xml:space="preserve"> </w:t>
       </w:r>
       <w:r>
         <w:rPr>
-          <w:rFonts w:hint="eastAsia"/>
+          <w:rFonts w:hint="eastAsia" w:eastAsia="黑体"/>
         </w:rPr>
         <w:t xml:space="preserve">TXD/RXD、TX_EN、参考时钟及</w:t>
       </w:r>
       <w:r>
+        <w:rPr>
+          <w:rFonts w:eastAsia="黑体"/>
+        </w:rPr>
         <w:t xml:space="preserve"> MDC/MDIO </w:t>
       </w:r>
       <w:r>
         <w:rPr>
-          <w:rFonts w:hint="eastAsia"/>
+          <w:rFonts w:hint="eastAsia" w:eastAsia="黑体"/>
         </w:rPr>
         <w:t xml:space="preserve">管理线与</w:t>
       </w:r>
       <w:r>
+        <w:rPr>
+          <w:rFonts w:eastAsia="黑体"/>
+        </w:rPr>
         <w:t xml:space="preserve"> PHY </w:t>
       </w:r>
       <w:r>
         <w:rPr>
-          <w:rFonts w:hint="eastAsia"/>
+          <w:rFonts w:hint="eastAsia" w:eastAsia="黑体"/>
         </w:rPr>
         <w:t xml:space="preserve">对应脚相连）；</w:t>
       </w:r>
       <w:r>
         <w:rPr>
-          <w:rFonts w:hint="eastAsia"/>
+          <w:rFonts w:hint="eastAsia" w:eastAsia="黑体"/>
           <w:b/>
           <w:bCs/>
         </w:rPr>
@@ -288,6 +348,7 @@
       </w:r>
       <w:r>
         <w:rPr>
+          <w:rFonts w:eastAsia="黑体"/>
           <w:b/>
           <w:bCs/>
         </w:rPr>
@@ -295,7 +356,7 @@
       </w:r>
       <w:r>
         <w:rPr>
-          <w:rFonts w:hint="eastAsia"/>
+          <w:rFonts w:hint="eastAsia" w:eastAsia="黑体"/>
           <w:b/>
           <w:bCs/>
         </w:rPr>
@@ -303,31 +364,37 @@
       </w:r>
       <w:r>
         <w:rPr>
-          <w:rFonts w:hint="eastAsia"/>
+          <w:rFonts w:hint="eastAsia" w:eastAsia="黑体"/>
         </w:rPr>
         <w:t xml:space="preserve">（PHY</w:t>
       </w:r>
       <w:r>
+        <w:rPr>
+          <w:rFonts w:eastAsia="黑体"/>
+        </w:rPr>
         <w:t xml:space="preserve"> </w:t>
       </w:r>
       <w:r>
         <w:rPr>
-          <w:rFonts w:hint="eastAsia"/>
+          <w:rFonts w:hint="eastAsia" w:eastAsia="黑体"/>
         </w:rPr>
         <w:t xml:space="preserve">的</w:t>
       </w:r>
       <w:r>
+        <w:rPr>
+          <w:rFonts w:eastAsia="黑体"/>
+        </w:rPr>
         <w:t xml:space="preserve"> TXP/TXN </w:t>
       </w:r>
       <w:r>
         <w:rPr>
-          <w:rFonts w:hint="eastAsia"/>
+          <w:rFonts w:hint="eastAsia" w:eastAsia="黑体"/>
         </w:rPr>
         <w:t xml:space="preserve">与变压器初级发送绕组相连）；</w:t>
       </w:r>
       <w:r>
         <w:rPr>
-          <w:rFonts w:hint="eastAsia"/>
+          <w:rFonts w:hint="eastAsia" w:eastAsia="黑体"/>
           <w:b/>
           <w:bCs/>
         </w:rPr>
@@ -335,6 +402,7 @@
       </w:r>
       <w:r>
         <w:rPr>
+          <w:rFonts w:eastAsia="黑体"/>
           <w:b/>
           <w:bCs/>
         </w:rPr>
@@ -342,7 +410,7 @@
       </w:r>
       <w:r>
         <w:rPr>
-          <w:rFonts w:hint="eastAsia"/>
+          <w:rFonts w:hint="eastAsia" w:eastAsia="黑体"/>
           <w:b/>
           <w:bCs/>
         </w:rPr>
@@ -350,31 +418,37 @@
       </w:r>
       <w:r>
         <w:rPr>
-          <w:rFonts w:hint="eastAsia"/>
+          <w:rFonts w:hint="eastAsia" w:eastAsia="黑体"/>
         </w:rPr>
         <w:t xml:space="preserve">（PHY</w:t>
       </w:r>
       <w:r>
+        <w:rPr>
+          <w:rFonts w:eastAsia="黑体"/>
+        </w:rPr>
         <w:t xml:space="preserve"> </w:t>
       </w:r>
       <w:r>
         <w:rPr>
-          <w:rFonts w:hint="eastAsia"/>
+          <w:rFonts w:hint="eastAsia" w:eastAsia="黑体"/>
         </w:rPr>
         <w:t xml:space="preserve">的</w:t>
       </w:r>
       <w:r>
+        <w:rPr>
+          <w:rFonts w:eastAsia="黑体"/>
+        </w:rPr>
         <w:t xml:space="preserve"> RXP/RXN </w:t>
       </w:r>
       <w:r>
         <w:rPr>
-          <w:rFonts w:hint="eastAsia"/>
+          <w:rFonts w:hint="eastAsia" w:eastAsia="黑体"/>
         </w:rPr>
         <w:t xml:space="preserve">与变压器初级接收绕组相连）；</w:t>
       </w:r>
       <w:r>
         <w:rPr>
-          <w:rFonts w:hint="eastAsia"/>
+          <w:rFonts w:hint="eastAsia" w:eastAsia="黑体"/>
           <w:b/>
           <w:bCs/>
         </w:rPr>
@@ -382,6 +456,7 @@
       </w:r>
       <w:r>
         <w:rPr>
+          <w:rFonts w:eastAsia="黑体"/>
           <w:b/>
           <w:bCs/>
         </w:rPr>
@@ -389,7 +464,7 @@
       </w:r>
       <w:r>
         <w:rPr>
-          <w:rFonts w:hint="eastAsia"/>
+          <w:rFonts w:hint="eastAsia" w:eastAsia="黑体"/>
           <w:b/>
           <w:bCs/>
         </w:rPr>
@@ -397,16 +472,19 @@
       </w:r>
       <w:r>
         <w:rPr>
-          <w:rFonts w:hint="eastAsia"/>
+          <w:rFonts w:hint="eastAsia" w:eastAsia="黑体"/>
         </w:rPr>
         <w:t xml:space="preserve">（变压器次级绕组经终端电阻接到</w:t>
       </w:r>
       <w:r>
+        <w:rPr>
+          <w:rFonts w:eastAsia="黑体"/>
+        </w:rPr>
         <w:t xml:space="preserve"> RJ45 </w:t>
       </w:r>
       <w:r>
         <w:rPr>
-          <w:rFonts w:hint="eastAsia"/>
+          <w:rFonts w:hint="eastAsia" w:eastAsia="黑体"/>
         </w:rPr>
         <w:t xml:space="preserve">引脚）。另配电源与地。</w:t>
       </w:r>
@@ -415,12 +493,13 @@
       <w:pPr/>
       <w:r>
         <w:rPr>
-          <w:rFonts w:hint="eastAsia"/>
+          <w:rFonts w:hint="eastAsia" w:eastAsia="黑体"/>
         </w:rPr>
         <w:t xml:space="preserve">各元件管脚连接：</w:t>
       </w:r>
       <w:r>
         <w:rPr>
+          <w:rFonts w:eastAsia="黑体"/>
           <w:b/>
           <w:bCs/>
         </w:rPr>
@@ -428,103 +507,131 @@
       </w:r>
       <w:r>
         <w:rPr>
-          <w:rFonts w:hint="eastAsia"/>
+          <w:rFonts w:hint="eastAsia" w:eastAsia="黑体"/>
           <w:b/>
           <w:bCs/>
         </w:rPr>
         <w:t xml:space="preserve">控制器</w:t>
       </w:r>
       <w:r>
+        <w:rPr>
+          <w:rFonts w:eastAsia="黑体"/>
+        </w:rPr>
         <w:t xml:space="preserve"> </w:t>
       </w:r>
       <w:r>
         <w:rPr>
-          <w:rFonts w:hint="eastAsia"/>
+          <w:rFonts w:hint="eastAsia" w:eastAsia="黑体"/>
         </w:rPr>
         <w:t xml:space="preserve">的并行数据/时钟/管理脚接节点①</w:t>
       </w:r>
       <w:r>
+        <w:rPr>
+          <w:rFonts w:eastAsia="黑体"/>
+        </w:rPr>
         <w:t xml:space="preserve"> </w:t>
       </w:r>
       <w:r>
         <w:rPr>
-          <w:rFonts w:hint="eastAsia"/>
+          <w:rFonts w:hint="eastAsia" w:eastAsia="黑体"/>
         </w:rPr>
         <w:t xml:space="preserve">的总线，经</w:t>
       </w:r>
       <w:r>
+        <w:rPr>
+          <w:rFonts w:eastAsia="黑体"/>
+        </w:rPr>
         <w:t xml:space="preserve"> MII </w:t>
       </w:r>
       <w:r>
         <w:rPr>
-          <w:rFonts w:hint="eastAsia"/>
+          <w:rFonts w:hint="eastAsia" w:eastAsia="黑体"/>
         </w:rPr>
         <w:t xml:space="preserve">或</w:t>
       </w:r>
       <w:r>
+        <w:rPr>
+          <w:rFonts w:eastAsia="黑体"/>
+        </w:rPr>
         <w:t xml:space="preserve"> RMII </w:t>
       </w:r>
       <w:r>
         <w:rPr>
-          <w:rFonts w:hint="eastAsia"/>
+          <w:rFonts w:hint="eastAsia" w:eastAsia="黑体"/>
         </w:rPr>
         <w:t xml:space="preserve">与</w:t>
       </w:r>
       <w:r>
+        <w:rPr>
+          <w:rFonts w:eastAsia="黑体"/>
+        </w:rPr>
         <w:t xml:space="preserve"> PHY </w:t>
       </w:r>
       <w:r>
         <w:rPr>
-          <w:rFonts w:hint="eastAsia"/>
+          <w:rFonts w:hint="eastAsia" w:eastAsia="黑体"/>
         </w:rPr>
         <w:t xml:space="preserve">对应脚连接；</w:t>
       </w:r>
       <w:r>
         <w:rPr>
+          <w:rFonts w:eastAsia="黑体"/>
           <w:b/>
           <w:bCs/>
         </w:rPr>
         <w:t xml:space="preserve">PHY U1</w:t>
       </w:r>
       <w:r>
+        <w:rPr>
+          <w:rFonts w:eastAsia="黑体"/>
+        </w:rPr>
         <w:t xml:space="preserve"> </w:t>
       </w:r>
       <w:r>
         <w:rPr>
-          <w:rFonts w:hint="eastAsia"/>
+          <w:rFonts w:hint="eastAsia" w:eastAsia="黑体"/>
         </w:rPr>
         <w:t xml:space="preserve">的发送差分脚</w:t>
       </w:r>
       <w:r>
+        <w:rPr>
+          <w:rFonts w:eastAsia="黑体"/>
+        </w:rPr>
         <w:t xml:space="preserve"> TXP/TXN </w:t>
       </w:r>
       <w:r>
         <w:rPr>
-          <w:rFonts w:hint="eastAsia"/>
+          <w:rFonts w:hint="eastAsia" w:eastAsia="黑体"/>
         </w:rPr>
         <w:t xml:space="preserve">接节点②、接收差分脚</w:t>
       </w:r>
       <w:r>
+        <w:rPr>
+          <w:rFonts w:eastAsia="黑体"/>
+        </w:rPr>
         <w:t xml:space="preserve"> RXP/RXN </w:t>
       </w:r>
       <w:r>
         <w:rPr>
-          <w:rFonts w:hint="eastAsia"/>
+          <w:rFonts w:hint="eastAsia" w:eastAsia="黑体"/>
         </w:rPr>
         <w:t xml:space="preserve">接节点③，管理脚接</w:t>
       </w:r>
       <w:r>
+        <w:rPr>
+          <w:rFonts w:eastAsia="黑体"/>
+        </w:rPr>
         <w:t xml:space="preserve"> </w:t>
       </w:r>
       <w:r>
         <w:rPr>
-          <w:rFonts w:hint="eastAsia"/>
+          <w:rFonts w:hint="eastAsia" w:eastAsia="黑体"/>
         </w:rPr>
         <w:t xml:space="preserve">MDC/MDIO，晶振脚与去耦电源脚接电源与地；</w:t>
       </w:r>
       <w:r>
         <w:rPr>
-          <w:rFonts w:hint="eastAsia"/>
+          <w:rFonts w:hint="eastAsia" w:eastAsia="黑体"/>
           <w:b/>
           <w:bCs/>
         </w:rPr>
@@ -532,69 +639,89 @@
       </w:r>
       <w:r>
         <w:rPr>
+          <w:rFonts w:eastAsia="黑体"/>
           <w:b/>
           <w:bCs/>
         </w:rPr>
         <w:t xml:space="preserve"> T1</w:t>
       </w:r>
       <w:r>
+        <w:rPr>
+          <w:rFonts w:eastAsia="黑体"/>
+        </w:rPr>
         <w:t xml:space="preserve"> </w:t>
       </w:r>
       <w:r>
         <w:rPr>
-          <w:rFonts w:hint="eastAsia"/>
+          <w:rFonts w:hint="eastAsia" w:eastAsia="黑体"/>
         </w:rPr>
         <w:t xml:space="preserve">的初级发送绕组接节点②、初级接收绕组接节点③，次级绕组接节点④</w:t>
       </w:r>
       <w:r>
+        <w:rPr>
+          <w:rFonts w:eastAsia="黑体"/>
+        </w:rPr>
         <w:t xml:space="preserve"> </w:t>
       </w:r>
       <w:r>
         <w:rPr>
-          <w:rFonts w:hint="eastAsia"/>
+          <w:rFonts w:hint="eastAsia" w:eastAsia="黑体"/>
         </w:rPr>
         <w:t xml:space="preserve">的</w:t>
       </w:r>
       <w:r>
+        <w:rPr>
+          <w:rFonts w:eastAsia="黑体"/>
+        </w:rPr>
         <w:t xml:space="preserve"> RJ45 </w:t>
       </w:r>
       <w:r>
         <w:rPr>
-          <w:rFonts w:hint="eastAsia"/>
+          <w:rFonts w:hint="eastAsia" w:eastAsia="黑体"/>
         </w:rPr>
         <w:t xml:space="preserve">侧；</w:t>
       </w:r>
       <w:r>
         <w:rPr>
+          <w:rFonts w:eastAsia="黑体"/>
           <w:b/>
           <w:bCs/>
         </w:rPr>
         <w:t xml:space="preserve">RJ45</w:t>
       </w:r>
       <w:r>
+        <w:rPr>
+          <w:rFonts w:eastAsia="黑体"/>
+        </w:rPr>
         <w:t xml:space="preserve"> </w:t>
       </w:r>
       <w:r>
         <w:rPr>
-          <w:rFonts w:hint="eastAsia"/>
+          <w:rFonts w:hint="eastAsia" w:eastAsia="黑体"/>
         </w:rPr>
         <w:t xml:space="preserve">的连接脚接节点④，其中心抽头按数据手册接偏置与</w:t>
       </w:r>
       <w:r>
+        <w:rPr>
+          <w:rFonts w:eastAsia="黑体"/>
+        </w:rPr>
         <w:t xml:space="preserve"> Bob-Smith </w:t>
       </w:r>
       <w:r>
         <w:rPr>
-          <w:rFonts w:hint="eastAsia"/>
+          <w:rFonts w:hint="eastAsia" w:eastAsia="黑体"/>
         </w:rPr>
         <w:t xml:space="preserve">终端电阻；去耦电容在</w:t>
       </w:r>
       <w:r>
+        <w:rPr>
+          <w:rFonts w:eastAsia="黑体"/>
+        </w:rPr>
         <w:t xml:space="preserve"> PHY </w:t>
       </w:r>
       <w:r>
         <w:rPr>
-          <w:rFonts w:hint="eastAsia"/>
+          <w:rFonts w:hint="eastAsia" w:eastAsia="黑体"/>
         </w:rPr>
         <w:t xml:space="preserve">每路电源脚就近放置（</w:t>
       </w:r>
@@ -617,15 +744,21 @@
         </m:r>
       </m:oMath>
       <w:r>
+        <w:rPr>
+          <w:rFonts w:eastAsia="黑体"/>
+        </w:rPr>
         <w:t xml:space="preserve"> </w:t>
       </w:r>
       <w:r>
         <w:rPr>
-          <w:rFonts w:hint="eastAsia"/>
+          <w:rFonts w:hint="eastAsia" w:eastAsia="黑体"/>
         </w:rPr>
         <w:t xml:space="preserve">与</w:t>
       </w:r>
       <w:r>
+        <w:rPr>
+          <w:rFonts w:eastAsia="黑体"/>
+        </w:rPr>
         <w:t xml:space="preserve"> </w:t>
       </w:r>
       <m:oMath>
@@ -647,15 +780,21 @@
         </m:r>
       </m:oMath>
       <w:r>
+        <w:rPr>
+          <w:rFonts w:eastAsia="黑体"/>
+        </w:rPr>
         <w:t xml:space="preserve"> </w:t>
       </w:r>
       <w:r>
         <w:rPr>
-          <w:rFonts w:hint="eastAsia"/>
+          <w:rFonts w:hint="eastAsia" w:eastAsia="黑体"/>
         </w:rPr>
         <w:t xml:space="preserve">各一）。差分对按</w:t>
       </w:r>
       <w:r>
+        <w:rPr>
+          <w:rFonts w:eastAsia="黑体"/>
+        </w:rPr>
         <w:t xml:space="preserve"> </w:t>
       </w:r>
       <m:oMath>
@@ -673,15 +812,21 @@
         </m:r>
       </m:oMath>
       <w:r>
+        <w:rPr>
+          <w:rFonts w:eastAsia="黑体"/>
+        </w:rPr>
         <w:t xml:space="preserve"> </w:t>
       </w:r>
       <w:r>
         <w:rPr>
-          <w:rFonts w:hint="eastAsia"/>
+          <w:rFonts w:hint="eastAsia" w:eastAsia="黑体"/>
         </w:rPr>
         <w:t xml:space="preserve">差分阻抗等长走线，末级用与</w:t>
       </w:r>
       <w:r>
+        <w:rPr>
+          <w:rFonts w:eastAsia="黑体"/>
+        </w:rPr>
         <w:t xml:space="preserve"> </w:t>
       </w:r>
       <m:oMath>
@@ -699,15 +844,21 @@
         </m:sSub>
       </m:oMath>
       <w:r>
+        <w:rPr>
+          <w:rFonts w:eastAsia="黑体"/>
+        </w:rPr>
         <w:t xml:space="preserve"> </w:t>
       </w:r>
       <w:r>
         <w:rPr>
-          <w:rFonts w:hint="eastAsia"/>
+          <w:rFonts w:hint="eastAsia" w:eastAsia="黑体"/>
         </w:rPr>
         <w:t xml:space="preserve">相等的</w:t>
       </w:r>
       <w:r>
+        <w:rPr>
+          <w:rFonts w:eastAsia="黑体"/>
+        </w:rPr>
         <w:t xml:space="preserve"> </w:t>
       </w:r>
       <m:oMath>
@@ -734,11 +885,14 @@
         </m:sSub>
       </m:oMath>
       <w:r>
+        <w:rPr>
+          <w:rFonts w:eastAsia="黑体"/>
+        </w:rPr>
         <w:t xml:space="preserve"> </w:t>
       </w:r>
       <w:r>
         <w:rPr>
-          <w:rFonts w:hint="eastAsia"/>
+          <w:rFonts w:hint="eastAsia" w:eastAsia="黑体"/>
         </w:rPr>
         <w:t xml:space="preserve">终端匹配。</w:t>
       </w:r>
@@ -747,52 +901,67 @@
       <w:pPr/>
       <w:r>
         <w:rPr>
-          <w:rFonts w:hint="eastAsia"/>
+          <w:rFonts w:hint="eastAsia" w:eastAsia="黑体"/>
         </w:rPr>
         <w:t xml:space="preserve">由此构成</w:t>
       </w:r>
       <w:r>
+        <w:rPr>
+          <w:rFonts w:eastAsia="黑体"/>
+        </w:rPr>
         <w:t xml:space="preserve"> MAC </w:t>
       </w:r>
       <w:r>
         <w:rPr>
-          <w:rFonts w:hint="eastAsia"/>
+          <w:rFonts w:hint="eastAsia" w:eastAsia="黑体"/>
         </w:rPr>
         <w:t xml:space="preserve">经</w:t>
       </w:r>
       <w:r>
+        <w:rPr>
+          <w:rFonts w:eastAsia="黑体"/>
+        </w:rPr>
         <w:t xml:space="preserve"> MII/RMII </w:t>
       </w:r>
       <w:r>
         <w:rPr>
-          <w:rFonts w:hint="eastAsia"/>
+          <w:rFonts w:hint="eastAsia" w:eastAsia="黑体"/>
         </w:rPr>
         <w:t xml:space="preserve">驱动</w:t>
       </w:r>
       <w:r>
+        <w:rPr>
+          <w:rFonts w:eastAsia="黑体"/>
+        </w:rPr>
         <w:t xml:space="preserve"> PHY、PHY </w:t>
       </w:r>
       <w:r>
         <w:rPr>
-          <w:rFonts w:hint="eastAsia"/>
+          <w:rFonts w:hint="eastAsia" w:eastAsia="黑体"/>
         </w:rPr>
         <w:t xml:space="preserve">通过</w:t>
       </w:r>
       <w:r>
+        <w:rPr>
+          <w:rFonts w:eastAsia="黑体"/>
+        </w:rPr>
         <w:t xml:space="preserve"> 1:1 </w:t>
       </w:r>
       <w:r>
         <w:rPr>
-          <w:rFonts w:hint="eastAsia"/>
+          <w:rFonts w:hint="eastAsia" w:eastAsia="黑体"/>
         </w:rPr>
         <w:t xml:space="preserve">网络变压器隔离耦合到</w:t>
       </w:r>
       <w:r>
+        <w:rPr>
+          <w:rFonts w:eastAsia="黑体"/>
+        </w:rPr>
         <w:t xml:space="preserve"> RJ45 </w:t>
       </w:r>
       <w:r>
         <w:rPr>
-          <w:rFonts w:hint="eastAsia"/>
+          <w:rFonts w:hint="eastAsia" w:eastAsia="黑体"/>
         </w:rPr>
         <w:t xml:space="preserve">网口的以太网组态，完成物理层编解码、线路驱动与电气隔离。</w:t>
       </w:r>
@@ -805,7 +974,7 @@
       </w:pPr>
       <w:r>
         <w:rPr>
-          <w:rFonts w:hint="eastAsia"/>
+          <w:rFonts w:hint="eastAsia" w:eastAsia="黑体"/>
         </w:rPr>
         <w:t xml:space="preserve">工作原理</w:t>
       </w:r>
@@ -815,38 +984,50 @@
         <w:pStyle w:val="FirstParagraph"/>
       </w:pPr>
       <w:r>
+        <w:rPr>
+          <w:rFonts w:eastAsia="黑体"/>
+        </w:rPr>
         <w:t xml:space="preserve">PHY </w:t>
       </w:r>
       <w:r>
         <w:rPr>
-          <w:rFonts w:hint="eastAsia"/>
+          <w:rFonts w:hint="eastAsia" w:eastAsia="黑体"/>
         </w:rPr>
         <w:t xml:space="preserve">负责</w:t>
       </w:r>
       <w:r>
+        <w:rPr>
+          <w:rFonts w:eastAsia="黑体"/>
+        </w:rPr>
         <w:t xml:space="preserve"> 10/100/1000 Mbps </w:t>
       </w:r>
       <w:r>
         <w:rPr>
-          <w:rFonts w:hint="eastAsia"/>
+          <w:rFonts w:hint="eastAsia" w:eastAsia="黑体"/>
         </w:rPr>
         <w:t xml:space="preserve">的数据编解码与差分驱动，网络变压器将信号耦合到双绞线并实现初次级电气隔离与共模抑制，RJ45</w:t>
       </w:r>
       <w:r>
+        <w:rPr>
+          <w:rFonts w:eastAsia="黑体"/>
+        </w:rPr>
         <w:t xml:space="preserve"> </w:t>
       </w:r>
       <w:r>
         <w:rPr>
-          <w:rFonts w:hint="eastAsia"/>
+          <w:rFonts w:hint="eastAsia" w:eastAsia="黑体"/>
         </w:rPr>
         <w:t xml:space="preserve">提供标准网线接口。接收时反向解耦，信号回到</w:t>
       </w:r>
       <w:r>
+        <w:rPr>
+          <w:rFonts w:eastAsia="黑体"/>
+        </w:rPr>
         <w:t xml:space="preserve"> PHY </w:t>
       </w:r>
       <w:r>
         <w:rPr>
-          <w:rFonts w:hint="eastAsia"/>
+          <w:rFonts w:hint="eastAsia" w:eastAsia="黑体"/>
         </w:rPr>
         <w:t xml:space="preserve">后被还原为数字比特流。</w:t>
       </w:r>
@@ -859,7 +1040,7 @@
       </w:pPr>
       <w:r>
         <w:rPr>
-          <w:rFonts w:hint="eastAsia"/>
+          <w:rFonts w:hint="eastAsia" w:eastAsia="黑体"/>
         </w:rPr>
         <w:t xml:space="preserve">关键计算公式</w:t>
       </w:r>
@@ -873,16 +1054,19 @@
       </w:pPr>
       <w:r>
         <w:rPr>
-          <w:rFonts w:hint="eastAsia"/>
+          <w:rFonts w:hint="eastAsia" w:eastAsia="黑体"/>
         </w:rPr>
         <w:t xml:space="preserve">特征阻抗（百兆以太网差分为</w:t>
       </w:r>
       <w:r>
+        <w:rPr>
+          <w:rFonts w:eastAsia="黑体"/>
+        </w:rPr>
         <w:t xml:space="preserve"> 100 </w:t>
       </w:r>
       <w:r>
         <w:rPr>
-          <w:rFonts w:hint="eastAsia"/>
+          <w:rFonts w:hint="eastAsia" w:eastAsia="黑体"/>
         </w:rPr>
         <w:t xml:space="preserve">Ω）：</w:t>
       </w:r>
@@ -950,7 +1134,7 @@
       </w:pPr>
       <w:r>
         <w:rPr>
-          <w:rFonts w:hint="eastAsia"/>
+          <w:rFonts w:hint="eastAsia" w:eastAsia="黑体"/>
         </w:rPr>
         <w:t xml:space="preserve">变压器匝数比与阻抗比：</w:t>
       </w:r>
@@ -1068,7 +1252,7 @@
       </w:pPr>
       <w:r>
         <w:rPr>
-          <w:rFonts w:hint="eastAsia"/>
+          <w:rFonts w:hint="eastAsia" w:eastAsia="黑体"/>
         </w:rPr>
         <w:t xml:space="preserve">数据率与时钟（MII）：</w:t>
       </w:r>
@@ -1161,7 +1345,7 @@
       </w:pPr>
       <w:r>
         <w:rPr>
-          <w:rFonts w:hint="eastAsia"/>
+          <w:rFonts w:hint="eastAsia" w:eastAsia="黑体"/>
         </w:rPr>
         <w:t xml:space="preserve">传输线匹配条件：</w:t>
       </w:r>
@@ -1249,7 +1433,7 @@
             </w:pPr>
             <w:r>
               <w:rPr>
-                <w:rFonts w:hint="eastAsia"/>
+                <w:rFonts w:hint="eastAsia" w:eastAsia="黑体"/>
               </w:rPr>
               <w:t xml:space="preserve">符号</w:t>
             </w:r>
@@ -1263,7 +1447,7 @@
             </w:pPr>
             <w:r>
               <w:rPr>
-                <w:rFonts w:hint="eastAsia"/>
+                <w:rFonts w:hint="eastAsia" w:eastAsia="黑体"/>
               </w:rPr>
               <w:t xml:space="preserve">含义</w:t>
             </w:r>
@@ -1277,7 +1461,7 @@
             </w:pPr>
             <w:r>
               <w:rPr>
-                <w:rFonts w:hint="eastAsia"/>
+                <w:rFonts w:hint="eastAsia" w:eastAsia="黑体"/>
               </w:rPr>
               <w:t xml:space="preserve">单位</w:t>
             </w:r>
@@ -1306,6 +1490,9 @@
               </m:sSub>
             </m:oMath>
             <w:r>
+              <w:rPr>
+                <w:rFonts w:eastAsia="黑体"/>
+              </w:rPr>
               <w:t xml:space="preserve">​</w:t>
             </w:r>
           </w:p>
@@ -1318,7 +1505,7 @@
             </w:pPr>
             <w:r>
               <w:rPr>
-                <w:rFonts w:hint="eastAsia"/>
+                <w:rFonts w:hint="eastAsia" w:eastAsia="黑体"/>
               </w:rPr>
               <w:t xml:space="preserve">导线特征阻抗</w:t>
             </w:r>
@@ -1331,6 +1518,9 @@
               <w:pStyle w:val="Compact"/>
             </w:pPr>
             <w:r>
+              <w:rPr>
+                <w:rFonts w:eastAsia="黑体"/>
+              </w:rPr>
               <w:t xml:space="preserve">Ω</w:t>
             </w:r>
           </w:p>
@@ -1349,6 +1539,9 @@
               </m:r>
             </m:oMath>
             <w:r>
+              <w:rPr>
+                <w:rFonts w:eastAsia="黑体"/>
+              </w:rPr>
               <w:t xml:space="preserve">、</w:t>
             </w:r>
             <m:oMath>
@@ -1366,7 +1559,7 @@
             </w:pPr>
             <w:r>
               <w:rPr>
-                <w:rFonts w:hint="eastAsia"/>
+                <w:rFonts w:hint="eastAsia" w:eastAsia="黑体"/>
               </w:rPr>
               <w:t xml:space="preserve">单位长度电感、电容</w:t>
             </w:r>
@@ -1379,6 +1572,9 @@
               <w:pStyle w:val="Compact"/>
             </w:pPr>
             <w:r>
+              <w:rPr>
+                <w:rFonts w:eastAsia="黑体"/>
+              </w:rPr>
               <w:t xml:space="preserve">H/m, F/m</w:t>
             </w:r>
           </w:p>
@@ -1427,6 +1623,9 @@
               </m:sSub>
             </m:oMath>
             <w:r>
+              <w:rPr>
+                <w:rFonts w:eastAsia="黑体"/>
+              </w:rPr>
               <w:t xml:space="preserve">​</w:t>
             </w:r>
           </w:p>
@@ -1439,7 +1638,7 @@
             </w:pPr>
             <w:r>
               <w:rPr>
-                <w:rFonts w:hint="eastAsia"/>
+                <w:rFonts w:hint="eastAsia" w:eastAsia="黑体"/>
               </w:rPr>
               <w:t xml:space="preserve">变压器初、次级阻抗</w:t>
             </w:r>
@@ -1452,6 +1651,9 @@
               <w:pStyle w:val="Compact"/>
             </w:pPr>
             <w:r>
+              <w:rPr>
+                <w:rFonts w:eastAsia="黑体"/>
+              </w:rPr>
               <w:t xml:space="preserve">Ω</w:t>
             </w:r>
           </w:p>
@@ -1500,6 +1702,9 @@
               </m:sSub>
             </m:oMath>
             <w:r>
+              <w:rPr>
+                <w:rFonts w:eastAsia="黑体"/>
+              </w:rPr>
               <w:t xml:space="preserve">​</w:t>
             </w:r>
           </w:p>
@@ -1512,7 +1717,7 @@
             </w:pPr>
             <w:r>
               <w:rPr>
-                <w:rFonts w:hint="eastAsia"/>
+                <w:rFonts w:hint="eastAsia" w:eastAsia="黑体"/>
               </w:rPr>
               <w:t xml:space="preserve">变压器初、次级匝数</w:t>
             </w:r>
@@ -1525,6 +1730,9 @@
               <w:pStyle w:val="Compact"/>
             </w:pPr>
             <w:r>
+              <w:rPr>
+                <w:rFonts w:eastAsia="黑体"/>
+              </w:rPr>
               <w:t xml:space="preserve">—</w:t>
             </w:r>
           </w:p>
@@ -1558,6 +1766,9 @@
               </m:sSub>
             </m:oMath>
             <w:r>
+              <w:rPr>
+                <w:rFonts w:eastAsia="黑体"/>
+              </w:rPr>
               <w:t xml:space="preserve">​</w:t>
             </w:r>
           </w:p>
@@ -1569,11 +1780,14 @@
               <w:pStyle w:val="Compact"/>
             </w:pPr>
             <w:r>
+              <w:rPr>
+                <w:rFonts w:eastAsia="黑体"/>
+              </w:rPr>
               <w:t xml:space="preserve">MII </w:t>
             </w:r>
             <w:r>
               <w:rPr>
-                <w:rFonts w:hint="eastAsia"/>
+                <w:rFonts w:hint="eastAsia" w:eastAsia="黑体"/>
               </w:rPr>
               <w:t xml:space="preserve">参考时钟</w:t>
             </w:r>
@@ -1586,6 +1800,9 @@
               <w:pStyle w:val="Compact"/>
             </w:pPr>
             <w:r>
+              <w:rPr>
+                <w:rFonts w:eastAsia="黑体"/>
+              </w:rPr>
               <w:t xml:space="preserve">Hz</w:t>
             </w:r>
           </w:p>
@@ -1622,6 +1839,9 @@
               </m:sSub>
             </m:oMath>
             <w:r>
+              <w:rPr>
+                <w:rFonts w:eastAsia="黑体"/>
+              </w:rPr>
               <w:t xml:space="preserve">​</w:t>
             </w:r>
           </w:p>
@@ -1634,7 +1854,7 @@
             </w:pPr>
             <w:r>
               <w:rPr>
-                <w:rFonts w:hint="eastAsia"/>
+                <w:rFonts w:hint="eastAsia" w:eastAsia="黑体"/>
               </w:rPr>
               <w:t xml:space="preserve">终端匹配电阻</w:t>
             </w:r>
@@ -1647,6 +1867,9 @@
               <w:pStyle w:val="Compact"/>
             </w:pPr>
             <w:r>
+              <w:rPr>
+                <w:rFonts w:eastAsia="黑体"/>
+              </w:rPr>
               <w:t xml:space="preserve">Ω</w:t>
             </w:r>
           </w:p>
@@ -1661,7 +1884,7 @@
       </w:pPr>
       <w:r>
         <w:rPr>
-          <w:rFonts w:hint="eastAsia"/>
+          <w:rFonts w:hint="eastAsia" w:eastAsia="黑体"/>
         </w:rPr>
         <w:t xml:space="preserve">元件调整影响</w:t>
       </w:r>
@@ -1676,21 +1899,27 @@
       </w:pPr>
       <w:r>
         <w:rPr>
-          <w:rFonts w:hint="eastAsia"/>
+          <w:rFonts w:hint="eastAsia" w:eastAsia="黑体"/>
           <w:b/>
           <w:bCs/>
         </w:rPr>
         <w:t xml:space="preserve">差分阻抗不匹配</w:t>
       </w:r>
       <w:r>
+        <w:rPr>
+          <w:rFonts w:eastAsia="黑体"/>
+        </w:rPr>
         <w:t xml:space="preserve"> </w:t>
       </w:r>
       <w:r>
+        <w:rPr>
+          <w:rFonts w:eastAsia="黑体"/>
+        </w:rPr>
         <w:t xml:space="preserve">→ </w:t>
       </w:r>
       <w:r>
         <w:rPr>
-          <w:rFonts w:hint="eastAsia"/>
+          <w:rFonts w:hint="eastAsia" w:eastAsia="黑体"/>
         </w:rPr>
         <w:t xml:space="preserve">信号反射、回波损耗增大，通信质量下降甚至掉线。</w:t>
       </w:r>
@@ -1705,21 +1934,27 @@
       </w:pPr>
       <w:r>
         <w:rPr>
-          <w:rFonts w:hint="eastAsia"/>
+          <w:rFonts w:hint="eastAsia" w:eastAsia="黑体"/>
           <w:b/>
           <w:bCs/>
         </w:rPr>
         <w:t xml:space="preserve">变压器中心抽头偏置电阻或去耦电容不当</w:t>
       </w:r>
       <w:r>
+        <w:rPr>
+          <w:rFonts w:eastAsia="黑体"/>
+        </w:rPr>
         <w:t xml:space="preserve"> </w:t>
       </w:r>
       <w:r>
+        <w:rPr>
+          <w:rFonts w:eastAsia="黑体"/>
+        </w:rPr>
         <w:t xml:space="preserve">→ </w:t>
       </w:r>
       <w:r>
         <w:rPr>
-          <w:rFonts w:hint="eastAsia"/>
+          <w:rFonts w:hint="eastAsia" w:eastAsia="黑体"/>
         </w:rPr>
         <w:t xml:space="preserve">共模电平偏移，眼图恶化。</w:t>
       </w:r>
@@ -1734,21 +1969,27 @@
       </w:pPr>
       <w:r>
         <w:rPr>
-          <w:rFonts w:hint="eastAsia"/>
+          <w:rFonts w:hint="eastAsia" w:eastAsia="黑体"/>
           <w:b/>
           <w:bCs/>
         </w:rPr>
         <w:t xml:space="preserve">去耦电容不足</w:t>
       </w:r>
       <w:r>
+        <w:rPr>
+          <w:rFonts w:eastAsia="黑体"/>
+        </w:rPr>
         <w:t xml:space="preserve"> </w:t>
       </w:r>
       <w:r>
+        <w:rPr>
+          <w:rFonts w:eastAsia="黑体"/>
+        </w:rPr>
         <w:t xml:space="preserve">→ PHY </w:t>
       </w:r>
       <w:r>
         <w:rPr>
-          <w:rFonts w:hint="eastAsia"/>
+          <w:rFonts w:hint="eastAsia" w:eastAsia="黑体"/>
         </w:rPr>
         <w:t xml:space="preserve">供电噪声增大，误码率上升。</w:t>
       </w:r>
@@ -1763,25 +2004,31 @@
       </w:pPr>
       <w:r>
         <w:rPr>
-          <w:rFonts w:hint="eastAsia"/>
+          <w:rFonts w:hint="eastAsia" w:eastAsia="黑体"/>
         </w:rPr>
         <w:t xml:space="preserve">越靠近</w:t>
       </w:r>
       <w:r>
+        <w:rPr>
+          <w:rFonts w:eastAsia="黑体"/>
+        </w:rPr>
         <w:t xml:space="preserve"> PHY/RJ45 </w:t>
       </w:r>
       <w:r>
         <w:rPr>
-          <w:rFonts w:hint="eastAsia"/>
+          <w:rFonts w:hint="eastAsia" w:eastAsia="黑体"/>
         </w:rPr>
         <w:t xml:space="preserve">的走线应越短并做等长差分对，保证</w:t>
       </w:r>
       <w:r>
+        <w:rPr>
+          <w:rFonts w:eastAsia="黑体"/>
+        </w:rPr>
         <w:t xml:space="preserve"> 100 Ω </w:t>
       </w:r>
       <w:r>
         <w:rPr>
-          <w:rFonts w:hint="eastAsia"/>
+          <w:rFonts w:hint="eastAsia" w:eastAsia="黑体"/>
         </w:rPr>
         <w:t xml:space="preserve">差分阻抗。</w:t>
       </w:r>
@@ -1794,7 +2041,7 @@
       </w:pPr>
       <w:r>
         <w:rPr>
-          <w:rFonts w:hint="eastAsia"/>
+          <w:rFonts w:hint="eastAsia" w:eastAsia="黑体"/>
         </w:rPr>
         <w:t xml:space="preserve">典型参数示例</w:t>
       </w:r>
@@ -1809,43 +2056,55 @@
       </w:pPr>
       <w:r>
         <w:rPr>
-          <w:rFonts w:hint="eastAsia"/>
+          <w:rFonts w:hint="eastAsia" w:eastAsia="黑体"/>
         </w:rPr>
         <w:t xml:space="preserve">百兆</w:t>
       </w:r>
       <w:r>
+        <w:rPr>
+          <w:rFonts w:eastAsia="黑体"/>
+        </w:rPr>
         <w:t xml:space="preserve"> PHY </w:t>
       </w:r>
       <w:r>
         <w:rPr>
-          <w:rFonts w:hint="eastAsia"/>
+          <w:rFonts w:hint="eastAsia" w:eastAsia="黑体"/>
         </w:rPr>
         <w:t xml:space="preserve">差分线宽/间距按</w:t>
       </w:r>
       <w:r>
+        <w:rPr>
+          <w:rFonts w:eastAsia="黑体"/>
+        </w:rPr>
         <w:t xml:space="preserve"> 100 Ω </w:t>
       </w:r>
       <w:r>
         <w:rPr>
-          <w:rFonts w:hint="eastAsia"/>
+          <w:rFonts w:hint="eastAsia" w:eastAsia="黑体"/>
         </w:rPr>
         <w:t xml:space="preserve">差分阻抗设计（如</w:t>
       </w:r>
       <w:r>
+        <w:rPr>
+          <w:rFonts w:eastAsia="黑体"/>
+        </w:rPr>
         <w:t xml:space="preserve"> FR4 </w:t>
       </w:r>
       <w:r>
         <w:rPr>
-          <w:rFonts w:hint="eastAsia"/>
+          <w:rFonts w:hint="eastAsia" w:eastAsia="黑体"/>
         </w:rPr>
         <w:t xml:space="preserve">上约</w:t>
       </w:r>
       <w:r>
+        <w:rPr>
+          <w:rFonts w:eastAsia="黑体"/>
+        </w:rPr>
         <w:t xml:space="preserve"> 0.2 mm </w:t>
       </w:r>
       <w:r>
         <w:rPr>
-          <w:rFonts w:hint="eastAsia"/>
+          <w:rFonts w:hint="eastAsia" w:eastAsia="黑体"/>
         </w:rPr>
         <w:t xml:space="preserve">线宽规则由叠层决定）。</w:t>
       </w:r>
@@ -1860,20 +2119,26 @@
       </w:pPr>
       <w:r>
         <w:rPr>
-          <w:rFonts w:hint="eastAsia"/>
+          <w:rFonts w:hint="eastAsia" w:eastAsia="黑体"/>
         </w:rPr>
         <w:t xml:space="preserve">去耦：PHY</w:t>
       </w:r>
       <w:r>
+        <w:rPr>
+          <w:rFonts w:eastAsia="黑体"/>
+        </w:rPr>
         <w:t xml:space="preserve"> </w:t>
       </w:r>
       <w:r>
         <w:rPr>
-          <w:rFonts w:hint="eastAsia"/>
+          <w:rFonts w:hint="eastAsia" w:eastAsia="黑体"/>
         </w:rPr>
         <w:t xml:space="preserve">每路电源引脚就近放置</w:t>
       </w:r>
       <w:r>
+        <w:rPr>
+          <w:rFonts w:eastAsia="黑体"/>
+        </w:rPr>
         <w:t xml:space="preserve"> </w:t>
       </w:r>
       <m:oMath>
@@ -1895,15 +2160,21 @@
         </m:r>
       </m:oMath>
       <w:r>
+        <w:rPr>
+          <w:rFonts w:eastAsia="黑体"/>
+        </w:rPr>
         <w:t xml:space="preserve"> </w:t>
       </w:r>
       <w:r>
         <w:rPr>
-          <w:rFonts w:hint="eastAsia"/>
+          <w:rFonts w:hint="eastAsia" w:eastAsia="黑体"/>
         </w:rPr>
         <w:t xml:space="preserve">与</w:t>
       </w:r>
       <w:r>
+        <w:rPr>
+          <w:rFonts w:eastAsia="黑体"/>
+        </w:rPr>
         <w:t xml:space="preserve"> </w:t>
       </w:r>
       <m:oMath>
@@ -1925,11 +2196,14 @@
         </m:r>
       </m:oMath>
       <w:r>
+        <w:rPr>
+          <w:rFonts w:eastAsia="黑体"/>
+        </w:rPr>
         <w:t xml:space="preserve"> </w:t>
       </w:r>
       <w:r>
         <w:rPr>
-          <w:rFonts w:hint="eastAsia"/>
+          <w:rFonts w:hint="eastAsia" w:eastAsia="黑体"/>
         </w:rPr>
         <w:t xml:space="preserve">电容各一。</w:t>
       </w:r>
@@ -1942,7 +2216,7 @@
       </w:pPr>
       <w:r>
         <w:rPr>
-          <w:rFonts w:hint="eastAsia"/>
+          <w:rFonts w:hint="eastAsia" w:eastAsia="黑体"/>
         </w:rPr>
         <w:t xml:space="preserve">常见器件型号</w:t>
       </w:r>
@@ -1956,20 +2230,26 @@
         </w:numPr>
       </w:pPr>
       <w:r>
+        <w:rPr>
+          <w:rFonts w:eastAsia="黑体"/>
+        </w:rPr>
         <w:t xml:space="preserve">PHY </w:t>
       </w:r>
       <w:r>
         <w:rPr>
-          <w:rFonts w:hint="eastAsia"/>
+          <w:rFonts w:hint="eastAsia" w:eastAsia="黑体"/>
         </w:rPr>
         <w:t xml:space="preserve">芯片：LAN8720A、DP83848、W5500（含</w:t>
       </w:r>
       <w:r>
+        <w:rPr>
+          <w:rFonts w:eastAsia="黑体"/>
+        </w:rPr>
         <w:t xml:space="preserve"> </w:t>
       </w:r>
       <w:r>
         <w:rPr>
-          <w:rFonts w:hint="eastAsia"/>
+          <w:rFonts w:hint="eastAsia" w:eastAsia="黑体"/>
         </w:rPr>
         <w:t xml:space="preserve">MAC+PHY）。</w:t>
       </w:r>
@@ -1984,16 +2264,19 @@
       </w:pPr>
       <w:r>
         <w:rPr>
-          <w:rFonts w:hint="eastAsia"/>
+          <w:rFonts w:hint="eastAsia" w:eastAsia="黑体"/>
         </w:rPr>
         <w:t xml:space="preserve">网络变压器：H1102NL、HR911105A（RJ45</w:t>
       </w:r>
       <w:r>
+        <w:rPr>
+          <w:rFonts w:eastAsia="黑体"/>
+        </w:rPr>
         <w:t xml:space="preserve"> </w:t>
       </w:r>
       <w:r>
         <w:rPr>
-          <w:rFonts w:hint="eastAsia"/>
+          <w:rFonts w:hint="eastAsia" w:eastAsia="黑体"/>
         </w:rPr>
         <w:t xml:space="preserve">集成变压器）。</w:t>
       </w:r>
@@ -2007,20 +2290,26 @@
         </w:numPr>
       </w:pPr>
       <w:r>
+        <w:rPr>
+          <w:rFonts w:eastAsia="黑体"/>
+        </w:rPr>
         <w:t xml:space="preserve">RJ45 </w:t>
       </w:r>
       <w:r>
         <w:rPr>
-          <w:rFonts w:hint="eastAsia"/>
+          <w:rFonts w:hint="eastAsia" w:eastAsia="黑体"/>
         </w:rPr>
         <w:t xml:space="preserve">连接器：HR911105A</w:t>
       </w:r>
       <w:r>
+        <w:rPr>
+          <w:rFonts w:eastAsia="黑体"/>
+        </w:rPr>
         <w:t xml:space="preserve"> </w:t>
       </w:r>
       <w:r>
         <w:rPr>
-          <w:rFonts w:hint="eastAsia"/>
+          <w:rFonts w:hint="eastAsia" w:eastAsia="黑体"/>
         </w:rPr>
         <w:t xml:space="preserve">等自带指示灯型。</w:t>
       </w:r>
@@ -2033,7 +2322,7 @@
       </w:pPr>
       <w:r>
         <w:rPr>
-          <w:rFonts w:hint="eastAsia"/>
+          <w:rFonts w:hint="eastAsia" w:eastAsia="黑体"/>
         </w:rPr>
         <w:t xml:space="preserve">注意事项</w:t>
       </w:r>
@@ -2048,16 +2337,19 @@
       </w:pPr>
       <w:r>
         <w:rPr>
-          <w:rFonts w:hint="eastAsia"/>
+          <w:rFonts w:hint="eastAsia" w:eastAsia="黑体"/>
         </w:rPr>
         <w:t xml:space="preserve">差分对走线等长、成对、紧邻，保持</w:t>
       </w:r>
       <w:r>
+        <w:rPr>
+          <w:rFonts w:eastAsia="黑体"/>
+        </w:rPr>
         <w:t xml:space="preserve"> 100 Ω </w:t>
       </w:r>
       <w:r>
         <w:rPr>
-          <w:rFonts w:hint="eastAsia"/>
+          <w:rFonts w:hint="eastAsia" w:eastAsia="黑体"/>
         </w:rPr>
         <w:t xml:space="preserve">差分阻抗并做参考地连续性。</w:t>
       </w:r>
@@ -2072,16 +2364,19 @@
       </w:pPr>
       <w:r>
         <w:rPr>
-          <w:rFonts w:hint="eastAsia"/>
+          <w:rFonts w:hint="eastAsia" w:eastAsia="黑体"/>
         </w:rPr>
         <w:t xml:space="preserve">网络变压器实现电气隔离，中心抽头按数据手册接偏置与</w:t>
       </w:r>
       <w:r>
+        <w:rPr>
+          <w:rFonts w:eastAsia="黑体"/>
+        </w:rPr>
         <w:t xml:space="preserve"> Bob-Smith </w:t>
       </w:r>
       <w:r>
         <w:rPr>
-          <w:rFonts w:hint="eastAsia"/>
+          <w:rFonts w:hint="eastAsia" w:eastAsia="黑体"/>
         </w:rPr>
         <w:t xml:space="preserve">终端。</w:t>
       </w:r>
@@ -2096,16 +2391,19 @@
       </w:pPr>
       <w:r>
         <w:rPr>
-          <w:rFonts w:hint="eastAsia"/>
+          <w:rFonts w:hint="eastAsia" w:eastAsia="黑体"/>
         </w:rPr>
         <w:t xml:space="preserve">数字电源与模拟电源分开滤波，PHY</w:t>
       </w:r>
       <w:r>
+        <w:rPr>
+          <w:rFonts w:eastAsia="黑体"/>
+        </w:rPr>
         <w:t xml:space="preserve"> </w:t>
       </w:r>
       <w:r>
         <w:rPr>
-          <w:rFonts w:hint="eastAsia"/>
+          <w:rFonts w:hint="eastAsia" w:eastAsia="黑体"/>
         </w:rPr>
         <w:t xml:space="preserve">晶振及去耦尽量靠近芯片。</w:t>
       </w:r>
@@ -2119,11 +2417,14 @@
         </w:numPr>
       </w:pPr>
       <w:r>
+        <w:rPr>
+          <w:rFonts w:eastAsia="黑体"/>
+        </w:rPr>
         <w:t xml:space="preserve">ESD </w:t>
       </w:r>
       <w:r>
         <w:rPr>
-          <w:rFonts w:hint="eastAsia"/>
+          <w:rFonts w:hint="eastAsia" w:eastAsia="黑体"/>
         </w:rPr>
         <w:t xml:space="preserve">防护与网口外壳接地需符合防雷/静电要求。</w:t>
       </w:r>
@@ -2136,7 +2437,7 @@
       </w:pPr>
       <w:r>
         <w:rPr>
-          <w:rFonts w:hint="eastAsia"/>
+          <w:rFonts w:hint="eastAsia" w:eastAsia="黑体"/>
         </w:rPr>
         <w:t xml:space="preserve">参考资料</w:t>
       </w:r>
@@ -2150,6 +2451,9 @@
         </w:numPr>
       </w:pPr>
       <w:r>
+        <w:rPr>
+          <w:rFonts w:eastAsia="黑体"/>
+        </w:rPr>
         <w:t xml:space="preserve">Wikipedia: Ethernet over twisted pair。</w:t>
       </w:r>
     </w:p>
@@ -2162,20 +2466,26 @@
         </w:numPr>
       </w:pPr>
       <w:r>
+        <w:rPr>
+          <w:rFonts w:eastAsia="黑体"/>
+        </w:rPr>
         <w:t xml:space="preserve">LAN8720A / DP83848 </w:t>
       </w:r>
       <w:r>
         <w:rPr>
-          <w:rFonts w:hint="eastAsia"/>
+          <w:rFonts w:hint="eastAsia" w:eastAsia="黑体"/>
         </w:rPr>
         <w:t xml:space="preserve">数据手册（Microchip</w:t>
       </w:r>
       <w:r>
+        <w:rPr>
+          <w:rFonts w:eastAsia="黑体"/>
+        </w:rPr>
         <w:t xml:space="preserve"> / TI </w:t>
       </w:r>
       <w:r>
         <w:rPr>
-          <w:rFonts w:hint="eastAsia"/>
+          <w:rFonts w:hint="eastAsia" w:eastAsia="黑体"/>
         </w:rPr>
         <w:t xml:space="preserve">官方）。</w:t>
       </w:r>
@@ -2189,11 +2499,14 @@
         </w:numPr>
       </w:pPr>
       <w:r>
+        <w:rPr>
+          <w:rFonts w:eastAsia="黑体"/>
+        </w:rPr>
         <w:t xml:space="preserve">IEEE 802.3 </w:t>
       </w:r>
       <w:r>
         <w:rPr>
-          <w:rFonts w:hint="eastAsia"/>
+          <w:rFonts w:hint="eastAsia" w:eastAsia="黑体"/>
         </w:rPr>
         <w:t xml:space="preserve">标准。</w:t>
       </w:r>
@@ -2207,11 +2520,11 @@
       </w:pPr>
       <w:r>
         <w:rPr>
-          <w:rFonts w:ascii="Times New Roman" w:hAnsi="Times New Roman"/>
+          <w:rFonts w:ascii="Times New Roman" w:hAnsi="Times New Roman" w:eastAsia="黑体"/>
           <w:color w:val="555555"/>
           <w:sz w:val="21"/>
         </w:rPr>
-        <w:t>材料收集者：杜文杰</w:t>
+        <w:t>材料收集者：杜文杰，WX手机：19519196569，QQ:3478827729</w:t>
       </w:r>
     </w:p>
     <w:sectPr>
@@ -2231,7 +2544,7 @@
 </file>
 
 <file path=word/footer1.xml><?xml version="1.0" encoding="utf-8"?>
-<w:ftr xmlns:m="http://schemas.openxmlformats.org/officeDocument/2006/math" xmlns:mc="http://schemas.openxmlformats.org/markup-compatibility/2006" xmlns:mo="http://schemas.microsoft.com/office/mac/office/2008/main" xmlns:mv="urn:schemas-microsoft-com:mac:vml" xmlns:o="urn:schemas-microsoft-com:office:office" xmlns:r="http://schemas.openxmlformats.org/officeDocument/2006/relationships" xmlns:v="urn:schemas-microsoft-com:vml" xmlns:w10="urn:schemas-microsoft-com:office:word" xmlns:w14="http://schemas.microsoft.com/office/word/2010/wordml" xmlns:w="http://schemas.openxmlformats.org/wordprocessingml/2006/main" xmlns:wne="http://schemas.microsoft.com/office/word/2006/wordml" xmlns:wp14="http://schemas.microsoft.com/office/word/2010/wordprocessingDrawing" xmlns:wp="http://schemas.openxmlformats.org/drawingml/2006/wordprocessingDrawing" xmlns:wpc="http://schemas.microsoft.com/office/word/2010/wordprocessingCanvas" xmlns:wpg="http://schemas.microsoft.com/office/word/2010/wordprocessingGroup" xmlns:wpi="http://schemas.microsoft.com/office/word/2010/wordprocessingInk" xmlns:wps="http://schemas.microsoft.com/office/word/2010/wordprocessingShape" mc:Ignorable="w14 wp14">
+<w:ftr xmlns:mc="http://schemas.openxmlformats.org/markup-compatibility/2006" xmlns:w="http://schemas.openxmlformats.org/wordprocessingml/2006/main" xmlns:m="http://schemas.openxmlformats.org/officeDocument/2006/math" xmlns:mo="http://schemas.microsoft.com/office/mac/office/2008/main" xmlns:mv="urn:schemas-microsoft-com:mac:vml" xmlns:o="urn:schemas-microsoft-com:office:office" xmlns:r="http://schemas.openxmlformats.org/officeDocument/2006/relationships" xmlns:v="urn:schemas-microsoft-com:vml" xmlns:w10="urn:schemas-microsoft-com:office:word" xmlns:w14="http://schemas.microsoft.com/office/word/2010/wordml" xmlns:wne="http://schemas.microsoft.com/office/word/2006/wordml" xmlns:wp14="http://schemas.microsoft.com/office/word/2010/wordprocessingDrawing" xmlns:wp="http://schemas.openxmlformats.org/drawingml/2006/wordprocessingDrawing" xmlns:wpc="http://schemas.microsoft.com/office/word/2010/wordprocessingCanvas" xmlns:wpg="http://schemas.microsoft.com/office/word/2010/wordprocessingGroup" xmlns:wpi="http://schemas.microsoft.com/office/word/2010/wordprocessingInk" xmlns:wps="http://schemas.microsoft.com/office/word/2010/wordprocessingShape" mc:Ignorable="w14 wp14">
   <w:p>
     <w:pPr>
       <w:pStyle w:val="Footer"/>
@@ -2239,12 +2552,14 @@
     </w:pPr>
     <w:r>
       <w:rPr>
+        <w:rFonts w:eastAsia="黑体"/>
         <w:sz w:val="18"/>
       </w:rPr>
       <w:t xml:space="preserve">第 </w:t>
     </w:r>
     <w:r>
       <w:rPr>
+        <w:rFonts w:eastAsia="黑体"/>
         <w:sz w:val="18"/>
       </w:rPr>
       <w:fldChar w:fldCharType="begin"/>
@@ -2253,6 +2568,7 @@
     </w:r>
     <w:r>
       <w:rPr>
+        <w:rFonts w:eastAsia="黑体"/>
         <w:sz w:val="18"/>
       </w:rPr>
       <w:t xml:space="preserve"> 页</w:t>
@@ -2266,6 +2582,9 @@
   <w:footnote w:type="continuationSeparator" w:id="0">
     <w:p>
       <w:r>
+        <w:rPr>
+          <w:rFonts w:eastAsia="黑体"/>
+        </w:rPr>
         <w:continuationSeparator/>
       </w:r>
     </w:p>
@@ -2273,6 +2592,9 @@
   <w:footnote w:type="separator" w:id="-1">
     <w:p>
       <w:r>
+        <w:rPr>
+          <w:rFonts w:eastAsia="黑体"/>
+        </w:rPr>
         <w:separator/>
       </w:r>
     </w:p>
@@ -2281,7 +2603,7 @@
 </file>
 
 <file path=word/header1.xml><?xml version="1.0" encoding="utf-8"?>
-<w:hdr xmlns:m="http://schemas.openxmlformats.org/officeDocument/2006/math" xmlns:mc="http://schemas.openxmlformats.org/markup-compatibility/2006" xmlns:mo="http://schemas.microsoft.com/office/mac/office/2008/main" xmlns:mv="urn:schemas-microsoft-com:mac:vml" xmlns:o="urn:schemas-microsoft-com:office:office" xmlns:r="http://schemas.openxmlformats.org/officeDocument/2006/relationships" xmlns:v="urn:schemas-microsoft-com:vml" xmlns:w10="urn:schemas-microsoft-com:office:word" xmlns:w14="http://schemas.microsoft.com/office/word/2010/wordml" xmlns:w="http://schemas.openxmlformats.org/wordprocessingml/2006/main" xmlns:wne="http://schemas.microsoft.com/office/word/2006/wordml" xmlns:wp14="http://schemas.microsoft.com/office/word/2010/wordprocessingDrawing" xmlns:wp="http://schemas.openxmlformats.org/drawingml/2006/wordprocessingDrawing" xmlns:wpc="http://schemas.microsoft.com/office/word/2010/wordprocessingCanvas" xmlns:wpg="http://schemas.microsoft.com/office/word/2010/wordprocessingGroup" xmlns:wpi="http://schemas.microsoft.com/office/word/2010/wordprocessingInk" xmlns:wps="http://schemas.microsoft.com/office/word/2010/wordprocessingShape" mc:Ignorable="w14 wp14">
+<w:hdr xmlns:mc="http://schemas.openxmlformats.org/markup-compatibility/2006" xmlns:w="http://schemas.openxmlformats.org/wordprocessingml/2006/main" xmlns:m="http://schemas.openxmlformats.org/officeDocument/2006/math" xmlns:mo="http://schemas.microsoft.com/office/mac/office/2008/main" xmlns:mv="urn:schemas-microsoft-com:mac:vml" xmlns:o="urn:schemas-microsoft-com:office:office" xmlns:r="http://schemas.openxmlformats.org/officeDocument/2006/relationships" xmlns:v="urn:schemas-microsoft-com:vml" xmlns:w10="urn:schemas-microsoft-com:office:word" xmlns:w14="http://schemas.microsoft.com/office/word/2010/wordml" xmlns:wne="http://schemas.microsoft.com/office/word/2006/wordml" xmlns:wp14="http://schemas.microsoft.com/office/word/2010/wordprocessingDrawing" xmlns:wp="http://schemas.openxmlformats.org/drawingml/2006/wordprocessingDrawing" xmlns:wpc="http://schemas.microsoft.com/office/word/2010/wordprocessingCanvas" xmlns:wpg="http://schemas.microsoft.com/office/word/2010/wordprocessingGroup" xmlns:wpi="http://schemas.microsoft.com/office/word/2010/wordprocessingInk" xmlns:wps="http://schemas.microsoft.com/office/word/2010/wordprocessingShape" mc:Ignorable="w14 wp14">
   <w:p>
     <w:pPr>
       <w:pStyle w:val="Header"/>
@@ -2289,7 +2611,7 @@
     </w:pPr>
     <w:r>
       <w:rPr>
-        <w:rFonts w:ascii="Times New Roman" w:hAnsi="Times New Roman"/>
+        <w:rFonts w:ascii="Times New Roman" w:hAnsi="Times New Roman" w:eastAsia="黑体"/>
         <w:sz w:val="18"/>
         <w:rFonts w:eastAsia="黑体"/>
         <w:rFonts w:eastAsia="黑体"/>
@@ -2301,7 +2623,7 @@
 </file>
 
 <file path=word/numbering.xml><?xml version="1.0" encoding="utf-8"?>
-<w:numbering xmlns:m="http://schemas.openxmlformats.org/officeDocument/2006/math" xmlns:mc="http://schemas.openxmlformats.org/markup-compatibility/2006" xmlns:mo="http://schemas.microsoft.com/office/mac/office/2008/main" xmlns:mv="urn:schemas-microsoft-com:mac:vml" xmlns:o="urn:schemas-microsoft-com:office:office" xmlns:r="http://schemas.openxmlformats.org/officeDocument/2006/relationships" xmlns:v="urn:schemas-microsoft-com:vml" xmlns:w="http://schemas.openxmlformats.org/wordprocessingml/2006/main" xmlns:w10="urn:schemas-microsoft-com:office:word" xmlns:w14="http://schemas.microsoft.com/office/word/2010/wordml" xmlns:wne="http://schemas.microsoft.com/office/word/2006/wordml" xmlns:wp="http://schemas.openxmlformats.org/drawingml/2006/wordprocessingDrawing" xmlns:wp14="http://schemas.microsoft.com/office/word/2010/wordprocessingDrawing" xmlns:wpc="http://schemas.microsoft.com/office/word/2010/wordprocessingCanvas" xmlns:wpg="http://schemas.microsoft.com/office/word/2010/wordprocessingGroup" xmlns:wpi="http://schemas.microsoft.com/office/word/2010/wordprocessingInk" xmlns:wps="http://schemas.microsoft.com/office/word/2010/wordprocessingShape" mc:Ignorable="w14 wp14">
+<w:numbering xmlns:mc="http://schemas.openxmlformats.org/markup-compatibility/2006" xmlns:w="http://schemas.openxmlformats.org/wordprocessingml/2006/main" xmlns:m="http://schemas.openxmlformats.org/officeDocument/2006/math" xmlns:mo="http://schemas.microsoft.com/office/mac/office/2008/main" xmlns:mv="urn:schemas-microsoft-com:mac:vml" xmlns:o="urn:schemas-microsoft-com:office:office" xmlns:r="http://schemas.openxmlformats.org/officeDocument/2006/relationships" xmlns:v="urn:schemas-microsoft-com:vml" xmlns:w10="urn:schemas-microsoft-com:office:word" xmlns:w14="http://schemas.microsoft.com/office/word/2010/wordml" xmlns:wne="http://schemas.microsoft.com/office/word/2006/wordml" xmlns:wp="http://schemas.openxmlformats.org/drawingml/2006/wordprocessingDrawing" xmlns:wp14="http://schemas.microsoft.com/office/word/2010/wordprocessingDrawing" xmlns:wpc="http://schemas.microsoft.com/office/word/2010/wordprocessingCanvas" xmlns:wpg="http://schemas.microsoft.com/office/word/2010/wordprocessingGroup" xmlns:wpi="http://schemas.microsoft.com/office/word/2010/wordprocessingInk" xmlns:wps="http://schemas.microsoft.com/office/word/2010/wordprocessingShape" mc:Ignorable="w14 wp14">
   <w:abstractNum w:abstractNumId="0">
     <w:nsid w:val="FFFFFF7C"/>
     <w:multiLevelType w:val="singleLevel"/>
@@ -2388,7 +2710,7 @@
         <w:ind w:hanging="360" w:left="1440"/>
       </w:pPr>
       <w:rPr>
-        <w:rFonts w:ascii="Symbol" w:hAnsi="Symbol" w:hint="default"/>
+        <w:rFonts w:ascii="Symbol" w:hAnsi="Symbol" w:hint="default" w:eastAsia="黑体"/>
       </w:rPr>
     </w:lvl>
   </w:abstractNum>
@@ -2409,7 +2731,7 @@
         <w:ind w:hanging="360" w:left="1080"/>
       </w:pPr>
       <w:rPr>
-        <w:rFonts w:ascii="Symbol" w:hAnsi="Symbol" w:hint="default"/>
+        <w:rFonts w:ascii="Symbol" w:hAnsi="Symbol" w:hint="default" w:eastAsia="黑体"/>
       </w:rPr>
     </w:lvl>
   </w:abstractNum>
@@ -2430,7 +2752,7 @@
         <w:ind w:hanging="360" w:left="720"/>
       </w:pPr>
       <w:rPr>
-        <w:rFonts w:ascii="Symbol" w:hAnsi="Symbol" w:hint="default"/>
+        <w:rFonts w:ascii="Symbol" w:hAnsi="Symbol" w:hint="default" w:eastAsia="黑体"/>
       </w:rPr>
     </w:lvl>
   </w:abstractNum>
@@ -2469,7 +2791,7 @@
         <w:ind w:hanging="360" w:left="360"/>
       </w:pPr>
       <w:rPr>
-        <w:rFonts w:ascii="Symbol" w:hAnsi="Symbol" w:hint="default"/>
+        <w:rFonts w:ascii="Symbol" w:hAnsi="Symbol" w:hint="default" w:eastAsia="黑体"/>
       </w:rPr>
     </w:lvl>
   </w:abstractNum>
@@ -2560,7 +2882,7 @@
         <w:ind w:left="720" w:hanging="360"/>
       </w:pPr>
       <w:rPr>
-        <w:rFonts w:ascii="Symbol" w:hAnsi="Symbol" w:cs="Symbol" w:hint="default"/>
+        <w:rFonts w:ascii="Symbol" w:hAnsi="Symbol" w:cs="Symbol" w:hint="default" w:eastAsia="黑体"/>
       </w:rPr>
     </w:lvl>
     <w:lvl w:ilvl="1">
@@ -2571,7 +2893,7 @@
         <w:ind w:left="1440" w:hanging="360"/>
       </w:pPr>
       <w:rPr>
-        <w:rFonts w:ascii="Courier New" w:hAnsi="Courier New" w:cs="Courier New" w:hint="default"/>
+        <w:rFonts w:ascii="Courier New" w:hAnsi="Courier New" w:cs="Courier New" w:hint="default" w:eastAsia="黑体"/>
       </w:rPr>
     </w:lvl>
     <w:lvl w:ilvl="2">
@@ -2582,7 +2904,7 @@
         <w:ind w:left="2160" w:hanging="360"/>
       </w:pPr>
       <w:rPr>
-        <w:rFonts w:ascii="Wingdings" w:hAnsi="Wingdings" w:cs="Wingdings" w:hint="default"/>
+        <w:rFonts w:ascii="Wingdings" w:hAnsi="Wingdings" w:cs="Wingdings" w:hint="default" w:eastAsia="黑体"/>
       </w:rPr>
     </w:lvl>
     <w:lvl w:ilvl="3">
@@ -2593,7 +2915,7 @@
         <w:ind w:left="2880" w:hanging="360"/>
       </w:pPr>
       <w:rPr>
-        <w:rFonts w:ascii="Symbol" w:hAnsi="Symbol" w:cs="Symbol" w:hint="default"/>
+        <w:rFonts w:ascii="Symbol" w:hAnsi="Symbol" w:cs="Symbol" w:hint="default" w:eastAsia="黑体"/>
       </w:rPr>
     </w:lvl>
     <w:lvl w:ilvl="4">
@@ -2604,7 +2926,7 @@
         <w:ind w:left="3600" w:hanging="360"/>
       </w:pPr>
       <w:rPr>
-        <w:rFonts w:ascii="Courier New" w:hAnsi="Courier New" w:cs="Courier New" w:hint="default"/>
+        <w:rFonts w:ascii="Courier New" w:hAnsi="Courier New" w:cs="Courier New" w:hint="default" w:eastAsia="黑体"/>
       </w:rPr>
     </w:lvl>
     <w:lvl w:ilvl="5">
@@ -2615,7 +2937,7 @@
         <w:ind w:left="4320" w:hanging="360"/>
       </w:pPr>
       <w:rPr>
-        <w:rFonts w:ascii="Wingdings" w:hAnsi="Wingdings" w:cs="Wingdings" w:hint="default"/>
+        <w:rFonts w:ascii="Wingdings" w:hAnsi="Wingdings" w:cs="Wingdings" w:hint="default" w:eastAsia="黑体"/>
       </w:rPr>
     </w:lvl>
     <w:lvl w:ilvl="6">
@@ -2626,7 +2948,7 @@
         <w:ind w:left="5040" w:hanging="360"/>
       </w:pPr>
       <w:rPr>
-        <w:rFonts w:ascii="Symbol" w:hAnsi="Symbol" w:cs="Symbol" w:hint="default"/>
+        <w:rFonts w:ascii="Symbol" w:hAnsi="Symbol" w:cs="Symbol" w:hint="default" w:eastAsia="黑体"/>
       </w:rPr>
     </w:lvl>
     <w:lvl w:ilvl="7">
@@ -2637,7 +2959,7 @@
         <w:ind w:left="5760" w:hanging="360"/>
       </w:pPr>
       <w:rPr>
-        <w:rFonts w:ascii="Courier New" w:hAnsi="Courier New" w:cs="Courier New" w:hint="default"/>
+        <w:rFonts w:ascii="Courier New" w:hAnsi="Courier New" w:cs="Courier New" w:hint="default" w:eastAsia="黑体"/>
       </w:rPr>
     </w:lvl>
     <w:lvl w:ilvl="8">
@@ -2648,7 +2970,7 @@
         <w:ind w:left="6480" w:hanging="360"/>
       </w:pPr>
       <w:rPr>
-        <w:rFonts w:ascii="Wingdings" w:hAnsi="Wingdings" w:cs="Wingdings" w:hint="default"/>
+        <w:rFonts w:ascii="Wingdings" w:hAnsi="Wingdings" w:cs="Wingdings" w:hint="default" w:eastAsia="黑体"/>
       </w:rPr>
     </w:lvl>
   </w:abstractNum>
@@ -2704,11 +3026,11 @@
 </file>
 
 <file path=word/styles.xml><?xml version="1.0" encoding="utf-8"?>
-<w:styles xmlns:mc="http://schemas.openxmlformats.org/markup-compatibility/2006" xmlns:r="http://schemas.openxmlformats.org/officeDocument/2006/relationships" xmlns:w="http://schemas.openxmlformats.org/wordprocessingml/2006/main" xmlns:w14="http://schemas.microsoft.com/office/word/2010/wordml" mc:Ignorable="w14">
+<w:styles xmlns:mc="http://schemas.openxmlformats.org/markup-compatibility/2006" xmlns:w="http://schemas.openxmlformats.org/wordprocessingml/2006/main" xmlns:r="http://schemas.openxmlformats.org/officeDocument/2006/relationships" xmlns:w14="http://schemas.microsoft.com/office/word/2010/wordml" mc:Ignorable="w14">
   <w:docDefaults>
     <w:rPrDefault>
       <w:rPr>
-        <w:rFonts w:asciiTheme="minorHAnsi" w:cstheme="minorBidi" w:eastAsiaTheme="minorEastAsia" w:hAnsiTheme="minorHAnsi"/>
+        <w:rFonts w:asciiTheme="minorHAnsi" w:cstheme="minorBidi" w:hAnsiTheme="minorHAnsi" w:eastAsia="黑体"/>
         <w:sz w:val="22"/>
         <w:szCs w:val="22"/>
         <w:lang w:bidi="ar-SA" w:eastAsia="en-US" w:val="en-US"/>
@@ -2930,7 +3252,7 @@
       <w:outlineLvl w:val="0"/>
     </w:pPr>
     <w:rPr>
-      <w:rFonts w:ascii="Times New Roman" w:asciiTheme="majorHAnsi" w:cstheme="majorBidi" w:eastAsia="黑体" w:eastAsiaTheme="majorEastAsia" w:hAnsi="Times New Roman" w:hAnsiTheme="majorHAnsi"/>
+      <w:rFonts w:ascii="Times New Roman" w:asciiTheme="majorHAnsi" w:cstheme="majorBidi" w:eastAsia="黑体" w:hAnsi="Times New Roman" w:hAnsiTheme="majorHAnsi"/>
       <w:b/>
       <w:bCs/>
       <w:color w:val="1F3864"/>
@@ -2954,7 +3276,7 @@
       <w:outlineLvl w:val="1"/>
     </w:pPr>
     <w:rPr>
-      <w:rFonts w:ascii="Times New Roman" w:asciiTheme="majorHAnsi" w:cstheme="majorBidi" w:eastAsia="黑体" w:eastAsiaTheme="majorEastAsia" w:hAnsi="Times New Roman" w:hAnsiTheme="majorHAnsi"/>
+      <w:rFonts w:ascii="Times New Roman" w:asciiTheme="majorHAnsi" w:cstheme="majorBidi" w:eastAsia="黑体" w:hAnsi="Times New Roman" w:hAnsiTheme="majorHAnsi"/>
       <w:b/>
       <w:bCs/>
       <w:color w:val="2E4E7E"/>
@@ -2978,7 +3300,7 @@
       <w:outlineLvl w:val="2"/>
     </w:pPr>
     <w:rPr>
-      <w:rFonts w:ascii="Times New Roman" w:asciiTheme="majorHAnsi" w:cstheme="majorBidi" w:eastAsia="黑体" w:eastAsiaTheme="majorEastAsia" w:hAnsi="Times New Roman" w:hAnsiTheme="majorHAnsi"/>
+      <w:rFonts w:ascii="Times New Roman" w:asciiTheme="majorHAnsi" w:cstheme="majorBidi" w:eastAsia="黑体" w:hAnsi="Times New Roman" w:hAnsiTheme="majorHAnsi"/>
       <w:b/>
       <w:bCs/>
       <w:color w:val="2E4E7E"/>
@@ -3002,7 +3324,7 @@
       <w:outlineLvl w:val="3"/>
     </w:pPr>
     <w:rPr>
-      <w:rFonts w:ascii="Times New Roman" w:asciiTheme="majorHAnsi" w:cstheme="majorBidi" w:eastAsia="黑体" w:eastAsiaTheme="majorEastAsia" w:hAnsi="Times New Roman" w:hAnsiTheme="majorHAnsi"/>
+      <w:rFonts w:ascii="Times New Roman" w:asciiTheme="majorHAnsi" w:cstheme="majorBidi" w:eastAsia="黑体" w:hAnsi="Times New Roman" w:hAnsiTheme="majorHAnsi"/>
       <w:b/>
       <w:bCs/>
       <w:i/>
@@ -3028,7 +3350,7 @@
       <w:outlineLvl w:val="4"/>
     </w:pPr>
     <w:rPr>
-      <w:rFonts w:ascii="Times New Roman" w:asciiTheme="majorHAnsi" w:cstheme="majorBidi" w:eastAsia="黑体" w:eastAsiaTheme="majorEastAsia" w:hAnsi="Times New Roman" w:hAnsiTheme="majorHAnsi"/>
+      <w:rFonts w:ascii="Times New Roman" w:asciiTheme="majorHAnsi" w:cstheme="majorBidi" w:eastAsia="黑体" w:hAnsi="Times New Roman" w:hAnsiTheme="majorHAnsi"/>
       <w:b/>
       <w:color w:val="333333"/>
       <w:sz w:val="22"/>
@@ -3051,7 +3373,7 @@
       <w:outlineLvl w:val="5"/>
     </w:pPr>
     <w:rPr>
-      <w:rFonts w:asciiTheme="majorHAnsi" w:cstheme="majorBidi" w:eastAsiaTheme="majorEastAsia" w:hAnsiTheme="majorHAnsi"/>
+      <w:rFonts w:asciiTheme="majorHAnsi" w:cstheme="majorBidi" w:hAnsiTheme="majorHAnsi" w:eastAsia="黑体"/>
       <w:i/>
       <w:iCs/>
       <w:color w:themeColor="accent1" w:themeShade="7F" w:val="243F60"/>
@@ -3074,7 +3396,7 @@
       <w:outlineLvl w:val="6"/>
     </w:pPr>
     <w:rPr>
-      <w:rFonts w:asciiTheme="majorHAnsi" w:cstheme="majorBidi" w:eastAsiaTheme="majorEastAsia" w:hAnsiTheme="majorHAnsi"/>
+      <w:rFonts w:asciiTheme="majorHAnsi" w:cstheme="majorBidi" w:hAnsiTheme="majorHAnsi" w:eastAsia="黑体"/>
       <w:i/>
       <w:iCs/>
       <w:color w:themeColor="text1" w:themeTint="BF" w:val="404040"/>
@@ -3097,7 +3419,7 @@
       <w:outlineLvl w:val="7"/>
     </w:pPr>
     <w:rPr>
-      <w:rFonts w:asciiTheme="majorHAnsi" w:cstheme="majorBidi" w:eastAsiaTheme="majorEastAsia" w:hAnsiTheme="majorHAnsi"/>
+      <w:rFonts w:asciiTheme="majorHAnsi" w:cstheme="majorBidi" w:hAnsiTheme="majorHAnsi" w:eastAsia="黑体"/>
       <w:color w:themeColor="accent1" w:val="4F81BD"/>
       <w:sz w:val="20"/>
       <w:szCs w:val="20"/>
@@ -3120,7 +3442,7 @@
       <w:outlineLvl w:val="8"/>
     </w:pPr>
     <w:rPr>
-      <w:rFonts w:asciiTheme="majorHAnsi" w:cstheme="majorBidi" w:eastAsiaTheme="majorEastAsia" w:hAnsiTheme="majorHAnsi"/>
+      <w:rFonts w:asciiTheme="majorHAnsi" w:cstheme="majorBidi" w:hAnsiTheme="majorHAnsi" w:eastAsia="黑体"/>
       <w:i/>
       <w:iCs/>
       <w:color w:themeColor="text1" w:themeTint="BF" w:val="404040"/>
@@ -3171,7 +3493,7 @@
     <w:uiPriority w:val="9"/>
     <w:rsid w:val="00FC693F"/>
     <w:rPr>
-      <w:rFonts w:asciiTheme="majorHAnsi" w:cstheme="majorBidi" w:eastAsiaTheme="majorEastAsia" w:hAnsiTheme="majorHAnsi"/>
+      <w:rFonts w:asciiTheme="majorHAnsi" w:cstheme="majorBidi" w:hAnsiTheme="majorHAnsi" w:eastAsia="黑体"/>
       <w:b/>
       <w:bCs/>
       <w:color w:themeColor="accent1" w:themeShade="BF" w:val="365F91"/>
@@ -3186,7 +3508,7 @@
     <w:uiPriority w:val="9"/>
     <w:rsid w:val="00FC693F"/>
     <w:rPr>
-      <w:rFonts w:asciiTheme="majorHAnsi" w:cstheme="majorBidi" w:eastAsiaTheme="majorEastAsia" w:hAnsiTheme="majorHAnsi"/>
+      <w:rFonts w:asciiTheme="majorHAnsi" w:cstheme="majorBidi" w:hAnsiTheme="majorHAnsi" w:eastAsia="黑体"/>
       <w:b/>
       <w:bCs/>
       <w:color w:themeColor="accent1" w:val="4F81BD"/>
@@ -3201,7 +3523,7 @@
     <w:uiPriority w:val="9"/>
     <w:rsid w:val="00FC693F"/>
     <w:rPr>
-      <w:rFonts w:asciiTheme="majorHAnsi" w:cstheme="majorBidi" w:eastAsiaTheme="majorEastAsia" w:hAnsiTheme="majorHAnsi"/>
+      <w:rFonts w:asciiTheme="majorHAnsi" w:cstheme="majorBidi" w:hAnsiTheme="majorHAnsi" w:eastAsia="黑体"/>
       <w:b/>
       <w:bCs/>
       <w:color w:themeColor="accent1" w:val="4F81BD"/>
@@ -3224,7 +3546,7 @@
       <w:contextualSpacing/>
     </w:pPr>
     <w:rPr>
-      <w:rFonts w:ascii="Times New Roman" w:asciiTheme="majorHAnsi" w:cstheme="majorBidi" w:eastAsia="黑体" w:eastAsiaTheme="majorEastAsia" w:hAnsi="Times New Roman" w:hAnsiTheme="majorHAnsi"/>
+      <w:rFonts w:ascii="Times New Roman" w:asciiTheme="majorHAnsi" w:cstheme="majorBidi" w:eastAsia="黑体" w:hAnsi="Times New Roman" w:hAnsiTheme="majorHAnsi"/>
       <w:b/>
       <w:color w:val="1F3864"/>
       <w:spacing w:val="5"/>
@@ -3240,7 +3562,7 @@
     <w:uiPriority w:val="10"/>
     <w:rsid w:val="00FC693F"/>
     <w:rPr>
-      <w:rFonts w:asciiTheme="majorHAnsi" w:cstheme="majorBidi" w:eastAsiaTheme="majorEastAsia" w:hAnsiTheme="majorHAnsi"/>
+      <w:rFonts w:asciiTheme="majorHAnsi" w:cstheme="majorBidi" w:hAnsiTheme="majorHAnsi" w:eastAsia="黑体"/>
       <w:color w:themeColor="text2" w:themeShade="BF" w:val="17365D"/>
       <w:spacing w:val="5"/>
       <w:kern w:val="28"/>
@@ -3262,7 +3584,7 @@
       </w:numPr>
     </w:pPr>
     <w:rPr>
-      <w:rFonts w:asciiTheme="majorHAnsi" w:cstheme="majorBidi" w:eastAsiaTheme="majorEastAsia" w:hAnsiTheme="majorHAnsi"/>
+      <w:rFonts w:asciiTheme="majorHAnsi" w:cstheme="majorBidi" w:hAnsiTheme="majorHAnsi" w:eastAsia="黑体"/>
       <w:i/>
       <w:iCs/>
       <w:color w:themeColor="accent1" w:val="4F81BD"/>
@@ -3278,7 +3600,7 @@
     <w:uiPriority w:val="11"/>
     <w:rsid w:val="00FC693F"/>
     <w:rPr>
-      <w:rFonts w:asciiTheme="majorHAnsi" w:cstheme="majorBidi" w:eastAsiaTheme="majorEastAsia" w:hAnsiTheme="majorHAnsi"/>
+      <w:rFonts w:asciiTheme="majorHAnsi" w:cstheme="majorBidi" w:hAnsiTheme="majorHAnsi" w:eastAsia="黑体"/>
       <w:i/>
       <w:iCs/>
       <w:color w:themeColor="accent1" w:val="4F81BD"/>
@@ -3345,6 +3667,7 @@
       <w:spacing w:after="120"/>
     </w:pPr>
     <w:rPr>
+      <w:rFonts w:eastAsia="黑体"/>
       <w:sz w:val="16"/>
       <w:szCs w:val="16"/>
     </w:rPr>
@@ -3356,6 +3679,7 @@
     <w:uiPriority w:val="99"/>
     <w:rsid w:val="00AA1D8D"/>
     <w:rPr>
+      <w:rFonts w:eastAsia="黑体"/>
       <w:sz w:val="16"/>
       <w:szCs w:val="16"/>
     </w:rPr>
@@ -3525,7 +3849,7 @@
       </w:tabs>
     </w:pPr>
     <w:rPr>
-      <w:rFonts w:ascii="Courier" w:hAnsi="Courier"/>
+      <w:rFonts w:ascii="Courier" w:hAnsi="Courier" w:eastAsia="黑体"/>
       <w:sz w:val="20"/>
       <w:szCs w:val="20"/>
     </w:rPr>
@@ -3537,7 +3861,7 @@
     <w:uiPriority w:val="99"/>
     <w:rsid w:val="0029639D"/>
     <w:rPr>
-      <w:rFonts w:ascii="Courier" w:hAnsi="Courier"/>
+      <w:rFonts w:ascii="Courier" w:hAnsi="Courier" w:eastAsia="黑体"/>
       <w:sz w:val="20"/>
       <w:szCs w:val="20"/>
     </w:rPr>
@@ -3573,6 +3897,7 @@
     <w:uiPriority w:val="29"/>
     <w:rsid w:val="00FC693F"/>
     <w:rPr>
+      <w:rFonts w:eastAsia="黑体"/>
       <w:i/>
       <w:iCs/>
       <w:color w:themeColor="text1" w:val="000000"/>
@@ -3586,7 +3911,7 @@
     <w:semiHidden/>
     <w:rsid w:val="00FC693F"/>
     <w:rPr>
-      <w:rFonts w:asciiTheme="majorHAnsi" w:cstheme="majorBidi" w:eastAsiaTheme="majorEastAsia" w:hAnsiTheme="majorHAnsi"/>
+      <w:rFonts w:asciiTheme="majorHAnsi" w:cstheme="majorBidi" w:hAnsiTheme="majorHAnsi" w:eastAsia="黑体"/>
       <w:b/>
       <w:bCs/>
       <w:i/>
@@ -3602,7 +3927,7 @@
     <w:semiHidden/>
     <w:rsid w:val="00FC693F"/>
     <w:rPr>
-      <w:rFonts w:asciiTheme="majorHAnsi" w:cstheme="majorBidi" w:eastAsiaTheme="majorEastAsia" w:hAnsiTheme="majorHAnsi"/>
+      <w:rFonts w:asciiTheme="majorHAnsi" w:cstheme="majorBidi" w:hAnsiTheme="majorHAnsi" w:eastAsia="黑体"/>
       <w:color w:themeColor="accent1" w:themeShade="7F" w:val="243F60"/>
     </w:rPr>
   </w:style>
@@ -3614,7 +3939,7 @@
     <w:semiHidden/>
     <w:rsid w:val="00FC693F"/>
     <w:rPr>
-      <w:rFonts w:asciiTheme="majorHAnsi" w:cstheme="majorBidi" w:eastAsiaTheme="majorEastAsia" w:hAnsiTheme="majorHAnsi"/>
+      <w:rFonts w:asciiTheme="majorHAnsi" w:cstheme="majorBidi" w:hAnsiTheme="majorHAnsi" w:eastAsia="黑体"/>
       <w:i/>
       <w:iCs/>
       <w:color w:themeColor="accent1" w:themeShade="7F" w:val="243F60"/>
@@ -3628,7 +3953,7 @@
     <w:semiHidden/>
     <w:rsid w:val="00FC693F"/>
     <w:rPr>
-      <w:rFonts w:asciiTheme="majorHAnsi" w:cstheme="majorBidi" w:eastAsiaTheme="majorEastAsia" w:hAnsiTheme="majorHAnsi"/>
+      <w:rFonts w:asciiTheme="majorHAnsi" w:cstheme="majorBidi" w:hAnsiTheme="majorHAnsi" w:eastAsia="黑体"/>
       <w:i/>
       <w:iCs/>
       <w:color w:themeColor="text1" w:themeTint="BF" w:val="404040"/>
@@ -3642,7 +3967,7 @@
     <w:semiHidden/>
     <w:rsid w:val="00FC693F"/>
     <w:rPr>
-      <w:rFonts w:asciiTheme="majorHAnsi" w:cstheme="majorBidi" w:eastAsiaTheme="majorEastAsia" w:hAnsiTheme="majorHAnsi"/>
+      <w:rFonts w:asciiTheme="majorHAnsi" w:cstheme="majorBidi" w:hAnsiTheme="majorHAnsi" w:eastAsia="黑体"/>
       <w:color w:themeColor="accent1" w:val="4F81BD"/>
       <w:sz w:val="20"/>
       <w:szCs w:val="20"/>
@@ -3656,7 +3981,7 @@
     <w:semiHidden/>
     <w:rsid w:val="00FC693F"/>
     <w:rPr>
-      <w:rFonts w:asciiTheme="majorHAnsi" w:cstheme="majorBidi" w:eastAsiaTheme="majorEastAsia" w:hAnsiTheme="majorHAnsi"/>
+      <w:rFonts w:asciiTheme="majorHAnsi" w:cstheme="majorBidi" w:hAnsiTheme="majorHAnsi" w:eastAsia="黑体"/>
       <w:i/>
       <w:iCs/>
       <w:color w:themeColor="text1" w:themeTint="BF" w:val="404040"/>
@@ -3677,6 +4002,7 @@
       <w:spacing w:line="240" w:lineRule="auto"/>
     </w:pPr>
     <w:rPr>
+      <w:rFonts w:eastAsia="黑体"/>
       <w:b/>
       <w:bCs/>
       <w:color w:themeColor="accent1" w:val="4F81BD"/>
@@ -3691,6 +4017,7 @@
     <w:qFormat/>
     <w:rsid w:val="00FC693F"/>
     <w:rPr>
+      <w:rFonts w:eastAsia="黑体"/>
       <w:b/>
       <w:bCs/>
     </w:rPr>
@@ -3702,6 +4029,7 @@
     <w:qFormat/>
     <w:rsid w:val="00FC693F"/>
     <w:rPr>
+      <w:rFonts w:eastAsia="黑体"/>
       <w:i/>
       <w:iCs/>
     </w:rPr>
@@ -3722,6 +4050,7 @@
       <w:ind w:left="936" w:right="936"/>
     </w:pPr>
     <w:rPr>
+      <w:rFonts w:eastAsia="黑体"/>
       <w:b/>
       <w:bCs/>
       <w:i/>
@@ -3736,6 +4065,7 @@
     <w:uiPriority w:val="30"/>
     <w:rsid w:val="00FC693F"/>
     <w:rPr>
+      <w:rFonts w:eastAsia="黑体"/>
       <w:b/>
       <w:bCs/>
       <w:i/>
@@ -3750,6 +4080,7 @@
     <w:qFormat/>
     <w:rsid w:val="00FC693F"/>
     <w:rPr>
+      <w:rFonts w:eastAsia="黑体"/>
       <w:i/>
       <w:iCs/>
       <w:color w:themeColor="text1" w:themeTint="7F" w:val="808080"/>
@@ -3762,6 +4093,7 @@
     <w:qFormat/>
     <w:rsid w:val="00FC693F"/>
     <w:rPr>
+      <w:rFonts w:eastAsia="黑体"/>
       <w:b/>
       <w:bCs/>
       <w:i/>
@@ -3776,6 +4108,7 @@
     <w:qFormat/>
     <w:rsid w:val="00FC693F"/>
     <w:rPr>
+      <w:rFonts w:eastAsia="黑体"/>
       <w:smallCaps/>
       <w:color w:themeColor="accent2" w:val="C0504D"/>
       <w:u w:val="single"/>
@@ -3788,6 +4121,7 @@
     <w:qFormat/>
     <w:rsid w:val="00FC693F"/>
     <w:rPr>
+      <w:rFonts w:eastAsia="黑体"/>
       <w:b/>
       <w:bCs/>
       <w:smallCaps/>
@@ -3803,6 +4137,7 @@
     <w:qFormat/>
     <w:rsid w:val="00FC693F"/>
     <w:rPr>
+      <w:rFonts w:eastAsia="黑体"/>
       <w:b/>
       <w:bCs/>
       <w:smallCaps/>
@@ -3857,6 +4192,7 @@
       <w:spacing w:after="0" w:line="240" w:lineRule="auto"/>
     </w:pPr>
     <w:rPr>
+      <w:rFonts w:eastAsia="黑体"/>
       <w:color w:themeColor="text1" w:themeShade="BF" w:val="000000"/>
     </w:rPr>
     <w:tblPr>
@@ -3879,6 +4215,7 @@
         <w:spacing w:after="0" w:before="0" w:line="240" w:lineRule="auto"/>
       </w:pPr>
       <w:rPr>
+        <w:rFonts w:eastAsia="黑体"/>
         <w:b/>
         <w:bCs/>
       </w:rPr>
@@ -3899,6 +4236,7 @@
         <w:spacing w:after="0" w:before="0" w:line="240" w:lineRule="auto"/>
       </w:pPr>
       <w:rPr>
+        <w:rFonts w:eastAsia="黑体"/>
         <w:b/>
         <w:bCs/>
       </w:rPr>
@@ -3916,12 +4254,14 @@
     </w:tblStylePr>
     <w:tblStylePr w:type="firstCol">
       <w:rPr>
+        <w:rFonts w:eastAsia="黑体"/>
         <w:b/>
         <w:bCs/>
       </w:rPr>
     </w:tblStylePr>
     <w:tblStylePr w:type="lastCol">
       <w:rPr>
+        <w:rFonts w:eastAsia="黑体"/>
         <w:b/>
         <w:bCs/>
       </w:rPr>
@@ -3960,6 +4300,7 @@
       <w:spacing w:after="0" w:line="240" w:lineRule="auto"/>
     </w:pPr>
     <w:rPr>
+      <w:rFonts w:eastAsia="黑体"/>
       <w:color w:themeColor="accent1" w:themeShade="BF" w:val="365F91"/>
     </w:rPr>
     <w:tblPr>
@@ -3982,6 +4323,7 @@
         <w:spacing w:after="0" w:before="0" w:line="240" w:lineRule="auto"/>
       </w:pPr>
       <w:rPr>
+        <w:rFonts w:eastAsia="黑体"/>
         <w:b/>
         <w:bCs/>
       </w:rPr>
@@ -4002,6 +4344,7 @@
         <w:spacing w:after="0" w:before="0" w:line="240" w:lineRule="auto"/>
       </w:pPr>
       <w:rPr>
+        <w:rFonts w:eastAsia="黑体"/>
         <w:b/>
         <w:bCs/>
       </w:rPr>
@@ -4019,12 +4362,14 @@
     </w:tblStylePr>
     <w:tblStylePr w:type="firstCol">
       <w:rPr>
+        <w:rFonts w:eastAsia="黑体"/>
         <w:b/>
         <w:bCs/>
       </w:rPr>
     </w:tblStylePr>
     <w:tblStylePr w:type="lastCol">
       <w:rPr>
+        <w:rFonts w:eastAsia="黑体"/>
         <w:b/>
         <w:bCs/>
       </w:rPr>
@@ -4063,6 +4408,7 @@
       <w:spacing w:after="0" w:line="240" w:lineRule="auto"/>
     </w:pPr>
     <w:rPr>
+      <w:rFonts w:eastAsia="黑体"/>
       <w:color w:themeColor="accent2" w:themeShade="BF" w:val="943634"/>
     </w:rPr>
     <w:tblPr>
@@ -4085,6 +4431,7 @@
         <w:spacing w:after="0" w:before="0" w:line="240" w:lineRule="auto"/>
       </w:pPr>
       <w:rPr>
+        <w:rFonts w:eastAsia="黑体"/>
         <w:b/>
         <w:bCs/>
       </w:rPr>
@@ -4105,6 +4452,7 @@
         <w:spacing w:after="0" w:before="0" w:line="240" w:lineRule="auto"/>
       </w:pPr>
       <w:rPr>
+        <w:rFonts w:eastAsia="黑体"/>
         <w:b/>
         <w:bCs/>
       </w:rPr>
@@ -4122,12 +4470,14 @@
     </w:tblStylePr>
     <w:tblStylePr w:type="firstCol">
       <w:rPr>
+        <w:rFonts w:eastAsia="黑体"/>
         <w:b/>
         <w:bCs/>
       </w:rPr>
     </w:tblStylePr>
     <w:tblStylePr w:type="lastCol">
       <w:rPr>
+        <w:rFonts w:eastAsia="黑体"/>
         <w:b/>
         <w:bCs/>
       </w:rPr>
@@ -4166,6 +4516,7 @@
       <w:spacing w:after="0" w:line="240" w:lineRule="auto"/>
     </w:pPr>
     <w:rPr>
+      <w:rFonts w:eastAsia="黑体"/>
       <w:color w:themeColor="accent3" w:themeShade="BF" w:val="76923C"/>
     </w:rPr>
     <w:tblPr>
@@ -4188,6 +4539,7 @@
         <w:spacing w:after="0" w:before="0" w:line="240" w:lineRule="auto"/>
       </w:pPr>
       <w:rPr>
+        <w:rFonts w:eastAsia="黑体"/>
         <w:b/>
         <w:bCs/>
       </w:rPr>
@@ -4208,6 +4560,7 @@
         <w:spacing w:after="0" w:before="0" w:line="240" w:lineRule="auto"/>
       </w:pPr>
       <w:rPr>
+        <w:rFonts w:eastAsia="黑体"/>
         <w:b/>
         <w:bCs/>
       </w:rPr>
@@ -4225,12 +4578,14 @@
     </w:tblStylePr>
     <w:tblStylePr w:type="firstCol">
       <w:rPr>
+        <w:rFonts w:eastAsia="黑体"/>
         <w:b/>
         <w:bCs/>
       </w:rPr>
     </w:tblStylePr>
     <w:tblStylePr w:type="lastCol">
       <w:rPr>
+        <w:rFonts w:eastAsia="黑体"/>
         <w:b/>
         <w:bCs/>
       </w:rPr>
@@ -4269,6 +4624,7 @@
       <w:spacing w:after="0" w:line="240" w:lineRule="auto"/>
     </w:pPr>
     <w:rPr>
+      <w:rFonts w:eastAsia="黑体"/>
       <w:color w:themeColor="accent4" w:themeShade="BF" w:val="5F497A"/>
     </w:rPr>
     <w:tblPr>
@@ -4291,6 +4647,7 @@
         <w:spacing w:after="0" w:before="0" w:line="240" w:lineRule="auto"/>
       </w:pPr>
       <w:rPr>
+        <w:rFonts w:eastAsia="黑体"/>
         <w:b/>
         <w:bCs/>
       </w:rPr>
@@ -4311,6 +4668,7 @@
         <w:spacing w:after="0" w:before="0" w:line="240" w:lineRule="auto"/>
       </w:pPr>
       <w:rPr>
+        <w:rFonts w:eastAsia="黑体"/>
         <w:b/>
         <w:bCs/>
       </w:rPr>
@@ -4328,12 +4686,14 @@
     </w:tblStylePr>
     <w:tblStylePr w:type="firstCol">
       <w:rPr>
+        <w:rFonts w:eastAsia="黑体"/>
         <w:b/>
         <w:bCs/>
       </w:rPr>
     </w:tblStylePr>
     <w:tblStylePr w:type="lastCol">
       <w:rPr>
+        <w:rFonts w:eastAsia="黑体"/>
         <w:b/>
         <w:bCs/>
       </w:rPr>
@@ -4372,6 +4732,7 @@
       <w:spacing w:after="0" w:line="240" w:lineRule="auto"/>
     </w:pPr>
     <w:rPr>
+      <w:rFonts w:eastAsia="黑体"/>
       <w:color w:themeColor="accent5" w:themeShade="BF" w:val="31849B"/>
     </w:rPr>
     <w:tblPr>
@@ -4394,6 +4755,7 @@
         <w:spacing w:after="0" w:before="0" w:line="240" w:lineRule="auto"/>
       </w:pPr>
       <w:rPr>
+        <w:rFonts w:eastAsia="黑体"/>
         <w:b/>
         <w:bCs/>
       </w:rPr>
@@ -4414,6 +4776,7 @@
         <w:spacing w:after="0" w:before="0" w:line="240" w:lineRule="auto"/>
       </w:pPr>
       <w:rPr>
+        <w:rFonts w:eastAsia="黑体"/>
         <w:b/>
         <w:bCs/>
       </w:rPr>
@@ -4431,12 +4794,14 @@
     </w:tblStylePr>
     <w:tblStylePr w:type="firstCol">
       <w:rPr>
+        <w:rFonts w:eastAsia="黑体"/>
         <w:b/>
         <w:bCs/>
       </w:rPr>
     </w:tblStylePr>
     <w:tblStylePr w:type="lastCol">
       <w:rPr>
+        <w:rFonts w:eastAsia="黑体"/>
         <w:b/>
         <w:bCs/>
       </w:rPr>
@@ -4475,6 +4840,7 @@
       <w:spacing w:after="0" w:line="240" w:lineRule="auto"/>
     </w:pPr>
     <w:rPr>
+      <w:rFonts w:eastAsia="黑体"/>
       <w:color w:themeColor="accent6" w:themeShade="BF" w:val="E36C0A"/>
     </w:rPr>
     <w:tblPr>
@@ -4497,6 +4863,7 @@
         <w:spacing w:after="0" w:before="0" w:line="240" w:lineRule="auto"/>
       </w:pPr>
       <w:rPr>
+        <w:rFonts w:eastAsia="黑体"/>
         <w:b/>
         <w:bCs/>
       </w:rPr>
@@ -4517,6 +4884,7 @@
         <w:spacing w:after="0" w:before="0" w:line="240" w:lineRule="auto"/>
       </w:pPr>
       <w:rPr>
+        <w:rFonts w:eastAsia="黑体"/>
         <w:b/>
         <w:bCs/>
       </w:rPr>
@@ -4534,12 +4902,14 @@
     </w:tblStylePr>
     <w:tblStylePr w:type="firstCol">
       <w:rPr>
+        <w:rFonts w:eastAsia="黑体"/>
         <w:b/>
         <w:bCs/>
       </w:rPr>
     </w:tblStylePr>
     <w:tblStylePr w:type="lastCol">
       <w:rPr>
+        <w:rFonts w:eastAsia="黑体"/>
         <w:b/>
         <w:bCs/>
       </w:rPr>
@@ -4599,6 +4969,7 @@
         <w:spacing w:after="0" w:before="0" w:line="240" w:lineRule="auto"/>
       </w:pPr>
       <w:rPr>
+        <w:rFonts w:eastAsia="黑体"/>
         <w:b/>
         <w:bCs/>
         <w:color w:themeColor="background1" w:val="FFFFFF"/>
@@ -4613,6 +4984,7 @@
         <w:spacing w:after="0" w:before="0" w:line="240" w:lineRule="auto"/>
       </w:pPr>
       <w:rPr>
+        <w:rFonts w:eastAsia="黑体"/>
         <w:b/>
         <w:bCs/>
       </w:rPr>
@@ -4628,12 +5000,14 @@
     </w:tblStylePr>
     <w:tblStylePr w:type="firstCol">
       <w:rPr>
+        <w:rFonts w:eastAsia="黑体"/>
         <w:b/>
         <w:bCs/>
       </w:rPr>
     </w:tblStylePr>
     <w:tblStylePr w:type="lastCol">
       <w:rPr>
+        <w:rFonts w:eastAsia="黑体"/>
         <w:b/>
         <w:bCs/>
       </w:rPr>
@@ -4691,6 +5065,7 @@
         <w:spacing w:after="0" w:before="0" w:line="240" w:lineRule="auto"/>
       </w:pPr>
       <w:rPr>
+        <w:rFonts w:eastAsia="黑体"/>
         <w:b/>
         <w:bCs/>
         <w:color w:themeColor="background1" w:val="FFFFFF"/>
@@ -4705,6 +5080,7 @@
         <w:spacing w:after="0" w:before="0" w:line="240" w:lineRule="auto"/>
       </w:pPr>
       <w:rPr>
+        <w:rFonts w:eastAsia="黑体"/>
         <w:b/>
         <w:bCs/>
       </w:rPr>
@@ -4720,12 +5096,14 @@
     </w:tblStylePr>
     <w:tblStylePr w:type="firstCol">
       <w:rPr>
+        <w:rFonts w:eastAsia="黑体"/>
         <w:b/>
         <w:bCs/>
       </w:rPr>
     </w:tblStylePr>
     <w:tblStylePr w:type="lastCol">
       <w:rPr>
+        <w:rFonts w:eastAsia="黑体"/>
         <w:b/>
         <w:bCs/>
       </w:rPr>
@@ -4783,6 +5161,7 @@
         <w:spacing w:after="0" w:before="0" w:line="240" w:lineRule="auto"/>
       </w:pPr>
       <w:rPr>
+        <w:rFonts w:eastAsia="黑体"/>
         <w:b/>
         <w:bCs/>
         <w:color w:themeColor="background1" w:val="FFFFFF"/>
@@ -4797,6 +5176,7 @@
         <w:spacing w:after="0" w:before="0" w:line="240" w:lineRule="auto"/>
       </w:pPr>
       <w:rPr>
+        <w:rFonts w:eastAsia="黑体"/>
         <w:b/>
         <w:bCs/>
       </w:rPr>
@@ -4812,12 +5192,14 @@
     </w:tblStylePr>
     <w:tblStylePr w:type="firstCol">
       <w:rPr>
+        <w:rFonts w:eastAsia="黑体"/>
         <w:b/>
         <w:bCs/>
       </w:rPr>
     </w:tblStylePr>
     <w:tblStylePr w:type="lastCol">
       <w:rPr>
+        <w:rFonts w:eastAsia="黑体"/>
         <w:b/>
         <w:bCs/>
       </w:rPr>
@@ -4875,6 +5257,7 @@
         <w:spacing w:after="0" w:before="0" w:line="240" w:lineRule="auto"/>
       </w:pPr>
       <w:rPr>
+        <w:rFonts w:eastAsia="黑体"/>
         <w:b/>
         <w:bCs/>
         <w:color w:themeColor="background1" w:val="FFFFFF"/>
@@ -4889,6 +5272,7 @@
         <w:spacing w:after="0" w:before="0" w:line="240" w:lineRule="auto"/>
       </w:pPr>
       <w:rPr>
+        <w:rFonts w:eastAsia="黑体"/>
         <w:b/>
         <w:bCs/>
       </w:rPr>
@@ -4904,12 +5288,14 @@
     </w:tblStylePr>
     <w:tblStylePr w:type="firstCol">
       <w:rPr>
+        <w:rFonts w:eastAsia="黑体"/>
         <w:b/>
         <w:bCs/>
       </w:rPr>
     </w:tblStylePr>
     <w:tblStylePr w:type="lastCol">
       <w:rPr>
+        <w:rFonts w:eastAsia="黑体"/>
         <w:b/>
         <w:bCs/>
       </w:rPr>
@@ -4967,6 +5353,7 @@
         <w:spacing w:after="0" w:before="0" w:line="240" w:lineRule="auto"/>
       </w:pPr>
       <w:rPr>
+        <w:rFonts w:eastAsia="黑体"/>
         <w:b/>
         <w:bCs/>
         <w:color w:themeColor="background1" w:val="FFFFFF"/>
@@ -4981,6 +5368,7 @@
         <w:spacing w:after="0" w:before="0" w:line="240" w:lineRule="auto"/>
       </w:pPr>
       <w:rPr>
+        <w:rFonts w:eastAsia="黑体"/>
         <w:b/>
         <w:bCs/>
       </w:rPr>
@@ -4996,12 +5384,14 @@
     </w:tblStylePr>
     <w:tblStylePr w:type="firstCol">
       <w:rPr>
+        <w:rFonts w:eastAsia="黑体"/>
         <w:b/>
         <w:bCs/>
       </w:rPr>
     </w:tblStylePr>
     <w:tblStylePr w:type="lastCol">
       <w:rPr>
+        <w:rFonts w:eastAsia="黑体"/>
         <w:b/>
         <w:bCs/>
       </w:rPr>
@@ -5059,6 +5449,7 @@
         <w:spacing w:after="0" w:before="0" w:line="240" w:lineRule="auto"/>
       </w:pPr>
       <w:rPr>
+        <w:rFonts w:eastAsia="黑体"/>
         <w:b/>
         <w:bCs/>
         <w:color w:themeColor="background1" w:val="FFFFFF"/>
@@ -5073,6 +5464,7 @@
         <w:spacing w:after="0" w:before="0" w:line="240" w:lineRule="auto"/>
       </w:pPr>
       <w:rPr>
+        <w:rFonts w:eastAsia="黑体"/>
         <w:b/>
         <w:bCs/>
       </w:rPr>
@@ -5088,12 +5480,14 @@
     </w:tblStylePr>
     <w:tblStylePr w:type="firstCol">
       <w:rPr>
+        <w:rFonts w:eastAsia="黑体"/>
         <w:b/>
         <w:bCs/>
       </w:rPr>
     </w:tblStylePr>
     <w:tblStylePr w:type="lastCol">
       <w:rPr>
+        <w:rFonts w:eastAsia="黑体"/>
         <w:b/>
         <w:bCs/>
       </w:rPr>
@@ -5151,6 +5545,7 @@
         <w:spacing w:after="0" w:before="0" w:line="240" w:lineRule="auto"/>
       </w:pPr>
       <w:rPr>
+        <w:rFonts w:eastAsia="黑体"/>
         <w:b/>
         <w:bCs/>
         <w:color w:themeColor="background1" w:val="FFFFFF"/>
@@ -5165,6 +5560,7 @@
         <w:spacing w:after="0" w:before="0" w:line="240" w:lineRule="auto"/>
       </w:pPr>
       <w:rPr>
+        <w:rFonts w:eastAsia="黑体"/>
         <w:b/>
         <w:bCs/>
       </w:rPr>
@@ -5180,12 +5576,14 @@
     </w:tblStylePr>
     <w:tblStylePr w:type="firstCol">
       <w:rPr>
+        <w:rFonts w:eastAsia="黑体"/>
         <w:b/>
         <w:bCs/>
       </w:rPr>
     </w:tblStylePr>
     <w:tblStylePr w:type="lastCol">
       <w:rPr>
+        <w:rFonts w:eastAsia="黑体"/>
         <w:b/>
         <w:bCs/>
       </w:rPr>
@@ -5245,7 +5643,7 @@
         <w:spacing w:after="0" w:before="0" w:line="240" w:lineRule="auto"/>
       </w:pPr>
       <w:rPr>
-        <w:rFonts w:asciiTheme="majorHAnsi" w:cstheme="majorBidi" w:eastAsiaTheme="majorEastAsia" w:hAnsiTheme="majorHAnsi"/>
+        <w:rFonts w:asciiTheme="majorHAnsi" w:cstheme="majorBidi" w:hAnsiTheme="majorHAnsi" w:eastAsia="黑体"/>
         <w:b/>
         <w:bCs/>
       </w:rPr>
@@ -5266,7 +5664,7 @@
         <w:spacing w:after="0" w:before="0" w:line="240" w:lineRule="auto"/>
       </w:pPr>
       <w:rPr>
-        <w:rFonts w:asciiTheme="majorHAnsi" w:cstheme="majorBidi" w:eastAsiaTheme="majorEastAsia" w:hAnsiTheme="majorHAnsi"/>
+        <w:rFonts w:asciiTheme="majorHAnsi" w:cstheme="majorBidi" w:hAnsiTheme="majorHAnsi" w:eastAsia="黑体"/>
         <w:b/>
         <w:bCs/>
       </w:rPr>
@@ -5284,14 +5682,14 @@
     </w:tblStylePr>
     <w:tblStylePr w:type="firstCol">
       <w:rPr>
-        <w:rFonts w:asciiTheme="majorHAnsi" w:cstheme="majorBidi" w:eastAsiaTheme="majorEastAsia" w:hAnsiTheme="majorHAnsi"/>
+        <w:rFonts w:asciiTheme="majorHAnsi" w:cstheme="majorBidi" w:hAnsiTheme="majorHAnsi" w:eastAsia="黑体"/>
         <w:b/>
         <w:bCs/>
       </w:rPr>
     </w:tblStylePr>
     <w:tblStylePr w:type="lastCol">
       <w:rPr>
-        <w:rFonts w:asciiTheme="majorHAnsi" w:cstheme="majorBidi" w:eastAsiaTheme="majorEastAsia" w:hAnsiTheme="majorHAnsi"/>
+        <w:rFonts w:asciiTheme="majorHAnsi" w:cstheme="majorBidi" w:hAnsiTheme="majorHAnsi" w:eastAsia="黑体"/>
         <w:b/>
         <w:bCs/>
       </w:rPr>
@@ -5375,7 +5773,7 @@
         <w:spacing w:after="0" w:before="0" w:line="240" w:lineRule="auto"/>
       </w:pPr>
       <w:rPr>
-        <w:rFonts w:asciiTheme="majorHAnsi" w:cstheme="majorBidi" w:eastAsiaTheme="majorEastAsia" w:hAnsiTheme="majorHAnsi"/>
+        <w:rFonts w:asciiTheme="majorHAnsi" w:cstheme="majorBidi" w:hAnsiTheme="majorHAnsi" w:eastAsia="黑体"/>
         <w:b/>
         <w:bCs/>
       </w:rPr>
@@ -5396,7 +5794,7 @@
         <w:spacing w:after="0" w:before="0" w:line="240" w:lineRule="auto"/>
       </w:pPr>
       <w:rPr>
-        <w:rFonts w:asciiTheme="majorHAnsi" w:cstheme="majorBidi" w:eastAsiaTheme="majorEastAsia" w:hAnsiTheme="majorHAnsi"/>
+        <w:rFonts w:asciiTheme="majorHAnsi" w:cstheme="majorBidi" w:hAnsiTheme="majorHAnsi" w:eastAsia="黑体"/>
         <w:b/>
         <w:bCs/>
       </w:rPr>
@@ -5414,14 +5812,14 @@
     </w:tblStylePr>
     <w:tblStylePr w:type="firstCol">
       <w:rPr>
-        <w:rFonts w:asciiTheme="majorHAnsi" w:cstheme="majorBidi" w:eastAsiaTheme="majorEastAsia" w:hAnsiTheme="majorHAnsi"/>
+        <w:rFonts w:asciiTheme="majorHAnsi" w:cstheme="majorBidi" w:hAnsiTheme="majorHAnsi" w:eastAsia="黑体"/>
         <w:b/>
         <w:bCs/>
       </w:rPr>
     </w:tblStylePr>
     <w:tblStylePr w:type="lastCol">
       <w:rPr>
-        <w:rFonts w:asciiTheme="majorHAnsi" w:cstheme="majorBidi" w:eastAsiaTheme="majorEastAsia" w:hAnsiTheme="majorHAnsi"/>
+        <w:rFonts w:asciiTheme="majorHAnsi" w:cstheme="majorBidi" w:hAnsiTheme="majorHAnsi" w:eastAsia="黑体"/>
         <w:b/>
         <w:bCs/>
       </w:rPr>
@@ -5505,7 +5903,7 @@
         <w:spacing w:after="0" w:before="0" w:line="240" w:lineRule="auto"/>
       </w:pPr>
       <w:rPr>
-        <w:rFonts w:asciiTheme="majorHAnsi" w:cstheme="majorBidi" w:eastAsiaTheme="majorEastAsia" w:hAnsiTheme="majorHAnsi"/>
+        <w:rFonts w:asciiTheme="majorHAnsi" w:cstheme="majorBidi" w:hAnsiTheme="majorHAnsi" w:eastAsia="黑体"/>
         <w:b/>
         <w:bCs/>
       </w:rPr>
@@ -5526,7 +5924,7 @@
         <w:spacing w:after="0" w:before="0" w:line="240" w:lineRule="auto"/>
       </w:pPr>
       <w:rPr>
-        <w:rFonts w:asciiTheme="majorHAnsi" w:cstheme="majorBidi" w:eastAsiaTheme="majorEastAsia" w:hAnsiTheme="majorHAnsi"/>
+        <w:rFonts w:asciiTheme="majorHAnsi" w:cstheme="majorBidi" w:hAnsiTheme="majorHAnsi" w:eastAsia="黑体"/>
         <w:b/>
         <w:bCs/>
       </w:rPr>
@@ -5544,14 +5942,14 @@
     </w:tblStylePr>
     <w:tblStylePr w:type="firstCol">
       <w:rPr>
-        <w:rFonts w:asciiTheme="majorHAnsi" w:cstheme="majorBidi" w:eastAsiaTheme="majorEastAsia" w:hAnsiTheme="majorHAnsi"/>
+        <w:rFonts w:asciiTheme="majorHAnsi" w:cstheme="majorBidi" w:hAnsiTheme="majorHAnsi" w:eastAsia="黑体"/>
         <w:b/>
         <w:bCs/>
       </w:rPr>
     </w:tblStylePr>
     <w:tblStylePr w:type="lastCol">
       <w:rPr>
-        <w:rFonts w:asciiTheme="majorHAnsi" w:cstheme="majorBidi" w:eastAsiaTheme="majorEastAsia" w:hAnsiTheme="majorHAnsi"/>
+        <w:rFonts w:asciiTheme="majorHAnsi" w:cstheme="majorBidi" w:hAnsiTheme="majorHAnsi" w:eastAsia="黑体"/>
         <w:b/>
         <w:bCs/>
       </w:rPr>
@@ -5635,7 +6033,7 @@
         <w:spacing w:after="0" w:before="0" w:line="240" w:lineRule="auto"/>
       </w:pPr>
       <w:rPr>
-        <w:rFonts w:asciiTheme="majorHAnsi" w:cstheme="majorBidi" w:eastAsiaTheme="majorEastAsia" w:hAnsiTheme="majorHAnsi"/>
+        <w:rFonts w:asciiTheme="majorHAnsi" w:cstheme="majorBidi" w:hAnsiTheme="majorHAnsi" w:eastAsia="黑体"/>
         <w:b/>
         <w:bCs/>
       </w:rPr>
@@ -5656,7 +6054,7 @@
         <w:spacing w:after="0" w:before="0" w:line="240" w:lineRule="auto"/>
       </w:pPr>
       <w:rPr>
-        <w:rFonts w:asciiTheme="majorHAnsi" w:cstheme="majorBidi" w:eastAsiaTheme="majorEastAsia" w:hAnsiTheme="majorHAnsi"/>
+        <w:rFonts w:asciiTheme="majorHAnsi" w:cstheme="majorBidi" w:hAnsiTheme="majorHAnsi" w:eastAsia="黑体"/>
         <w:b/>
         <w:bCs/>
       </w:rPr>
@@ -5674,14 +6072,14 @@
     </w:tblStylePr>
     <w:tblStylePr w:type="firstCol">
       <w:rPr>
-        <w:rFonts w:asciiTheme="majorHAnsi" w:cstheme="majorBidi" w:eastAsiaTheme="majorEastAsia" w:hAnsiTheme="majorHAnsi"/>
+        <w:rFonts w:asciiTheme="majorHAnsi" w:cstheme="majorBidi" w:hAnsiTheme="majorHAnsi" w:eastAsia="黑体"/>
         <w:b/>
         <w:bCs/>
       </w:rPr>
     </w:tblStylePr>
     <w:tblStylePr w:type="lastCol">
       <w:rPr>
-        <w:rFonts w:asciiTheme="majorHAnsi" w:cstheme="majorBidi" w:eastAsiaTheme="majorEastAsia" w:hAnsiTheme="majorHAnsi"/>
+        <w:rFonts w:asciiTheme="majorHAnsi" w:cstheme="majorBidi" w:hAnsiTheme="majorHAnsi" w:eastAsia="黑体"/>
         <w:b/>
         <w:bCs/>
       </w:rPr>
@@ -5765,7 +6163,7 @@
         <w:spacing w:after="0" w:before="0" w:line="240" w:lineRule="auto"/>
       </w:pPr>
       <w:rPr>
-        <w:rFonts w:asciiTheme="majorHAnsi" w:cstheme="majorBidi" w:eastAsiaTheme="majorEastAsia" w:hAnsiTheme="majorHAnsi"/>
+        <w:rFonts w:asciiTheme="majorHAnsi" w:cstheme="majorBidi" w:hAnsiTheme="majorHAnsi" w:eastAsia="黑体"/>
         <w:b/>
         <w:bCs/>
       </w:rPr>
@@ -5786,7 +6184,7 @@
         <w:spacing w:after="0" w:before="0" w:line="240" w:lineRule="auto"/>
       </w:pPr>
       <w:rPr>
-        <w:rFonts w:asciiTheme="majorHAnsi" w:cstheme="majorBidi" w:eastAsiaTheme="majorEastAsia" w:hAnsiTheme="majorHAnsi"/>
+        <w:rFonts w:asciiTheme="majorHAnsi" w:cstheme="majorBidi" w:hAnsiTheme="majorHAnsi" w:eastAsia="黑体"/>
         <w:b/>
         <w:bCs/>
       </w:rPr>
@@ -5804,14 +6202,14 @@
     </w:tblStylePr>
     <w:tblStylePr w:type="firstCol">
       <w:rPr>
-        <w:rFonts w:asciiTheme="majorHAnsi" w:cstheme="majorBidi" w:eastAsiaTheme="majorEastAsia" w:hAnsiTheme="majorHAnsi"/>
+        <w:rFonts w:asciiTheme="majorHAnsi" w:cstheme="majorBidi" w:hAnsiTheme="majorHAnsi" w:eastAsia="黑体"/>
         <w:b/>
         <w:bCs/>
       </w:rPr>
     </w:tblStylePr>
     <w:tblStylePr w:type="lastCol">
       <w:rPr>
-        <w:rFonts w:asciiTheme="majorHAnsi" w:cstheme="majorBidi" w:eastAsiaTheme="majorEastAsia" w:hAnsiTheme="majorHAnsi"/>
+        <w:rFonts w:asciiTheme="majorHAnsi" w:cstheme="majorBidi" w:hAnsiTheme="majorHAnsi" w:eastAsia="黑体"/>
         <w:b/>
         <w:bCs/>
       </w:rPr>
@@ -5895,7 +6293,7 @@
         <w:spacing w:after="0" w:before="0" w:line="240" w:lineRule="auto"/>
       </w:pPr>
       <w:rPr>
-        <w:rFonts w:asciiTheme="majorHAnsi" w:cstheme="majorBidi" w:eastAsiaTheme="majorEastAsia" w:hAnsiTheme="majorHAnsi"/>
+        <w:rFonts w:asciiTheme="majorHAnsi" w:cstheme="majorBidi" w:hAnsiTheme="majorHAnsi" w:eastAsia="黑体"/>
         <w:b/>
         <w:bCs/>
       </w:rPr>
@@ -5916,7 +6314,7 @@
         <w:spacing w:after="0" w:before="0" w:line="240" w:lineRule="auto"/>
       </w:pPr>
       <w:rPr>
-        <w:rFonts w:asciiTheme="majorHAnsi" w:cstheme="majorBidi" w:eastAsiaTheme="majorEastAsia" w:hAnsiTheme="majorHAnsi"/>
+        <w:rFonts w:asciiTheme="majorHAnsi" w:cstheme="majorBidi" w:hAnsiTheme="majorHAnsi" w:eastAsia="黑体"/>
         <w:b/>
         <w:bCs/>
       </w:rPr>
@@ -5934,14 +6332,14 @@
     </w:tblStylePr>
     <w:tblStylePr w:type="firstCol">
       <w:rPr>
-        <w:rFonts w:asciiTheme="majorHAnsi" w:cstheme="majorBidi" w:eastAsiaTheme="majorEastAsia" w:hAnsiTheme="majorHAnsi"/>
+        <w:rFonts w:asciiTheme="majorHAnsi" w:cstheme="majorBidi" w:hAnsiTheme="majorHAnsi" w:eastAsia="黑体"/>
         <w:b/>
         <w:bCs/>
       </w:rPr>
     </w:tblStylePr>
     <w:tblStylePr w:type="lastCol">
       <w:rPr>
-        <w:rFonts w:asciiTheme="majorHAnsi" w:cstheme="majorBidi" w:eastAsiaTheme="majorEastAsia" w:hAnsiTheme="majorHAnsi"/>
+        <w:rFonts w:asciiTheme="majorHAnsi" w:cstheme="majorBidi" w:hAnsiTheme="majorHAnsi" w:eastAsia="黑体"/>
         <w:b/>
         <w:bCs/>
       </w:rPr>
@@ -6025,7 +6423,7 @@
         <w:spacing w:after="0" w:before="0" w:line="240" w:lineRule="auto"/>
       </w:pPr>
       <w:rPr>
-        <w:rFonts w:asciiTheme="majorHAnsi" w:cstheme="majorBidi" w:eastAsiaTheme="majorEastAsia" w:hAnsiTheme="majorHAnsi"/>
+        <w:rFonts w:asciiTheme="majorHAnsi" w:cstheme="majorBidi" w:hAnsiTheme="majorHAnsi" w:eastAsia="黑体"/>
         <w:b/>
         <w:bCs/>
       </w:rPr>
@@ -6046,7 +6444,7 @@
         <w:spacing w:after="0" w:before="0" w:line="240" w:lineRule="auto"/>
       </w:pPr>
       <w:rPr>
-        <w:rFonts w:asciiTheme="majorHAnsi" w:cstheme="majorBidi" w:eastAsiaTheme="majorEastAsia" w:hAnsiTheme="majorHAnsi"/>
+        <w:rFonts w:asciiTheme="majorHAnsi" w:cstheme="majorBidi" w:hAnsiTheme="majorHAnsi" w:eastAsia="黑体"/>
         <w:b/>
         <w:bCs/>
       </w:rPr>
@@ -6064,14 +6462,14 @@
     </w:tblStylePr>
     <w:tblStylePr w:type="firstCol">
       <w:rPr>
-        <w:rFonts w:asciiTheme="majorHAnsi" w:cstheme="majorBidi" w:eastAsiaTheme="majorEastAsia" w:hAnsiTheme="majorHAnsi"/>
+        <w:rFonts w:asciiTheme="majorHAnsi" w:cstheme="majorBidi" w:hAnsiTheme="majorHAnsi" w:eastAsia="黑体"/>
         <w:b/>
         <w:bCs/>
       </w:rPr>
     </w:tblStylePr>
     <w:tblStylePr w:type="lastCol">
       <w:rPr>
-        <w:rFonts w:asciiTheme="majorHAnsi" w:cstheme="majorBidi" w:eastAsiaTheme="majorEastAsia" w:hAnsiTheme="majorHAnsi"/>
+        <w:rFonts w:asciiTheme="majorHAnsi" w:cstheme="majorBidi" w:hAnsiTheme="majorHAnsi" w:eastAsia="黑体"/>
         <w:b/>
         <w:bCs/>
       </w:rPr>
@@ -6154,6 +6552,7 @@
         <w:spacing w:after="0" w:before="0" w:line="240" w:lineRule="auto"/>
       </w:pPr>
       <w:rPr>
+        <w:rFonts w:eastAsia="黑体"/>
         <w:b/>
         <w:bCs/>
         <w:color w:themeColor="background1" w:val="FFFFFF"/>
@@ -6176,6 +6575,7 @@
         <w:spacing w:after="0" w:before="0" w:line="240" w:lineRule="auto"/>
       </w:pPr>
       <w:rPr>
+        <w:rFonts w:eastAsia="黑体"/>
         <w:b/>
         <w:bCs/>
       </w:rPr>
@@ -6193,12 +6593,14 @@
     </w:tblStylePr>
     <w:tblStylePr w:type="firstCol">
       <w:rPr>
+        <w:rFonts w:eastAsia="黑体"/>
         <w:b/>
         <w:bCs/>
       </w:rPr>
     </w:tblStylePr>
     <w:tblStylePr w:type="lastCol">
       <w:rPr>
+        <w:rFonts w:eastAsia="黑体"/>
         <w:b/>
         <w:bCs/>
       </w:rPr>
@@ -6260,6 +6662,7 @@
         <w:spacing w:after="0" w:before="0" w:line="240" w:lineRule="auto"/>
       </w:pPr>
       <w:rPr>
+        <w:rFonts w:eastAsia="黑体"/>
         <w:b/>
         <w:bCs/>
         <w:color w:themeColor="background1" w:val="FFFFFF"/>
@@ -6282,6 +6685,7 @@
         <w:spacing w:after="0" w:before="0" w:line="240" w:lineRule="auto"/>
       </w:pPr>
       <w:rPr>
+        <w:rFonts w:eastAsia="黑体"/>
         <w:b/>
         <w:bCs/>
       </w:rPr>
@@ -6299,12 +6703,14 @@
     </w:tblStylePr>
     <w:tblStylePr w:type="firstCol">
       <w:rPr>
+        <w:rFonts w:eastAsia="黑体"/>
         <w:b/>
         <w:bCs/>
       </w:rPr>
     </w:tblStylePr>
     <w:tblStylePr w:type="lastCol">
       <w:rPr>
+        <w:rFonts w:eastAsia="黑体"/>
         <w:b/>
         <w:bCs/>
       </w:rPr>
@@ -6366,6 +6772,7 @@
         <w:spacing w:after="0" w:before="0" w:line="240" w:lineRule="auto"/>
       </w:pPr>
       <w:rPr>
+        <w:rFonts w:eastAsia="黑体"/>
         <w:b/>
         <w:bCs/>
         <w:color w:themeColor="background1" w:val="FFFFFF"/>
@@ -6388,6 +6795,7 @@
         <w:spacing w:after="0" w:before="0" w:line="240" w:lineRule="auto"/>
       </w:pPr>
       <w:rPr>
+        <w:rFonts w:eastAsia="黑体"/>
         <w:b/>
         <w:bCs/>
       </w:rPr>
@@ -6405,12 +6813,14 @@
     </w:tblStylePr>
     <w:tblStylePr w:type="firstCol">
       <w:rPr>
+        <w:rFonts w:eastAsia="黑体"/>
         <w:b/>
         <w:bCs/>
       </w:rPr>
     </w:tblStylePr>
     <w:tblStylePr w:type="lastCol">
       <w:rPr>
+        <w:rFonts w:eastAsia="黑体"/>
         <w:b/>
         <w:bCs/>
       </w:rPr>
@@ -6472,6 +6882,7 @@
         <w:spacing w:after="0" w:before="0" w:line="240" w:lineRule="auto"/>
       </w:pPr>
       <w:rPr>
+        <w:rFonts w:eastAsia="黑体"/>
         <w:b/>
         <w:bCs/>
         <w:color w:themeColor="background1" w:val="FFFFFF"/>
@@ -6494,6 +6905,7 @@
         <w:spacing w:after="0" w:before="0" w:line="240" w:lineRule="auto"/>
       </w:pPr>
       <w:rPr>
+        <w:rFonts w:eastAsia="黑体"/>
         <w:b/>
         <w:bCs/>
       </w:rPr>
@@ -6511,12 +6923,14 @@
     </w:tblStylePr>
     <w:tblStylePr w:type="firstCol">
       <w:rPr>
+        <w:rFonts w:eastAsia="黑体"/>
         <w:b/>
         <w:bCs/>
       </w:rPr>
     </w:tblStylePr>
     <w:tblStylePr w:type="lastCol">
       <w:rPr>
+        <w:rFonts w:eastAsia="黑体"/>
         <w:b/>
         <w:bCs/>
       </w:rPr>
@@ -6578,6 +6992,7 @@
         <w:spacing w:after="0" w:before="0" w:line="240" w:lineRule="auto"/>
       </w:pPr>
       <w:rPr>
+        <w:rFonts w:eastAsia="黑体"/>
         <w:b/>
         <w:bCs/>
         <w:color w:themeColor="background1" w:val="FFFFFF"/>
@@ -6600,6 +7015,7 @@
         <w:spacing w:after="0" w:before="0" w:line="240" w:lineRule="auto"/>
       </w:pPr>
       <w:rPr>
+        <w:rFonts w:eastAsia="黑体"/>
         <w:b/>
         <w:bCs/>
       </w:rPr>
@@ -6617,12 +7033,14 @@
     </w:tblStylePr>
     <w:tblStylePr w:type="firstCol">
       <w:rPr>
+        <w:rFonts w:eastAsia="黑体"/>
         <w:b/>
         <w:bCs/>
       </w:rPr>
     </w:tblStylePr>
     <w:tblStylePr w:type="lastCol">
       <w:rPr>
+        <w:rFonts w:eastAsia="黑体"/>
         <w:b/>
         <w:bCs/>
       </w:rPr>
@@ -6684,6 +7102,7 @@
         <w:spacing w:after="0" w:before="0" w:line="240" w:lineRule="auto"/>
       </w:pPr>
       <w:rPr>
+        <w:rFonts w:eastAsia="黑体"/>
         <w:b/>
         <w:bCs/>
         <w:color w:themeColor="background1" w:val="FFFFFF"/>
@@ -6706,6 +7125,7 @@
         <w:spacing w:after="0" w:before="0" w:line="240" w:lineRule="auto"/>
       </w:pPr>
       <w:rPr>
+        <w:rFonts w:eastAsia="黑体"/>
         <w:b/>
         <w:bCs/>
       </w:rPr>
@@ -6723,12 +7143,14 @@
     </w:tblStylePr>
     <w:tblStylePr w:type="firstCol">
       <w:rPr>
+        <w:rFonts w:eastAsia="黑体"/>
         <w:b/>
         <w:bCs/>
       </w:rPr>
     </w:tblStylePr>
     <w:tblStylePr w:type="lastCol">
       <w:rPr>
+        <w:rFonts w:eastAsia="黑体"/>
         <w:b/>
         <w:bCs/>
       </w:rPr>
@@ -6790,6 +7212,7 @@
         <w:spacing w:after="0" w:before="0" w:line="240" w:lineRule="auto"/>
       </w:pPr>
       <w:rPr>
+        <w:rFonts w:eastAsia="黑体"/>
         <w:b/>
         <w:bCs/>
         <w:color w:themeColor="background1" w:val="FFFFFF"/>
@@ -6812,6 +7235,7 @@
         <w:spacing w:after="0" w:before="0" w:line="240" w:lineRule="auto"/>
       </w:pPr>
       <w:rPr>
+        <w:rFonts w:eastAsia="黑体"/>
         <w:b/>
         <w:bCs/>
       </w:rPr>
@@ -6829,12 +7253,14 @@
     </w:tblStylePr>
     <w:tblStylePr w:type="firstCol">
       <w:rPr>
+        <w:rFonts w:eastAsia="黑体"/>
         <w:b/>
         <w:bCs/>
       </w:rPr>
     </w:tblStylePr>
     <w:tblStylePr w:type="lastCol">
       <w:rPr>
+        <w:rFonts w:eastAsia="黑体"/>
         <w:b/>
         <w:bCs/>
       </w:rPr>
@@ -6893,6 +7319,7 @@
         <w:spacing w:after="0" w:before="0" w:line="240" w:lineRule="auto"/>
       </w:pPr>
       <w:rPr>
+        <w:rFonts w:eastAsia="黑体"/>
         <w:b/>
         <w:bCs/>
         <w:color w:themeColor="background1" w:val="FFFFFF"/>
@@ -6915,6 +7342,7 @@
         <w:spacing w:after="0" w:before="0" w:line="240" w:lineRule="auto"/>
       </w:pPr>
       <w:rPr>
+        <w:rFonts w:eastAsia="黑体"/>
         <w:color w:val="auto"/>
       </w:rPr>
       <w:tblPr/>
@@ -6932,6 +7360,7 @@
     </w:tblStylePr>
     <w:tblStylePr w:type="firstCol">
       <w:rPr>
+        <w:rFonts w:eastAsia="黑体"/>
         <w:b/>
         <w:bCs/>
         <w:color w:themeColor="background1" w:val="FFFFFF"/>
@@ -6951,6 +7380,7 @@
     </w:tblStylePr>
     <w:tblStylePr w:type="lastCol">
       <w:rPr>
+        <w:rFonts w:eastAsia="黑体"/>
         <w:b/>
         <w:bCs/>
         <w:color w:themeColor="background1" w:val="FFFFFF"/>
@@ -6999,6 +7429,7 @@
     </w:tblStylePr>
     <w:tblStylePr w:type="nwCell">
       <w:rPr>
+        <w:rFonts w:eastAsia="黑体"/>
         <w:color w:themeColor="background1" w:val="FFFFFF"/>
       </w:rPr>
       <w:tblPr/>
@@ -7042,6 +7473,7 @@
         <w:spacing w:after="0" w:before="0" w:line="240" w:lineRule="auto"/>
       </w:pPr>
       <w:rPr>
+        <w:rFonts w:eastAsia="黑体"/>
         <w:b/>
         <w:bCs/>
         <w:color w:themeColor="background1" w:val="FFFFFF"/>
@@ -7064,6 +7496,7 @@
         <w:spacing w:after="0" w:before="0" w:line="240" w:lineRule="auto"/>
       </w:pPr>
       <w:rPr>
+        <w:rFonts w:eastAsia="黑体"/>
         <w:color w:val="auto"/>
       </w:rPr>
       <w:tblPr/>
@@ -7081,6 +7514,7 @@
     </w:tblStylePr>
     <w:tblStylePr w:type="firstCol">
       <w:rPr>
+        <w:rFonts w:eastAsia="黑体"/>
         <w:b/>
         <w:bCs/>
         <w:color w:themeColor="background1" w:val="FFFFFF"/>
@@ -7100,6 +7534,7 @@
     </w:tblStylePr>
     <w:tblStylePr w:type="lastCol">
       <w:rPr>
+        <w:rFonts w:eastAsia="黑体"/>
         <w:b/>
         <w:bCs/>
         <w:color w:themeColor="background1" w:val="FFFFFF"/>
@@ -7148,6 +7583,7 @@
     </w:tblStylePr>
     <w:tblStylePr w:type="nwCell">
       <w:rPr>
+        <w:rFonts w:eastAsia="黑体"/>
         <w:color w:themeColor="background1" w:val="FFFFFF"/>
       </w:rPr>
       <w:tblPr/>
@@ -7191,6 +7627,7 @@
         <w:spacing w:after="0" w:before="0" w:line="240" w:lineRule="auto"/>
       </w:pPr>
       <w:rPr>
+        <w:rFonts w:eastAsia="黑体"/>
         <w:b/>
         <w:bCs/>
         <w:color w:themeColor="background1" w:val="FFFFFF"/>
@@ -7213,6 +7650,7 @@
         <w:spacing w:after="0" w:before="0" w:line="240" w:lineRule="auto"/>
       </w:pPr>
       <w:rPr>
+        <w:rFonts w:eastAsia="黑体"/>
         <w:color w:val="auto"/>
       </w:rPr>
       <w:tblPr/>
@@ -7230,6 +7668,7 @@
     </w:tblStylePr>
     <w:tblStylePr w:type="firstCol">
       <w:rPr>
+        <w:rFonts w:eastAsia="黑体"/>
         <w:b/>
         <w:bCs/>
         <w:color w:themeColor="background1" w:val="FFFFFF"/>
@@ -7249,6 +7688,7 @@
     </w:tblStylePr>
     <w:tblStylePr w:type="lastCol">
       <w:rPr>
+        <w:rFonts w:eastAsia="黑体"/>
         <w:b/>
         <w:bCs/>
         <w:color w:themeColor="background1" w:val="FFFFFF"/>
@@ -7297,6 +7737,7 @@
     </w:tblStylePr>
     <w:tblStylePr w:type="nwCell">
       <w:rPr>
+        <w:rFonts w:eastAsia="黑体"/>
         <w:color w:themeColor="background1" w:val="FFFFFF"/>
       </w:rPr>
       <w:tblPr/>
@@ -7340,6 +7781,7 @@
         <w:spacing w:after="0" w:before="0" w:line="240" w:lineRule="auto"/>
       </w:pPr>
       <w:rPr>
+        <w:rFonts w:eastAsia="黑体"/>
         <w:b/>
         <w:bCs/>
         <w:color w:themeColor="background1" w:val="FFFFFF"/>
@@ -7362,6 +7804,7 @@
         <w:spacing w:after="0" w:before="0" w:line="240" w:lineRule="auto"/>
       </w:pPr>
       <w:rPr>
+        <w:rFonts w:eastAsia="黑体"/>
         <w:color w:val="auto"/>
       </w:rPr>
       <w:tblPr/>
@@ -7379,6 +7822,7 @@
     </w:tblStylePr>
     <w:tblStylePr w:type="firstCol">
       <w:rPr>
+        <w:rFonts w:eastAsia="黑体"/>
         <w:b/>
         <w:bCs/>
         <w:color w:themeColor="background1" w:val="FFFFFF"/>
@@ -7398,6 +7842,7 @@
     </w:tblStylePr>
     <w:tblStylePr w:type="lastCol">
       <w:rPr>
+        <w:rFonts w:eastAsia="黑体"/>
         <w:b/>
         <w:bCs/>
         <w:color w:themeColor="background1" w:val="FFFFFF"/>
@@ -7446,6 +7891,7 @@
     </w:tblStylePr>
     <w:tblStylePr w:type="nwCell">
       <w:rPr>
+        <w:rFonts w:eastAsia="黑体"/>
         <w:color w:themeColor="background1" w:val="FFFFFF"/>
       </w:rPr>
       <w:tblPr/>
@@ -7489,6 +7935,7 @@
         <w:spacing w:after="0" w:before="0" w:line="240" w:lineRule="auto"/>
       </w:pPr>
       <w:rPr>
+        <w:rFonts w:eastAsia="黑体"/>
         <w:b/>
         <w:bCs/>
         <w:color w:themeColor="background1" w:val="FFFFFF"/>
@@ -7511,6 +7958,7 @@
         <w:spacing w:after="0" w:before="0" w:line="240" w:lineRule="auto"/>
       </w:pPr>
       <w:rPr>
+        <w:rFonts w:eastAsia="黑体"/>
         <w:color w:val="auto"/>
       </w:rPr>
       <w:tblPr/>
@@ -7528,6 +7976,7 @@
     </w:tblStylePr>
     <w:tblStylePr w:type="firstCol">
       <w:rPr>
+        <w:rFonts w:eastAsia="黑体"/>
         <w:b/>
         <w:bCs/>
         <w:color w:themeColor="background1" w:val="FFFFFF"/>
@@ -7547,6 +7996,7 @@
     </w:tblStylePr>
     <w:tblStylePr w:type="lastCol">
       <w:rPr>
+        <w:rFonts w:eastAsia="黑体"/>
         <w:b/>
         <w:bCs/>
         <w:color w:themeColor="background1" w:val="FFFFFF"/>
@@ -7595,6 +8045,7 @@
     </w:tblStylePr>
     <w:tblStylePr w:type="nwCell">
       <w:rPr>
+        <w:rFonts w:eastAsia="黑体"/>
         <w:color w:themeColor="background1" w:val="FFFFFF"/>
       </w:rPr>
       <w:tblPr/>
@@ -7638,6 +8089,7 @@
         <w:spacing w:after="0" w:before="0" w:line="240" w:lineRule="auto"/>
       </w:pPr>
       <w:rPr>
+        <w:rFonts w:eastAsia="黑体"/>
         <w:b/>
         <w:bCs/>
         <w:color w:themeColor="background1" w:val="FFFFFF"/>
@@ -7660,6 +8112,7 @@
         <w:spacing w:after="0" w:before="0" w:line="240" w:lineRule="auto"/>
       </w:pPr>
       <w:rPr>
+        <w:rFonts w:eastAsia="黑体"/>
         <w:color w:val="auto"/>
       </w:rPr>
       <w:tblPr/>
@@ -7677,6 +8130,7 @@
     </w:tblStylePr>
     <w:tblStylePr w:type="firstCol">
       <w:rPr>
+        <w:rFonts w:eastAsia="黑体"/>
         <w:b/>
         <w:bCs/>
         <w:color w:themeColor="background1" w:val="FFFFFF"/>
@@ -7696,6 +8150,7 @@
     </w:tblStylePr>
     <w:tblStylePr w:type="lastCol">
       <w:rPr>
+        <w:rFonts w:eastAsia="黑体"/>
         <w:b/>
         <w:bCs/>
         <w:color w:themeColor="background1" w:val="FFFFFF"/>
@@ -7744,6 +8199,7 @@
     </w:tblStylePr>
     <w:tblStylePr w:type="nwCell">
       <w:rPr>
+        <w:rFonts w:eastAsia="黑体"/>
         <w:color w:themeColor="background1" w:val="FFFFFF"/>
       </w:rPr>
       <w:tblPr/>
@@ -7787,6 +8243,7 @@
         <w:spacing w:after="0" w:before="0" w:line="240" w:lineRule="auto"/>
       </w:pPr>
       <w:rPr>
+        <w:rFonts w:eastAsia="黑体"/>
         <w:b/>
         <w:bCs/>
         <w:color w:themeColor="background1" w:val="FFFFFF"/>
@@ -7809,6 +8266,7 @@
         <w:spacing w:after="0" w:before="0" w:line="240" w:lineRule="auto"/>
       </w:pPr>
       <w:rPr>
+        <w:rFonts w:eastAsia="黑体"/>
         <w:color w:val="auto"/>
       </w:rPr>
       <w:tblPr/>
@@ -7826,6 +8284,7 @@
     </w:tblStylePr>
     <w:tblStylePr w:type="firstCol">
       <w:rPr>
+        <w:rFonts w:eastAsia="黑体"/>
         <w:b/>
         <w:bCs/>
         <w:color w:themeColor="background1" w:val="FFFFFF"/>
@@ -7845,6 +8304,7 @@
     </w:tblStylePr>
     <w:tblStylePr w:type="lastCol">
       <w:rPr>
+        <w:rFonts w:eastAsia="黑体"/>
         <w:b/>
         <w:bCs/>
         <w:color w:themeColor="background1" w:val="FFFFFF"/>
@@ -7893,6 +8353,7 @@
     </w:tblStylePr>
     <w:tblStylePr w:type="nwCell">
       <w:rPr>
+        <w:rFonts w:eastAsia="黑体"/>
         <w:color w:themeColor="background1" w:val="FFFFFF"/>
       </w:rPr>
       <w:tblPr/>
@@ -7917,6 +8378,7 @@
       <w:spacing w:after="0" w:line="240" w:lineRule="auto"/>
     </w:pPr>
     <w:rPr>
+      <w:rFonts w:eastAsia="黑体"/>
       <w:color w:themeColor="text1" w:val="000000"/>
     </w:rPr>
     <w:tblPr>
@@ -7936,7 +8398,7 @@
     </w:tblPr>
     <w:tblStylePr w:type="firstRow">
       <w:rPr>
-        <w:rFonts w:asciiTheme="majorHAnsi" w:cstheme="majorBidi" w:eastAsiaTheme="majorEastAsia" w:hAnsiTheme="majorHAnsi"/>
+        <w:rFonts w:asciiTheme="majorHAnsi" w:cstheme="majorBidi" w:hAnsiTheme="majorHAnsi" w:eastAsia="黑体"/>
       </w:rPr>
       <w:tblPr/>
       <w:tcPr>
@@ -7948,6 +8410,7 @@
     </w:tblStylePr>
     <w:tblStylePr w:type="lastRow">
       <w:rPr>
+        <w:rFonts w:eastAsia="黑体"/>
         <w:b/>
         <w:bCs/>
         <w:color w:themeColor="text2" w:val="1F497D"/>
@@ -7962,12 +8425,14 @@
     </w:tblStylePr>
     <w:tblStylePr w:type="firstCol">
       <w:rPr>
+        <w:rFonts w:eastAsia="黑体"/>
         <w:b/>
         <w:bCs/>
       </w:rPr>
     </w:tblStylePr>
     <w:tblStylePr w:type="lastCol">
       <w:rPr>
+        <w:rFonts w:eastAsia="黑体"/>
         <w:b/>
         <w:bCs/>
       </w:rPr>
@@ -8001,6 +8466,7 @@
       <w:spacing w:after="0" w:line="240" w:lineRule="auto"/>
     </w:pPr>
     <w:rPr>
+      <w:rFonts w:eastAsia="黑体"/>
       <w:color w:themeColor="text1" w:val="000000"/>
     </w:rPr>
     <w:tblPr>
@@ -8020,7 +8486,7 @@
     </w:tblPr>
     <w:tblStylePr w:type="firstRow">
       <w:rPr>
-        <w:rFonts w:asciiTheme="majorHAnsi" w:cstheme="majorBidi" w:eastAsiaTheme="majorEastAsia" w:hAnsiTheme="majorHAnsi"/>
+        <w:rFonts w:asciiTheme="majorHAnsi" w:cstheme="majorBidi" w:hAnsiTheme="majorHAnsi" w:eastAsia="黑体"/>
       </w:rPr>
       <w:tblPr/>
       <w:tcPr>
@@ -8032,6 +8498,7 @@
     </w:tblStylePr>
     <w:tblStylePr w:type="lastRow">
       <w:rPr>
+        <w:rFonts w:eastAsia="黑体"/>
         <w:b/>
         <w:bCs/>
         <w:color w:themeColor="text2" w:val="1F497D"/>
@@ -8046,12 +8513,14 @@
     </w:tblStylePr>
     <w:tblStylePr w:type="firstCol">
       <w:rPr>
+        <w:rFonts w:eastAsia="黑体"/>
         <w:b/>
         <w:bCs/>
       </w:rPr>
     </w:tblStylePr>
     <w:tblStylePr w:type="lastCol">
       <w:rPr>
+        <w:rFonts w:eastAsia="黑体"/>
         <w:b/>
         <w:bCs/>
       </w:rPr>
@@ -8085,6 +8554,7 @@
       <w:spacing w:after="0" w:line="240" w:lineRule="auto"/>
     </w:pPr>
     <w:rPr>
+      <w:rFonts w:eastAsia="黑体"/>
       <w:color w:themeColor="text1" w:val="000000"/>
     </w:rPr>
     <w:tblPr>
@@ -8104,7 +8574,7 @@
     </w:tblPr>
     <w:tblStylePr w:type="firstRow">
       <w:rPr>
-        <w:rFonts w:asciiTheme="majorHAnsi" w:cstheme="majorBidi" w:eastAsiaTheme="majorEastAsia" w:hAnsiTheme="majorHAnsi"/>
+        <w:rFonts w:asciiTheme="majorHAnsi" w:cstheme="majorBidi" w:hAnsiTheme="majorHAnsi" w:eastAsia="黑体"/>
       </w:rPr>
       <w:tblPr/>
       <w:tcPr>
@@ -8116,6 +8586,7 @@
     </w:tblStylePr>
     <w:tblStylePr w:type="lastRow">
       <w:rPr>
+        <w:rFonts w:eastAsia="黑体"/>
         <w:b/>
         <w:bCs/>
         <w:color w:themeColor="text2" w:val="1F497D"/>
@@ -8130,12 +8601,14 @@
     </w:tblStylePr>
     <w:tblStylePr w:type="firstCol">
       <w:rPr>
+        <w:rFonts w:eastAsia="黑体"/>
         <w:b/>
         <w:bCs/>
       </w:rPr>
     </w:tblStylePr>
     <w:tblStylePr w:type="lastCol">
       <w:rPr>
+        <w:rFonts w:eastAsia="黑体"/>
         <w:b/>
         <w:bCs/>
       </w:rPr>
@@ -8169,6 +8642,7 @@
       <w:spacing w:after="0" w:line="240" w:lineRule="auto"/>
     </w:pPr>
     <w:rPr>
+      <w:rFonts w:eastAsia="黑体"/>
       <w:color w:themeColor="text1" w:val="000000"/>
     </w:rPr>
     <w:tblPr>
@@ -8188,7 +8662,7 @@
     </w:tblPr>
     <w:tblStylePr w:type="firstRow">
       <w:rPr>
-        <w:rFonts w:asciiTheme="majorHAnsi" w:cstheme="majorBidi" w:eastAsiaTheme="majorEastAsia" w:hAnsiTheme="majorHAnsi"/>
+        <w:rFonts w:asciiTheme="majorHAnsi" w:cstheme="majorBidi" w:hAnsiTheme="majorHAnsi" w:eastAsia="黑体"/>
       </w:rPr>
       <w:tblPr/>
       <w:tcPr>
@@ -8200,6 +8674,7 @@
     </w:tblStylePr>
     <w:tblStylePr w:type="lastRow">
       <w:rPr>
+        <w:rFonts w:eastAsia="黑体"/>
         <w:b/>
         <w:bCs/>
         <w:color w:themeColor="text2" w:val="1F497D"/>
@@ -8214,12 +8689,14 @@
     </w:tblStylePr>
     <w:tblStylePr w:type="firstCol">
       <w:rPr>
+        <w:rFonts w:eastAsia="黑体"/>
         <w:b/>
         <w:bCs/>
       </w:rPr>
     </w:tblStylePr>
     <w:tblStylePr w:type="lastCol">
       <w:rPr>
+        <w:rFonts w:eastAsia="黑体"/>
         <w:b/>
         <w:bCs/>
       </w:rPr>
@@ -8253,6 +8730,7 @@
       <w:spacing w:after="0" w:line="240" w:lineRule="auto"/>
     </w:pPr>
     <w:rPr>
+      <w:rFonts w:eastAsia="黑体"/>
       <w:color w:themeColor="text1" w:val="000000"/>
     </w:rPr>
     <w:tblPr>
@@ -8272,7 +8750,7 @@
     </w:tblPr>
     <w:tblStylePr w:type="firstRow">
       <w:rPr>
-        <w:rFonts w:asciiTheme="majorHAnsi" w:cstheme="majorBidi" w:eastAsiaTheme="majorEastAsia" w:hAnsiTheme="majorHAnsi"/>
+        <w:rFonts w:asciiTheme="majorHAnsi" w:cstheme="majorBidi" w:hAnsiTheme="majorHAnsi" w:eastAsia="黑体"/>
       </w:rPr>
       <w:tblPr/>
       <w:tcPr>
@@ -8284,6 +8762,7 @@
     </w:tblStylePr>
     <w:tblStylePr w:type="lastRow">
       <w:rPr>
+        <w:rFonts w:eastAsia="黑体"/>
         <w:b/>
         <w:bCs/>
         <w:color w:themeColor="text2" w:val="1F497D"/>
@@ -8298,12 +8777,14 @@
     </w:tblStylePr>
     <w:tblStylePr w:type="firstCol">
       <w:rPr>
+        <w:rFonts w:eastAsia="黑体"/>
         <w:b/>
         <w:bCs/>
       </w:rPr>
     </w:tblStylePr>
     <w:tblStylePr w:type="lastCol">
       <w:rPr>
+        <w:rFonts w:eastAsia="黑体"/>
         <w:b/>
         <w:bCs/>
       </w:rPr>
@@ -8337,6 +8818,7 @@
       <w:spacing w:after="0" w:line="240" w:lineRule="auto"/>
     </w:pPr>
     <w:rPr>
+      <w:rFonts w:eastAsia="黑体"/>
       <w:color w:themeColor="text1" w:val="000000"/>
     </w:rPr>
     <w:tblPr>
@@ -8356,7 +8838,7 @@
     </w:tblPr>
     <w:tblStylePr w:type="firstRow">
       <w:rPr>
-        <w:rFonts w:asciiTheme="majorHAnsi" w:cstheme="majorBidi" w:eastAsiaTheme="majorEastAsia" w:hAnsiTheme="majorHAnsi"/>
+        <w:rFonts w:asciiTheme="majorHAnsi" w:cstheme="majorBidi" w:hAnsiTheme="majorHAnsi" w:eastAsia="黑体"/>
       </w:rPr>
       <w:tblPr/>
       <w:tcPr>
@@ -8368,6 +8850,7 @@
     </w:tblStylePr>
     <w:tblStylePr w:type="lastRow">
       <w:rPr>
+        <w:rFonts w:eastAsia="黑体"/>
         <w:b/>
         <w:bCs/>
         <w:color w:themeColor="text2" w:val="1F497D"/>
@@ -8382,12 +8865,14 @@
     </w:tblStylePr>
     <w:tblStylePr w:type="firstCol">
       <w:rPr>
+        <w:rFonts w:eastAsia="黑体"/>
         <w:b/>
         <w:bCs/>
       </w:rPr>
     </w:tblStylePr>
     <w:tblStylePr w:type="lastCol">
       <w:rPr>
+        <w:rFonts w:eastAsia="黑体"/>
         <w:b/>
         <w:bCs/>
       </w:rPr>
@@ -8421,6 +8906,7 @@
       <w:spacing w:after="0" w:line="240" w:lineRule="auto"/>
     </w:pPr>
     <w:rPr>
+      <w:rFonts w:eastAsia="黑体"/>
       <w:color w:themeColor="text1" w:val="000000"/>
     </w:rPr>
     <w:tblPr>
@@ -8440,7 +8926,7 @@
     </w:tblPr>
     <w:tblStylePr w:type="firstRow">
       <w:rPr>
-        <w:rFonts w:asciiTheme="majorHAnsi" w:cstheme="majorBidi" w:eastAsiaTheme="majorEastAsia" w:hAnsiTheme="majorHAnsi"/>
+        <w:rFonts w:asciiTheme="majorHAnsi" w:cstheme="majorBidi" w:hAnsiTheme="majorHAnsi" w:eastAsia="黑体"/>
       </w:rPr>
       <w:tblPr/>
       <w:tcPr>
@@ -8452,6 +8938,7 @@
     </w:tblStylePr>
     <w:tblStylePr w:type="lastRow">
       <w:rPr>
+        <w:rFonts w:eastAsia="黑体"/>
         <w:b/>
         <w:bCs/>
         <w:color w:themeColor="text2" w:val="1F497D"/>
@@ -8466,12 +8953,14 @@
     </w:tblStylePr>
     <w:tblStylePr w:type="firstCol">
       <w:rPr>
+        <w:rFonts w:eastAsia="黑体"/>
         <w:b/>
         <w:bCs/>
       </w:rPr>
     </w:tblStylePr>
     <w:tblStylePr w:type="lastCol">
       <w:rPr>
+        <w:rFonts w:eastAsia="黑体"/>
         <w:b/>
         <w:bCs/>
       </w:rPr>
@@ -8505,7 +8994,7 @@
       <w:spacing w:after="0" w:line="240" w:lineRule="auto"/>
     </w:pPr>
     <w:rPr>
-      <w:rFonts w:asciiTheme="majorHAnsi" w:cstheme="majorBidi" w:eastAsiaTheme="majorEastAsia" w:hAnsiTheme="majorHAnsi"/>
+      <w:rFonts w:asciiTheme="majorHAnsi" w:cstheme="majorBidi" w:hAnsiTheme="majorHAnsi" w:eastAsia="黑体"/>
       <w:color w:themeColor="text1" w:val="000000"/>
     </w:rPr>
     <w:tblPr>
@@ -8527,6 +9016,7 @@
     </w:tblPr>
     <w:tblStylePr w:type="firstRow">
       <w:rPr>
+        <w:rFonts w:eastAsia="黑体"/>
         <w:sz w:val="24"/>
         <w:szCs w:val="24"/>
       </w:rPr>
@@ -8633,7 +9123,7 @@
       <w:spacing w:after="0" w:line="240" w:lineRule="auto"/>
     </w:pPr>
     <w:rPr>
-      <w:rFonts w:asciiTheme="majorHAnsi" w:cstheme="majorBidi" w:eastAsiaTheme="majorEastAsia" w:hAnsiTheme="majorHAnsi"/>
+      <w:rFonts w:asciiTheme="majorHAnsi" w:cstheme="majorBidi" w:hAnsiTheme="majorHAnsi" w:eastAsia="黑体"/>
       <w:color w:themeColor="text1" w:val="000000"/>
     </w:rPr>
     <w:tblPr>
@@ -8655,6 +9145,7 @@
     </w:tblPr>
     <w:tblStylePr w:type="firstRow">
       <w:rPr>
+        <w:rFonts w:eastAsia="黑体"/>
         <w:sz w:val="24"/>
         <w:szCs w:val="24"/>
       </w:rPr>
@@ -8761,7 +9252,7 @@
       <w:spacing w:after="0" w:line="240" w:lineRule="auto"/>
     </w:pPr>
     <w:rPr>
-      <w:rFonts w:asciiTheme="majorHAnsi" w:cstheme="majorBidi" w:eastAsiaTheme="majorEastAsia" w:hAnsiTheme="majorHAnsi"/>
+      <w:rFonts w:asciiTheme="majorHAnsi" w:cstheme="majorBidi" w:hAnsiTheme="majorHAnsi" w:eastAsia="黑体"/>
       <w:color w:themeColor="text1" w:val="000000"/>
     </w:rPr>
     <w:tblPr>
@@ -8783,6 +9274,7 @@
     </w:tblPr>
     <w:tblStylePr w:type="firstRow">
       <w:rPr>
+        <w:rFonts w:eastAsia="黑体"/>
         <w:sz w:val="24"/>
         <w:szCs w:val="24"/>
       </w:rPr>
@@ -8889,7 +9381,7 @@
       <w:spacing w:after="0" w:line="240" w:lineRule="auto"/>
     </w:pPr>
     <w:rPr>
-      <w:rFonts w:asciiTheme="majorHAnsi" w:cstheme="majorBidi" w:eastAsiaTheme="majorEastAsia" w:hAnsiTheme="majorHAnsi"/>
+      <w:rFonts w:asciiTheme="majorHAnsi" w:cstheme="majorBidi" w:hAnsiTheme="majorHAnsi" w:eastAsia="黑体"/>
       <w:color w:themeColor="text1" w:val="000000"/>
     </w:rPr>
     <w:tblPr>
@@ -8911,6 +9403,7 @@
     </w:tblPr>
     <w:tblStylePr w:type="firstRow">
       <w:rPr>
+        <w:rFonts w:eastAsia="黑体"/>
         <w:sz w:val="24"/>
         <w:szCs w:val="24"/>
       </w:rPr>
@@ -9017,7 +9510,7 @@
       <w:spacing w:after="0" w:line="240" w:lineRule="auto"/>
     </w:pPr>
     <w:rPr>
-      <w:rFonts w:asciiTheme="majorHAnsi" w:cstheme="majorBidi" w:eastAsiaTheme="majorEastAsia" w:hAnsiTheme="majorHAnsi"/>
+      <w:rFonts w:asciiTheme="majorHAnsi" w:cstheme="majorBidi" w:hAnsiTheme="majorHAnsi" w:eastAsia="黑体"/>
       <w:color w:themeColor="text1" w:val="000000"/>
     </w:rPr>
     <w:tblPr>
@@ -9039,6 +9532,7 @@
     </w:tblPr>
     <w:tblStylePr w:type="firstRow">
       <w:rPr>
+        <w:rFonts w:eastAsia="黑体"/>
         <w:sz w:val="24"/>
         <w:szCs w:val="24"/>
       </w:rPr>
@@ -9145,7 +9639,7 @@
       <w:spacing w:after="0" w:line="240" w:lineRule="auto"/>
     </w:pPr>
     <w:rPr>
-      <w:rFonts w:asciiTheme="majorHAnsi" w:cstheme="majorBidi" w:eastAsiaTheme="majorEastAsia" w:hAnsiTheme="majorHAnsi"/>
+      <w:rFonts w:asciiTheme="majorHAnsi" w:cstheme="majorBidi" w:hAnsiTheme="majorHAnsi" w:eastAsia="黑体"/>
       <w:color w:themeColor="text1" w:val="000000"/>
     </w:rPr>
     <w:tblPr>
@@ -9167,6 +9661,7 @@
     </w:tblPr>
     <w:tblStylePr w:type="firstRow">
       <w:rPr>
+        <w:rFonts w:eastAsia="黑体"/>
         <w:sz w:val="24"/>
         <w:szCs w:val="24"/>
       </w:rPr>
@@ -9273,7 +9768,7 @@
       <w:spacing w:after="0" w:line="240" w:lineRule="auto"/>
     </w:pPr>
     <w:rPr>
-      <w:rFonts w:asciiTheme="majorHAnsi" w:cstheme="majorBidi" w:eastAsiaTheme="majorEastAsia" w:hAnsiTheme="majorHAnsi"/>
+      <w:rFonts w:asciiTheme="majorHAnsi" w:cstheme="majorBidi" w:hAnsiTheme="majorHAnsi" w:eastAsia="黑体"/>
       <w:color w:themeColor="text1" w:val="000000"/>
     </w:rPr>
     <w:tblPr>
@@ -9295,6 +9790,7 @@
     </w:tblPr>
     <w:tblStylePr w:type="firstRow">
       <w:rPr>
+        <w:rFonts w:eastAsia="黑体"/>
         <w:sz w:val="24"/>
         <w:szCs w:val="24"/>
       </w:rPr>
@@ -9424,12 +9920,14 @@
     </w:tcPr>
     <w:tblStylePr w:type="firstRow">
       <w:rPr>
+        <w:rFonts w:eastAsia="黑体"/>
         <w:b/>
         <w:bCs/>
       </w:rPr>
     </w:tblStylePr>
     <w:tblStylePr w:type="lastRow">
       <w:rPr>
+        <w:rFonts w:eastAsia="黑体"/>
         <w:b/>
         <w:bCs/>
       </w:rPr>
@@ -9442,12 +9940,14 @@
     </w:tblStylePr>
     <w:tblStylePr w:type="firstCol">
       <w:rPr>
+        <w:rFonts w:eastAsia="黑体"/>
         <w:b/>
         <w:bCs/>
       </w:rPr>
     </w:tblStylePr>
     <w:tblStylePr w:type="lastCol">
       <w:rPr>
+        <w:rFonts w:eastAsia="黑体"/>
         <w:b/>
         <w:bCs/>
       </w:rPr>
@@ -9497,12 +9997,14 @@
     </w:tcPr>
     <w:tblStylePr w:type="firstRow">
       <w:rPr>
+        <w:rFonts w:eastAsia="黑体"/>
         <w:b/>
         <w:bCs/>
       </w:rPr>
     </w:tblStylePr>
     <w:tblStylePr w:type="lastRow">
       <w:rPr>
+        <w:rFonts w:eastAsia="黑体"/>
         <w:b/>
         <w:bCs/>
       </w:rPr>
@@ -9515,12 +10017,14 @@
     </w:tblStylePr>
     <w:tblStylePr w:type="firstCol">
       <w:rPr>
+        <w:rFonts w:eastAsia="黑体"/>
         <w:b/>
         <w:bCs/>
       </w:rPr>
     </w:tblStylePr>
     <w:tblStylePr w:type="lastCol">
       <w:rPr>
+        <w:rFonts w:eastAsia="黑体"/>
         <w:b/>
         <w:bCs/>
       </w:rPr>
@@ -9570,12 +10074,14 @@
     </w:tcPr>
     <w:tblStylePr w:type="firstRow">
       <w:rPr>
+        <w:rFonts w:eastAsia="黑体"/>
         <w:b/>
         <w:bCs/>
       </w:rPr>
     </w:tblStylePr>
     <w:tblStylePr w:type="lastRow">
       <w:rPr>
+        <w:rFonts w:eastAsia="黑体"/>
         <w:b/>
         <w:bCs/>
       </w:rPr>
@@ -9588,12 +10094,14 @@
     </w:tblStylePr>
     <w:tblStylePr w:type="firstCol">
       <w:rPr>
+        <w:rFonts w:eastAsia="黑体"/>
         <w:b/>
         <w:bCs/>
       </w:rPr>
     </w:tblStylePr>
     <w:tblStylePr w:type="lastCol">
       <w:rPr>
+        <w:rFonts w:eastAsia="黑体"/>
         <w:b/>
         <w:bCs/>
       </w:rPr>
@@ -9643,12 +10151,14 @@
     </w:tcPr>
     <w:tblStylePr w:type="firstRow">
       <w:rPr>
+        <w:rFonts w:eastAsia="黑体"/>
         <w:b/>
         <w:bCs/>
       </w:rPr>
     </w:tblStylePr>
     <w:tblStylePr w:type="lastRow">
       <w:rPr>
+        <w:rFonts w:eastAsia="黑体"/>
         <w:b/>
         <w:bCs/>
       </w:rPr>
@@ -9661,12 +10171,14 @@
     </w:tblStylePr>
     <w:tblStylePr w:type="firstCol">
       <w:rPr>
+        <w:rFonts w:eastAsia="黑体"/>
         <w:b/>
         <w:bCs/>
       </w:rPr>
     </w:tblStylePr>
     <w:tblStylePr w:type="lastCol">
       <w:rPr>
+        <w:rFonts w:eastAsia="黑体"/>
         <w:b/>
         <w:bCs/>
       </w:rPr>
@@ -9716,12 +10228,14 @@
     </w:tcPr>
     <w:tblStylePr w:type="firstRow">
       <w:rPr>
+        <w:rFonts w:eastAsia="黑体"/>
         <w:b/>
         <w:bCs/>
       </w:rPr>
     </w:tblStylePr>
     <w:tblStylePr w:type="lastRow">
       <w:rPr>
+        <w:rFonts w:eastAsia="黑体"/>
         <w:b/>
         <w:bCs/>
       </w:rPr>
@@ -9734,12 +10248,14 @@
     </w:tblStylePr>
     <w:tblStylePr w:type="firstCol">
       <w:rPr>
+        <w:rFonts w:eastAsia="黑体"/>
         <w:b/>
         <w:bCs/>
       </w:rPr>
     </w:tblStylePr>
     <w:tblStylePr w:type="lastCol">
       <w:rPr>
+        <w:rFonts w:eastAsia="黑体"/>
         <w:b/>
         <w:bCs/>
       </w:rPr>
@@ -9789,12 +10305,14 @@
     </w:tcPr>
     <w:tblStylePr w:type="firstRow">
       <w:rPr>
+        <w:rFonts w:eastAsia="黑体"/>
         <w:b/>
         <w:bCs/>
       </w:rPr>
     </w:tblStylePr>
     <w:tblStylePr w:type="lastRow">
       <w:rPr>
+        <w:rFonts w:eastAsia="黑体"/>
         <w:b/>
         <w:bCs/>
       </w:rPr>
@@ -9807,12 +10325,14 @@
     </w:tblStylePr>
     <w:tblStylePr w:type="firstCol">
       <w:rPr>
+        <w:rFonts w:eastAsia="黑体"/>
         <w:b/>
         <w:bCs/>
       </w:rPr>
     </w:tblStylePr>
     <w:tblStylePr w:type="lastCol">
       <w:rPr>
+        <w:rFonts w:eastAsia="黑体"/>
         <w:b/>
         <w:bCs/>
       </w:rPr>
@@ -9862,12 +10382,14 @@
     </w:tcPr>
     <w:tblStylePr w:type="firstRow">
       <w:rPr>
+        <w:rFonts w:eastAsia="黑体"/>
         <w:b/>
         <w:bCs/>
       </w:rPr>
     </w:tblStylePr>
     <w:tblStylePr w:type="lastRow">
       <w:rPr>
+        <w:rFonts w:eastAsia="黑体"/>
         <w:b/>
         <w:bCs/>
       </w:rPr>
@@ -9880,12 +10402,14 @@
     </w:tblStylePr>
     <w:tblStylePr w:type="firstCol">
       <w:rPr>
+        <w:rFonts w:eastAsia="黑体"/>
         <w:b/>
         <w:bCs/>
       </w:rPr>
     </w:tblStylePr>
     <w:tblStylePr w:type="lastCol">
       <w:rPr>
+        <w:rFonts w:eastAsia="黑体"/>
         <w:b/>
         <w:bCs/>
       </w:rPr>
@@ -9912,7 +10436,7 @@
       <w:spacing w:after="0" w:line="240" w:lineRule="auto"/>
     </w:pPr>
     <w:rPr>
-      <w:rFonts w:asciiTheme="majorHAnsi" w:cstheme="majorBidi" w:eastAsiaTheme="majorEastAsia" w:hAnsiTheme="majorHAnsi"/>
+      <w:rFonts w:asciiTheme="majorHAnsi" w:cstheme="majorBidi" w:hAnsiTheme="majorHAnsi" w:eastAsia="黑体"/>
       <w:color w:themeColor="text1" w:val="000000"/>
     </w:rPr>
     <w:tblPr>
@@ -9939,6 +10463,7 @@
     </w:tcPr>
     <w:tblStylePr w:type="firstRow">
       <w:rPr>
+        <w:rFonts w:eastAsia="黑体"/>
         <w:b/>
         <w:bCs/>
         <w:color w:themeColor="text1" w:val="000000"/>
@@ -9950,6 +10475,7 @@
     </w:tblStylePr>
     <w:tblStylePr w:type="lastRow">
       <w:rPr>
+        <w:rFonts w:eastAsia="黑体"/>
         <w:b/>
         <w:bCs/>
         <w:color w:themeColor="text1" w:val="000000"/>
@@ -9969,6 +10495,7 @@
     </w:tblStylePr>
     <w:tblStylePr w:type="firstCol">
       <w:rPr>
+        <w:rFonts w:eastAsia="黑体"/>
         <w:b/>
         <w:bCs/>
         <w:color w:themeColor="text1" w:val="000000"/>
@@ -9988,6 +10515,7 @@
     </w:tblStylePr>
     <w:tblStylePr w:type="lastCol">
       <w:rPr>
+        <w:rFonts w:eastAsia="黑体"/>
         <w:b w:val="0"/>
         <w:bCs w:val="0"/>
         <w:color w:themeColor="text1" w:val="000000"/>
@@ -10037,7 +10565,7 @@
       <w:spacing w:after="0" w:line="240" w:lineRule="auto"/>
     </w:pPr>
     <w:rPr>
-      <w:rFonts w:asciiTheme="majorHAnsi" w:cstheme="majorBidi" w:eastAsiaTheme="majorEastAsia" w:hAnsiTheme="majorHAnsi"/>
+      <w:rFonts w:asciiTheme="majorHAnsi" w:cstheme="majorBidi" w:hAnsiTheme="majorHAnsi" w:eastAsia="黑体"/>
       <w:color w:themeColor="text1" w:val="000000"/>
     </w:rPr>
     <w:tblPr>
@@ -10064,6 +10592,7 @@
     </w:tcPr>
     <w:tblStylePr w:type="firstRow">
       <w:rPr>
+        <w:rFonts w:eastAsia="黑体"/>
         <w:b/>
         <w:bCs/>
         <w:color w:themeColor="text1" w:val="000000"/>
@@ -10075,6 +10604,7 @@
     </w:tblStylePr>
     <w:tblStylePr w:type="lastRow">
       <w:rPr>
+        <w:rFonts w:eastAsia="黑体"/>
         <w:b/>
         <w:bCs/>
         <w:color w:themeColor="text1" w:val="000000"/>
@@ -10094,6 +10624,7 @@
     </w:tblStylePr>
     <w:tblStylePr w:type="firstCol">
       <w:rPr>
+        <w:rFonts w:eastAsia="黑体"/>
         <w:b/>
         <w:bCs/>
         <w:color w:themeColor="text1" w:val="000000"/>
@@ -10113,6 +10644,7 @@
     </w:tblStylePr>
     <w:tblStylePr w:type="lastCol">
       <w:rPr>
+        <w:rFonts w:eastAsia="黑体"/>
         <w:b w:val="0"/>
         <w:bCs w:val="0"/>
         <w:color w:themeColor="text1" w:val="000000"/>
@@ -10162,7 +10694,7 @@
       <w:spacing w:after="0" w:line="240" w:lineRule="auto"/>
     </w:pPr>
     <w:rPr>
-      <w:rFonts w:asciiTheme="majorHAnsi" w:cstheme="majorBidi" w:eastAsiaTheme="majorEastAsia" w:hAnsiTheme="majorHAnsi"/>
+      <w:rFonts w:asciiTheme="majorHAnsi" w:cstheme="majorBidi" w:hAnsiTheme="majorHAnsi" w:eastAsia="黑体"/>
       <w:color w:themeColor="text1" w:val="000000"/>
     </w:rPr>
     <w:tblPr>
@@ -10189,6 +10721,7 @@
     </w:tcPr>
     <w:tblStylePr w:type="firstRow">
       <w:rPr>
+        <w:rFonts w:eastAsia="黑体"/>
         <w:b/>
         <w:bCs/>
         <w:color w:themeColor="text1" w:val="000000"/>
@@ -10200,6 +10733,7 @@
     </w:tblStylePr>
     <w:tblStylePr w:type="lastRow">
       <w:rPr>
+        <w:rFonts w:eastAsia="黑体"/>
         <w:b/>
         <w:bCs/>
         <w:color w:themeColor="text1" w:val="000000"/>
@@ -10219,6 +10753,7 @@
     </w:tblStylePr>
     <w:tblStylePr w:type="firstCol">
       <w:rPr>
+        <w:rFonts w:eastAsia="黑体"/>
         <w:b/>
         <w:bCs/>
         <w:color w:themeColor="text1" w:val="000000"/>
@@ -10238,6 +10773,7 @@
     </w:tblStylePr>
     <w:tblStylePr w:type="lastCol">
       <w:rPr>
+        <w:rFonts w:eastAsia="黑体"/>
         <w:b w:val="0"/>
         <w:bCs w:val="0"/>
         <w:color w:themeColor="text1" w:val="000000"/>
@@ -10287,7 +10823,7 @@
       <w:spacing w:after="0" w:line="240" w:lineRule="auto"/>
     </w:pPr>
     <w:rPr>
-      <w:rFonts w:asciiTheme="majorHAnsi" w:cstheme="majorBidi" w:eastAsiaTheme="majorEastAsia" w:hAnsiTheme="majorHAnsi"/>
+      <w:rFonts w:asciiTheme="majorHAnsi" w:cstheme="majorBidi" w:hAnsiTheme="majorHAnsi" w:eastAsia="黑体"/>
       <w:color w:themeColor="text1" w:val="000000"/>
     </w:rPr>
     <w:tblPr>
@@ -10314,6 +10850,7 @@
     </w:tcPr>
     <w:tblStylePr w:type="firstRow">
       <w:rPr>
+        <w:rFonts w:eastAsia="黑体"/>
         <w:b/>
         <w:bCs/>
         <w:color w:themeColor="text1" w:val="000000"/>
@@ -10325,6 +10862,7 @@
     </w:tblStylePr>
     <w:tblStylePr w:type="lastRow">
       <w:rPr>
+        <w:rFonts w:eastAsia="黑体"/>
         <w:b/>
         <w:bCs/>
         <w:color w:themeColor="text1" w:val="000000"/>
@@ -10344,6 +10882,7 @@
     </w:tblStylePr>
     <w:tblStylePr w:type="firstCol">
       <w:rPr>
+        <w:rFonts w:eastAsia="黑体"/>
         <w:b/>
         <w:bCs/>
         <w:color w:themeColor="text1" w:val="000000"/>
@@ -10363,6 +10902,7 @@
     </w:tblStylePr>
     <w:tblStylePr w:type="lastCol">
       <w:rPr>
+        <w:rFonts w:eastAsia="黑体"/>
         <w:b w:val="0"/>
         <w:bCs w:val="0"/>
         <w:color w:themeColor="text1" w:val="000000"/>
@@ -10412,7 +10952,7 @@
       <w:spacing w:after="0" w:line="240" w:lineRule="auto"/>
     </w:pPr>
     <w:rPr>
-      <w:rFonts w:asciiTheme="majorHAnsi" w:cstheme="majorBidi" w:eastAsiaTheme="majorEastAsia" w:hAnsiTheme="majorHAnsi"/>
+      <w:rFonts w:asciiTheme="majorHAnsi" w:cstheme="majorBidi" w:hAnsiTheme="majorHAnsi" w:eastAsia="黑体"/>
       <w:color w:themeColor="text1" w:val="000000"/>
     </w:rPr>
     <w:tblPr>
@@ -10439,6 +10979,7 @@
     </w:tcPr>
     <w:tblStylePr w:type="firstRow">
       <w:rPr>
+        <w:rFonts w:eastAsia="黑体"/>
         <w:b/>
         <w:bCs/>
         <w:color w:themeColor="text1" w:val="000000"/>
@@ -10450,6 +10991,7 @@
     </w:tblStylePr>
     <w:tblStylePr w:type="lastRow">
       <w:rPr>
+        <w:rFonts w:eastAsia="黑体"/>
         <w:b/>
         <w:bCs/>
         <w:color w:themeColor="text1" w:val="000000"/>
@@ -10469,6 +11011,7 @@
     </w:tblStylePr>
     <w:tblStylePr w:type="firstCol">
       <w:rPr>
+        <w:rFonts w:eastAsia="黑体"/>
         <w:b/>
         <w:bCs/>
         <w:color w:themeColor="text1" w:val="000000"/>
@@ -10488,6 +11031,7 @@
     </w:tblStylePr>
     <w:tblStylePr w:type="lastCol">
       <w:rPr>
+        <w:rFonts w:eastAsia="黑体"/>
         <w:b w:val="0"/>
         <w:bCs w:val="0"/>
         <w:color w:themeColor="text1" w:val="000000"/>
@@ -10537,7 +11081,7 @@
       <w:spacing w:after="0" w:line="240" w:lineRule="auto"/>
     </w:pPr>
     <w:rPr>
-      <w:rFonts w:asciiTheme="majorHAnsi" w:cstheme="majorBidi" w:eastAsiaTheme="majorEastAsia" w:hAnsiTheme="majorHAnsi"/>
+      <w:rFonts w:asciiTheme="majorHAnsi" w:cstheme="majorBidi" w:hAnsiTheme="majorHAnsi" w:eastAsia="黑体"/>
       <w:color w:themeColor="text1" w:val="000000"/>
     </w:rPr>
     <w:tblPr>
@@ -10564,6 +11108,7 @@
     </w:tcPr>
     <w:tblStylePr w:type="firstRow">
       <w:rPr>
+        <w:rFonts w:eastAsia="黑体"/>
         <w:b/>
         <w:bCs/>
         <w:color w:themeColor="text1" w:val="000000"/>
@@ -10575,6 +11120,7 @@
     </w:tblStylePr>
     <w:tblStylePr w:type="lastRow">
       <w:rPr>
+        <w:rFonts w:eastAsia="黑体"/>
         <w:b/>
         <w:bCs/>
         <w:color w:themeColor="text1" w:val="000000"/>
@@ -10594,6 +11140,7 @@
     </w:tblStylePr>
     <w:tblStylePr w:type="firstCol">
       <w:rPr>
+        <w:rFonts w:eastAsia="黑体"/>
         <w:b/>
         <w:bCs/>
         <w:color w:themeColor="text1" w:val="000000"/>
@@ -10613,6 +11160,7 @@
     </w:tblStylePr>
     <w:tblStylePr w:type="lastCol">
       <w:rPr>
+        <w:rFonts w:eastAsia="黑体"/>
         <w:b w:val="0"/>
         <w:bCs w:val="0"/>
         <w:color w:themeColor="text1" w:val="000000"/>
@@ -10662,7 +11210,7 @@
       <w:spacing w:after="0" w:line="240" w:lineRule="auto"/>
     </w:pPr>
     <w:rPr>
-      <w:rFonts w:asciiTheme="majorHAnsi" w:cstheme="majorBidi" w:eastAsiaTheme="majorEastAsia" w:hAnsiTheme="majorHAnsi"/>
+      <w:rFonts w:asciiTheme="majorHAnsi" w:cstheme="majorBidi" w:hAnsiTheme="majorHAnsi" w:eastAsia="黑体"/>
       <w:color w:themeColor="text1" w:val="000000"/>
     </w:rPr>
     <w:tblPr>
@@ -10689,6 +11237,7 @@
     </w:tcPr>
     <w:tblStylePr w:type="firstRow">
       <w:rPr>
+        <w:rFonts w:eastAsia="黑体"/>
         <w:b/>
         <w:bCs/>
         <w:color w:themeColor="text1" w:val="000000"/>
@@ -10700,6 +11249,7 @@
     </w:tblStylePr>
     <w:tblStylePr w:type="lastRow">
       <w:rPr>
+        <w:rFonts w:eastAsia="黑体"/>
         <w:b/>
         <w:bCs/>
         <w:color w:themeColor="text1" w:val="000000"/>
@@ -10719,6 +11269,7 @@
     </w:tblStylePr>
     <w:tblStylePr w:type="firstCol">
       <w:rPr>
+        <w:rFonts w:eastAsia="黑体"/>
         <w:b/>
         <w:bCs/>
         <w:color w:themeColor="text1" w:val="000000"/>
@@ -10738,6 +11289,7 @@
     </w:tblStylePr>
     <w:tblStylePr w:type="lastCol">
       <w:rPr>
+        <w:rFonts w:eastAsia="黑体"/>
         <w:b w:val="0"/>
         <w:bCs w:val="0"/>
         <w:color w:themeColor="text1" w:val="000000"/>
@@ -10810,6 +11362,7 @@
     </w:tcPr>
     <w:tblStylePr w:type="firstRow">
       <w:rPr>
+        <w:rFonts w:eastAsia="黑体"/>
         <w:b/>
         <w:bCs/>
         <w:i w:val="0"/>
@@ -10831,6 +11384,7 @@
     </w:tblStylePr>
     <w:tblStylePr w:type="lastRow">
       <w:rPr>
+        <w:rFonts w:eastAsia="黑体"/>
         <w:b/>
         <w:bCs/>
         <w:i w:val="0"/>
@@ -10852,6 +11406,7 @@
     </w:tblStylePr>
     <w:tblStylePr w:type="firstCol">
       <w:rPr>
+        <w:rFonts w:eastAsia="黑体"/>
         <w:b/>
         <w:bCs/>
         <w:i w:val="0"/>
@@ -10871,6 +11426,7 @@
     </w:tblStylePr>
     <w:tblStylePr w:type="lastCol">
       <w:rPr>
+        <w:rFonts w:eastAsia="黑体"/>
         <w:b/>
         <w:bCs/>
         <w:i w:val="0"/>
@@ -10951,6 +11507,7 @@
     </w:tcPr>
     <w:tblStylePr w:type="firstRow">
       <w:rPr>
+        <w:rFonts w:eastAsia="黑体"/>
         <w:b/>
         <w:bCs/>
         <w:i w:val="0"/>
@@ -10972,6 +11529,7 @@
     </w:tblStylePr>
     <w:tblStylePr w:type="lastRow">
       <w:rPr>
+        <w:rFonts w:eastAsia="黑体"/>
         <w:b/>
         <w:bCs/>
         <w:i w:val="0"/>
@@ -10993,6 +11551,7 @@
     </w:tblStylePr>
     <w:tblStylePr w:type="firstCol">
       <w:rPr>
+        <w:rFonts w:eastAsia="黑体"/>
         <w:b/>
         <w:bCs/>
         <w:i w:val="0"/>
@@ -11012,6 +11571,7 @@
     </w:tblStylePr>
     <w:tblStylePr w:type="lastCol">
       <w:rPr>
+        <w:rFonts w:eastAsia="黑体"/>
         <w:b/>
         <w:bCs/>
         <w:i w:val="0"/>
@@ -11092,6 +11652,7 @@
     </w:tcPr>
     <w:tblStylePr w:type="firstRow">
       <w:rPr>
+        <w:rFonts w:eastAsia="黑体"/>
         <w:b/>
         <w:bCs/>
         <w:i w:val="0"/>
@@ -11113,6 +11674,7 @@
     </w:tblStylePr>
     <w:tblStylePr w:type="lastRow">
       <w:rPr>
+        <w:rFonts w:eastAsia="黑体"/>
         <w:b/>
         <w:bCs/>
         <w:i w:val="0"/>
@@ -11134,6 +11696,7 @@
     </w:tblStylePr>
     <w:tblStylePr w:type="firstCol">
       <w:rPr>
+        <w:rFonts w:eastAsia="黑体"/>
         <w:b/>
         <w:bCs/>
         <w:i w:val="0"/>
@@ -11153,6 +11716,7 @@
     </w:tblStylePr>
     <w:tblStylePr w:type="lastCol">
       <w:rPr>
+        <w:rFonts w:eastAsia="黑体"/>
         <w:b/>
         <w:bCs/>
         <w:i w:val="0"/>
@@ -11233,6 +11797,7 @@
     </w:tcPr>
     <w:tblStylePr w:type="firstRow">
       <w:rPr>
+        <w:rFonts w:eastAsia="黑体"/>
         <w:b/>
         <w:bCs/>
         <w:i w:val="0"/>
@@ -11254,6 +11819,7 @@
     </w:tblStylePr>
     <w:tblStylePr w:type="lastRow">
       <w:rPr>
+        <w:rFonts w:eastAsia="黑体"/>
         <w:b/>
         <w:bCs/>
         <w:i w:val="0"/>
@@ -11275,6 +11841,7 @@
     </w:tblStylePr>
     <w:tblStylePr w:type="firstCol">
       <w:rPr>
+        <w:rFonts w:eastAsia="黑体"/>
         <w:b/>
         <w:bCs/>
         <w:i w:val="0"/>
@@ -11294,6 +11861,7 @@
     </w:tblStylePr>
     <w:tblStylePr w:type="lastCol">
       <w:rPr>
+        <w:rFonts w:eastAsia="黑体"/>
         <w:b/>
         <w:bCs/>
         <w:i w:val="0"/>
@@ -11374,6 +11942,7 @@
     </w:tcPr>
     <w:tblStylePr w:type="firstRow">
       <w:rPr>
+        <w:rFonts w:eastAsia="黑体"/>
         <w:b/>
         <w:bCs/>
         <w:i w:val="0"/>
@@ -11395,6 +11964,7 @@
     </w:tblStylePr>
     <w:tblStylePr w:type="lastRow">
       <w:rPr>
+        <w:rFonts w:eastAsia="黑体"/>
         <w:b/>
         <w:bCs/>
         <w:i w:val="0"/>
@@ -11416,6 +11986,7 @@
     </w:tblStylePr>
     <w:tblStylePr w:type="firstCol">
       <w:rPr>
+        <w:rFonts w:eastAsia="黑体"/>
         <w:b/>
         <w:bCs/>
         <w:i w:val="0"/>
@@ -11435,6 +12006,7 @@
     </w:tblStylePr>
     <w:tblStylePr w:type="lastCol">
       <w:rPr>
+        <w:rFonts w:eastAsia="黑体"/>
         <w:b/>
         <w:bCs/>
         <w:i w:val="0"/>
@@ -11515,6 +12087,7 @@
     </w:tcPr>
     <w:tblStylePr w:type="firstRow">
       <w:rPr>
+        <w:rFonts w:eastAsia="黑体"/>
         <w:b/>
         <w:bCs/>
         <w:i w:val="0"/>
@@ -11536,6 +12109,7 @@
     </w:tblStylePr>
     <w:tblStylePr w:type="lastRow">
       <w:rPr>
+        <w:rFonts w:eastAsia="黑体"/>
         <w:b/>
         <w:bCs/>
         <w:i w:val="0"/>
@@ -11557,6 +12131,7 @@
     </w:tblStylePr>
     <w:tblStylePr w:type="firstCol">
       <w:rPr>
+        <w:rFonts w:eastAsia="黑体"/>
         <w:b/>
         <w:bCs/>
         <w:i w:val="0"/>
@@ -11576,6 +12151,7 @@
     </w:tblStylePr>
     <w:tblStylePr w:type="lastCol">
       <w:rPr>
+        <w:rFonts w:eastAsia="黑体"/>
         <w:b/>
         <w:bCs/>
         <w:i w:val="0"/>
@@ -11656,6 +12232,7 @@
     </w:tcPr>
     <w:tblStylePr w:type="firstRow">
       <w:rPr>
+        <w:rFonts w:eastAsia="黑体"/>
         <w:b/>
         <w:bCs/>
         <w:i w:val="0"/>
@@ -11677,6 +12254,7 @@
     </w:tblStylePr>
     <w:tblStylePr w:type="lastRow">
       <w:rPr>
+        <w:rFonts w:eastAsia="黑体"/>
         <w:b/>
         <w:bCs/>
         <w:i w:val="0"/>
@@ -11698,6 +12276,7 @@
     </w:tblStylePr>
     <w:tblStylePr w:type="firstCol">
       <w:rPr>
+        <w:rFonts w:eastAsia="黑体"/>
         <w:b/>
         <w:bCs/>
         <w:i w:val="0"/>
@@ -11717,6 +12296,7 @@
     </w:tblStylePr>
     <w:tblStylePr w:type="lastCol">
       <w:rPr>
+        <w:rFonts w:eastAsia="黑体"/>
         <w:b/>
         <w:bCs/>
         <w:i w:val="0"/>
@@ -11774,6 +12354,7 @@
       <w:spacing w:after="0" w:line="240" w:lineRule="auto"/>
     </w:pPr>
     <w:rPr>
+      <w:rFonts w:eastAsia="黑体"/>
       <w:color w:themeColor="background1" w:val="FFFFFF"/>
     </w:rPr>
     <w:tblPr>
@@ -11792,6 +12373,7 @@
     </w:tcPr>
     <w:tblStylePr w:type="firstRow">
       <w:rPr>
+        <w:rFonts w:eastAsia="黑体"/>
         <w:b/>
         <w:bCs/>
       </w:rPr>
@@ -11888,6 +12470,7 @@
       <w:spacing w:after="0" w:line="240" w:lineRule="auto"/>
     </w:pPr>
     <w:rPr>
+      <w:rFonts w:eastAsia="黑体"/>
       <w:color w:themeColor="background1" w:val="FFFFFF"/>
     </w:rPr>
     <w:tblPr>
@@ -11906,6 +12489,7 @@
     </w:tcPr>
     <w:tblStylePr w:type="firstRow">
       <w:rPr>
+        <w:rFonts w:eastAsia="黑体"/>
         <w:b/>
         <w:bCs/>
       </w:rPr>
@@ -12002,6 +12586,7 @@
       <w:spacing w:after="0" w:line="240" w:lineRule="auto"/>
     </w:pPr>
     <w:rPr>
+      <w:rFonts w:eastAsia="黑体"/>
       <w:color w:themeColor="background1" w:val="FFFFFF"/>
     </w:rPr>
     <w:tblPr>
@@ -12020,6 +12605,7 @@
     </w:tcPr>
     <w:tblStylePr w:type="firstRow">
       <w:rPr>
+        <w:rFonts w:eastAsia="黑体"/>
         <w:b/>
         <w:bCs/>
       </w:rPr>
@@ -12116,6 +12702,7 @@
       <w:spacing w:after="0" w:line="240" w:lineRule="auto"/>
     </w:pPr>
     <w:rPr>
+      <w:rFonts w:eastAsia="黑体"/>
       <w:color w:themeColor="background1" w:val="FFFFFF"/>
     </w:rPr>
     <w:tblPr>
@@ -12134,6 +12721,7 @@
     </w:tcPr>
     <w:tblStylePr w:type="firstRow">
       <w:rPr>
+        <w:rFonts w:eastAsia="黑体"/>
         <w:b/>
         <w:bCs/>
       </w:rPr>
@@ -12230,6 +12818,7 @@
       <w:spacing w:after="0" w:line="240" w:lineRule="auto"/>
     </w:pPr>
     <w:rPr>
+      <w:rFonts w:eastAsia="黑体"/>
       <w:color w:themeColor="background1" w:val="FFFFFF"/>
     </w:rPr>
     <w:tblPr>
@@ -12248,6 +12837,7 @@
     </w:tcPr>
     <w:tblStylePr w:type="firstRow">
       <w:rPr>
+        <w:rFonts w:eastAsia="黑体"/>
         <w:b/>
         <w:bCs/>
       </w:rPr>
@@ -12344,6 +12934,7 @@
       <w:spacing w:after="0" w:line="240" w:lineRule="auto"/>
     </w:pPr>
     <w:rPr>
+      <w:rFonts w:eastAsia="黑体"/>
       <w:color w:themeColor="background1" w:val="FFFFFF"/>
     </w:rPr>
     <w:tblPr>
@@ -12362,6 +12953,7 @@
     </w:tcPr>
     <w:tblStylePr w:type="firstRow">
       <w:rPr>
+        <w:rFonts w:eastAsia="黑体"/>
         <w:b/>
         <w:bCs/>
       </w:rPr>
@@ -12458,6 +13050,7 @@
       <w:spacing w:after="0" w:line="240" w:lineRule="auto"/>
     </w:pPr>
     <w:rPr>
+      <w:rFonts w:eastAsia="黑体"/>
       <w:color w:themeColor="background1" w:val="FFFFFF"/>
     </w:rPr>
     <w:tblPr>
@@ -12476,6 +13069,7 @@
     </w:tcPr>
     <w:tblStylePr w:type="firstRow">
       <w:rPr>
+        <w:rFonts w:eastAsia="黑体"/>
         <w:b/>
         <w:bCs/>
       </w:rPr>
@@ -12572,6 +13166,7 @@
       <w:spacing w:after="0" w:line="240" w:lineRule="auto"/>
     </w:pPr>
     <w:rPr>
+      <w:rFonts w:eastAsia="黑体"/>
       <w:color w:themeColor="text1" w:val="000000"/>
     </w:rPr>
     <w:tblPr>
@@ -12598,6 +13193,7 @@
     </w:tcPr>
     <w:tblStylePr w:type="firstRow">
       <w:rPr>
+        <w:rFonts w:eastAsia="黑体"/>
         <w:b/>
         <w:bCs/>
       </w:rPr>
@@ -12616,6 +13212,7 @@
     </w:tblStylePr>
     <w:tblStylePr w:type="lastRow">
       <w:rPr>
+        <w:rFonts w:eastAsia="黑体"/>
         <w:b/>
         <w:bCs/>
         <w:color w:themeColor="background1" w:val="FFFFFF"/>
@@ -12630,6 +13227,7 @@
     </w:tblStylePr>
     <w:tblStylePr w:type="firstCol">
       <w:rPr>
+        <w:rFonts w:eastAsia="黑体"/>
         <w:color w:themeColor="background1" w:val="FFFFFF"/>
       </w:rPr>
       <w:tblPr/>
@@ -12647,6 +13245,7 @@
     </w:tblStylePr>
     <w:tblStylePr w:type="lastCol">
       <w:rPr>
+        <w:rFonts w:eastAsia="黑体"/>
         <w:color w:themeColor="background1" w:val="FFFFFF"/>
       </w:rPr>
       <w:tblPr/>
@@ -12676,11 +13275,13 @@
     </w:tblStylePr>
     <w:tblStylePr w:type="neCell">
       <w:rPr>
+        <w:rFonts w:eastAsia="黑体"/>
         <w:color w:themeColor="text1" w:val="000000"/>
       </w:rPr>
     </w:tblStylePr>
     <w:tblStylePr w:type="nwCell">
       <w:rPr>
+        <w:rFonts w:eastAsia="黑体"/>
         <w:color w:themeColor="text1" w:val="000000"/>
       </w:rPr>
     </w:tblStylePr>
@@ -12694,6 +13295,7 @@
       <w:spacing w:after="0" w:line="240" w:lineRule="auto"/>
     </w:pPr>
     <w:rPr>
+      <w:rFonts w:eastAsia="黑体"/>
       <w:color w:themeColor="text1" w:val="000000"/>
     </w:rPr>
     <w:tblPr>
@@ -12720,6 +13322,7 @@
     </w:tcPr>
     <w:tblStylePr w:type="firstRow">
       <w:rPr>
+        <w:rFonts w:eastAsia="黑体"/>
         <w:b/>
         <w:bCs/>
       </w:rPr>
@@ -12738,6 +13341,7 @@
     </w:tblStylePr>
     <w:tblStylePr w:type="lastRow">
       <w:rPr>
+        <w:rFonts w:eastAsia="黑体"/>
         <w:b/>
         <w:bCs/>
         <w:color w:themeColor="background1" w:val="FFFFFF"/>
@@ -12752,6 +13356,7 @@
     </w:tblStylePr>
     <w:tblStylePr w:type="firstCol">
       <w:rPr>
+        <w:rFonts w:eastAsia="黑体"/>
         <w:color w:themeColor="background1" w:val="FFFFFF"/>
       </w:rPr>
       <w:tblPr/>
@@ -12769,6 +13374,7 @@
     </w:tblStylePr>
     <w:tblStylePr w:type="lastCol">
       <w:rPr>
+        <w:rFonts w:eastAsia="黑体"/>
         <w:color w:themeColor="background1" w:val="FFFFFF"/>
       </w:rPr>
       <w:tblPr/>
@@ -12798,11 +13404,13 @@
     </w:tblStylePr>
     <w:tblStylePr w:type="neCell">
       <w:rPr>
+        <w:rFonts w:eastAsia="黑体"/>
         <w:color w:themeColor="text1" w:val="000000"/>
       </w:rPr>
     </w:tblStylePr>
     <w:tblStylePr w:type="nwCell">
       <w:rPr>
+        <w:rFonts w:eastAsia="黑体"/>
         <w:color w:themeColor="text1" w:val="000000"/>
       </w:rPr>
     </w:tblStylePr>
@@ -12816,6 +13424,7 @@
       <w:spacing w:after="0" w:line="240" w:lineRule="auto"/>
     </w:pPr>
     <w:rPr>
+      <w:rFonts w:eastAsia="黑体"/>
       <w:color w:themeColor="text1" w:val="000000"/>
     </w:rPr>
     <w:tblPr>
@@ -12842,6 +13451,7 @@
     </w:tcPr>
     <w:tblStylePr w:type="firstRow">
       <w:rPr>
+        <w:rFonts w:eastAsia="黑体"/>
         <w:b/>
         <w:bCs/>
       </w:rPr>
@@ -12860,6 +13470,7 @@
     </w:tblStylePr>
     <w:tblStylePr w:type="lastRow">
       <w:rPr>
+        <w:rFonts w:eastAsia="黑体"/>
         <w:b/>
         <w:bCs/>
         <w:color w:themeColor="background1" w:val="FFFFFF"/>
@@ -12874,6 +13485,7 @@
     </w:tblStylePr>
     <w:tblStylePr w:type="firstCol">
       <w:rPr>
+        <w:rFonts w:eastAsia="黑体"/>
         <w:color w:themeColor="background1" w:val="FFFFFF"/>
       </w:rPr>
       <w:tblPr/>
@@ -12891,6 +13503,7 @@
     </w:tblStylePr>
     <w:tblStylePr w:type="lastCol">
       <w:rPr>
+        <w:rFonts w:eastAsia="黑体"/>
         <w:color w:themeColor="background1" w:val="FFFFFF"/>
       </w:rPr>
       <w:tblPr/>
@@ -12920,11 +13533,13 @@
     </w:tblStylePr>
     <w:tblStylePr w:type="neCell">
       <w:rPr>
+        <w:rFonts w:eastAsia="黑体"/>
         <w:color w:themeColor="text1" w:val="000000"/>
       </w:rPr>
     </w:tblStylePr>
     <w:tblStylePr w:type="nwCell">
       <w:rPr>
+        <w:rFonts w:eastAsia="黑体"/>
         <w:color w:themeColor="text1" w:val="000000"/>
       </w:rPr>
     </w:tblStylePr>
@@ -12938,6 +13553,7 @@
       <w:spacing w:after="0" w:line="240" w:lineRule="auto"/>
     </w:pPr>
     <w:rPr>
+      <w:rFonts w:eastAsia="黑体"/>
       <w:color w:themeColor="text1" w:val="000000"/>
     </w:rPr>
     <w:tblPr>
@@ -12964,6 +13580,7 @@
     </w:tcPr>
     <w:tblStylePr w:type="firstRow">
       <w:rPr>
+        <w:rFonts w:eastAsia="黑体"/>
         <w:b/>
         <w:bCs/>
       </w:rPr>
@@ -12982,6 +13599,7 @@
     </w:tblStylePr>
     <w:tblStylePr w:type="lastRow">
       <w:rPr>
+        <w:rFonts w:eastAsia="黑体"/>
         <w:b/>
         <w:bCs/>
         <w:color w:themeColor="background1" w:val="FFFFFF"/>
@@ -12996,6 +13614,7 @@
     </w:tblStylePr>
     <w:tblStylePr w:type="firstCol">
       <w:rPr>
+        <w:rFonts w:eastAsia="黑体"/>
         <w:color w:themeColor="background1" w:val="FFFFFF"/>
       </w:rPr>
       <w:tblPr/>
@@ -13013,6 +13632,7 @@
     </w:tblStylePr>
     <w:tblStylePr w:type="lastCol">
       <w:rPr>
+        <w:rFonts w:eastAsia="黑体"/>
         <w:color w:themeColor="background1" w:val="FFFFFF"/>
       </w:rPr>
       <w:tblPr/>
@@ -13050,6 +13670,7 @@
       <w:spacing w:after="0" w:line="240" w:lineRule="auto"/>
     </w:pPr>
     <w:rPr>
+      <w:rFonts w:eastAsia="黑体"/>
       <w:color w:themeColor="text1" w:val="000000"/>
     </w:rPr>
     <w:tblPr>
@@ -13076,6 +13697,7 @@
     </w:tcPr>
     <w:tblStylePr w:type="firstRow">
       <w:rPr>
+        <w:rFonts w:eastAsia="黑体"/>
         <w:b/>
         <w:bCs/>
       </w:rPr>
@@ -13094,6 +13716,7 @@
     </w:tblStylePr>
     <w:tblStylePr w:type="lastRow">
       <w:rPr>
+        <w:rFonts w:eastAsia="黑体"/>
         <w:b/>
         <w:bCs/>
         <w:color w:themeColor="background1" w:val="FFFFFF"/>
@@ -13108,6 +13731,7 @@
     </w:tblStylePr>
     <w:tblStylePr w:type="firstCol">
       <w:rPr>
+        <w:rFonts w:eastAsia="黑体"/>
         <w:color w:themeColor="background1" w:val="FFFFFF"/>
       </w:rPr>
       <w:tblPr/>
@@ -13125,6 +13749,7 @@
     </w:tblStylePr>
     <w:tblStylePr w:type="lastCol">
       <w:rPr>
+        <w:rFonts w:eastAsia="黑体"/>
         <w:color w:themeColor="background1" w:val="FFFFFF"/>
       </w:rPr>
       <w:tblPr/>
@@ -13154,11 +13779,13 @@
     </w:tblStylePr>
     <w:tblStylePr w:type="neCell">
       <w:rPr>
+        <w:rFonts w:eastAsia="黑体"/>
         <w:color w:themeColor="text1" w:val="000000"/>
       </w:rPr>
     </w:tblStylePr>
     <w:tblStylePr w:type="nwCell">
       <w:rPr>
+        <w:rFonts w:eastAsia="黑体"/>
         <w:color w:themeColor="text1" w:val="000000"/>
       </w:rPr>
     </w:tblStylePr>
@@ -13172,6 +13799,7 @@
       <w:spacing w:after="0" w:line="240" w:lineRule="auto"/>
     </w:pPr>
     <w:rPr>
+      <w:rFonts w:eastAsia="黑体"/>
       <w:color w:themeColor="text1" w:val="000000"/>
     </w:rPr>
     <w:tblPr>
@@ -13198,6 +13826,7 @@
     </w:tcPr>
     <w:tblStylePr w:type="firstRow">
       <w:rPr>
+        <w:rFonts w:eastAsia="黑体"/>
         <w:b/>
         <w:bCs/>
       </w:rPr>
@@ -13216,6 +13845,7 @@
     </w:tblStylePr>
     <w:tblStylePr w:type="lastRow">
       <w:rPr>
+        <w:rFonts w:eastAsia="黑体"/>
         <w:b/>
         <w:bCs/>
         <w:color w:themeColor="background1" w:val="FFFFFF"/>
@@ -13230,6 +13860,7 @@
     </w:tblStylePr>
     <w:tblStylePr w:type="firstCol">
       <w:rPr>
+        <w:rFonts w:eastAsia="黑体"/>
         <w:color w:themeColor="background1" w:val="FFFFFF"/>
       </w:rPr>
       <w:tblPr/>
@@ -13247,6 +13878,7 @@
     </w:tblStylePr>
     <w:tblStylePr w:type="lastCol">
       <w:rPr>
+        <w:rFonts w:eastAsia="黑体"/>
         <w:color w:themeColor="background1" w:val="FFFFFF"/>
       </w:rPr>
       <w:tblPr/>
@@ -13276,11 +13908,13 @@
     </w:tblStylePr>
     <w:tblStylePr w:type="neCell">
       <w:rPr>
+        <w:rFonts w:eastAsia="黑体"/>
         <w:color w:themeColor="text1" w:val="000000"/>
       </w:rPr>
     </w:tblStylePr>
     <w:tblStylePr w:type="nwCell">
       <w:rPr>
+        <w:rFonts w:eastAsia="黑体"/>
         <w:color w:themeColor="text1" w:val="000000"/>
       </w:rPr>
     </w:tblStylePr>
@@ -13294,6 +13928,7 @@
       <w:spacing w:after="0" w:line="240" w:lineRule="auto"/>
     </w:pPr>
     <w:rPr>
+      <w:rFonts w:eastAsia="黑体"/>
       <w:color w:themeColor="text1" w:val="000000"/>
     </w:rPr>
     <w:tblPr>
@@ -13320,6 +13955,7 @@
     </w:tcPr>
     <w:tblStylePr w:type="firstRow">
       <w:rPr>
+        <w:rFonts w:eastAsia="黑体"/>
         <w:b/>
         <w:bCs/>
       </w:rPr>
@@ -13338,6 +13974,7 @@
     </w:tblStylePr>
     <w:tblStylePr w:type="lastRow">
       <w:rPr>
+        <w:rFonts w:eastAsia="黑体"/>
         <w:b/>
         <w:bCs/>
         <w:color w:themeColor="background1" w:val="FFFFFF"/>
@@ -13352,6 +13989,7 @@
     </w:tblStylePr>
     <w:tblStylePr w:type="firstCol">
       <w:rPr>
+        <w:rFonts w:eastAsia="黑体"/>
         <w:color w:themeColor="background1" w:val="FFFFFF"/>
       </w:rPr>
       <w:tblPr/>
@@ -13369,6 +14007,7 @@
     </w:tblStylePr>
     <w:tblStylePr w:type="lastCol">
       <w:rPr>
+        <w:rFonts w:eastAsia="黑体"/>
         <w:color w:themeColor="background1" w:val="FFFFFF"/>
       </w:rPr>
       <w:tblPr/>
@@ -13398,11 +14037,13 @@
     </w:tblStylePr>
     <w:tblStylePr w:type="neCell">
       <w:rPr>
+        <w:rFonts w:eastAsia="黑体"/>
         <w:color w:themeColor="text1" w:val="000000"/>
       </w:rPr>
     </w:tblStylePr>
     <w:tblStylePr w:type="nwCell">
       <w:rPr>
+        <w:rFonts w:eastAsia="黑体"/>
         <w:color w:themeColor="text1" w:val="000000"/>
       </w:rPr>
     </w:tblStylePr>
@@ -13416,6 +14057,7 @@
       <w:spacing w:after="0" w:line="240" w:lineRule="auto"/>
     </w:pPr>
     <w:rPr>
+      <w:rFonts w:eastAsia="黑体"/>
       <w:color w:themeColor="text1" w:val="000000"/>
     </w:rPr>
     <w:tblPr>
@@ -13434,6 +14076,7 @@
     </w:tcPr>
     <w:tblStylePr w:type="firstRow">
       <w:rPr>
+        <w:rFonts w:eastAsia="黑体"/>
         <w:b/>
         <w:bCs/>
         <w:color w:themeColor="background1" w:val="FFFFFF"/>
@@ -13448,6 +14091,7 @@
     </w:tblStylePr>
     <w:tblStylePr w:type="lastRow">
       <w:rPr>
+        <w:rFonts w:eastAsia="黑体"/>
         <w:b/>
         <w:bCs/>
         <w:color w:themeColor="accent2" w:themeShade="CC" w:val="9E3A38"/>
@@ -13462,12 +14106,14 @@
     </w:tblStylePr>
     <w:tblStylePr w:type="firstCol">
       <w:rPr>
+        <w:rFonts w:eastAsia="黑体"/>
         <w:b/>
         <w:bCs/>
       </w:rPr>
     </w:tblStylePr>
     <w:tblStylePr w:type="lastCol">
       <w:rPr>
+        <w:rFonts w:eastAsia="黑体"/>
         <w:b/>
         <w:bCs/>
       </w:rPr>
@@ -13502,6 +14148,7 @@
       <w:spacing w:after="0" w:line="240" w:lineRule="auto"/>
     </w:pPr>
     <w:rPr>
+      <w:rFonts w:eastAsia="黑体"/>
       <w:color w:themeColor="text1" w:val="000000"/>
     </w:rPr>
     <w:tblPr>
@@ -13520,6 +14167,7 @@
     </w:tcPr>
     <w:tblStylePr w:type="firstRow">
       <w:rPr>
+        <w:rFonts w:eastAsia="黑体"/>
         <w:b/>
         <w:bCs/>
         <w:color w:themeColor="background1" w:val="FFFFFF"/>
@@ -13534,6 +14182,7 @@
     </w:tblStylePr>
     <w:tblStylePr w:type="lastRow">
       <w:rPr>
+        <w:rFonts w:eastAsia="黑体"/>
         <w:b/>
         <w:bCs/>
         <w:color w:themeColor="accent2" w:themeShade="CC" w:val="9E3A38"/>
@@ -13548,12 +14197,14 @@
     </w:tblStylePr>
     <w:tblStylePr w:type="firstCol">
       <w:rPr>
+        <w:rFonts w:eastAsia="黑体"/>
         <w:b/>
         <w:bCs/>
       </w:rPr>
     </w:tblStylePr>
     <w:tblStylePr w:type="lastCol">
       <w:rPr>
+        <w:rFonts w:eastAsia="黑体"/>
         <w:b/>
         <w:bCs/>
       </w:rPr>
@@ -13588,6 +14239,7 @@
       <w:spacing w:after="0" w:line="240" w:lineRule="auto"/>
     </w:pPr>
     <w:rPr>
+      <w:rFonts w:eastAsia="黑体"/>
       <w:color w:themeColor="text1" w:val="000000"/>
     </w:rPr>
     <w:tblPr>
@@ -13606,6 +14258,7 @@
     </w:tcPr>
     <w:tblStylePr w:type="firstRow">
       <w:rPr>
+        <w:rFonts w:eastAsia="黑体"/>
         <w:b/>
         <w:bCs/>
         <w:color w:themeColor="background1" w:val="FFFFFF"/>
@@ -13620,6 +14273,7 @@
     </w:tblStylePr>
     <w:tblStylePr w:type="lastRow">
       <w:rPr>
+        <w:rFonts w:eastAsia="黑体"/>
         <w:b/>
         <w:bCs/>
         <w:color w:themeColor="accent2" w:themeShade="CC" w:val="9E3A38"/>
@@ -13634,12 +14288,14 @@
     </w:tblStylePr>
     <w:tblStylePr w:type="firstCol">
       <w:rPr>
+        <w:rFonts w:eastAsia="黑体"/>
         <w:b/>
         <w:bCs/>
       </w:rPr>
     </w:tblStylePr>
     <w:tblStylePr w:type="lastCol">
       <w:rPr>
+        <w:rFonts w:eastAsia="黑体"/>
         <w:b/>
         <w:bCs/>
       </w:rPr>
@@ -13674,6 +14330,7 @@
       <w:spacing w:after="0" w:line="240" w:lineRule="auto"/>
     </w:pPr>
     <w:rPr>
+      <w:rFonts w:eastAsia="黑体"/>
       <w:color w:themeColor="text1" w:val="000000"/>
     </w:rPr>
     <w:tblPr>
@@ -13692,6 +14349,7 @@
     </w:tcPr>
     <w:tblStylePr w:type="firstRow">
       <w:rPr>
+        <w:rFonts w:eastAsia="黑体"/>
         <w:b/>
         <w:bCs/>
         <w:color w:themeColor="background1" w:val="FFFFFF"/>
@@ -13706,6 +14364,7 @@
     </w:tblStylePr>
     <w:tblStylePr w:type="lastRow">
       <w:rPr>
+        <w:rFonts w:eastAsia="黑体"/>
         <w:b/>
         <w:bCs/>
         <w:color w:themeColor="accent4" w:themeShade="CC" w:val="664E82"/>
@@ -13720,12 +14379,14 @@
     </w:tblStylePr>
     <w:tblStylePr w:type="firstCol">
       <w:rPr>
+        <w:rFonts w:eastAsia="黑体"/>
         <w:b/>
         <w:bCs/>
       </w:rPr>
     </w:tblStylePr>
     <w:tblStylePr w:type="lastCol">
       <w:rPr>
+        <w:rFonts w:eastAsia="黑体"/>
         <w:b/>
         <w:bCs/>
       </w:rPr>
@@ -13760,6 +14421,7 @@
       <w:spacing w:after="0" w:line="240" w:lineRule="auto"/>
     </w:pPr>
     <w:rPr>
+      <w:rFonts w:eastAsia="黑体"/>
       <w:color w:themeColor="text1" w:val="000000"/>
     </w:rPr>
     <w:tblPr>
@@ -13778,6 +14440,7 @@
     </w:tcPr>
     <w:tblStylePr w:type="firstRow">
       <w:rPr>
+        <w:rFonts w:eastAsia="黑体"/>
         <w:b/>
         <w:bCs/>
         <w:color w:themeColor="background1" w:val="FFFFFF"/>
@@ -13792,6 +14455,7 @@
     </w:tblStylePr>
     <w:tblStylePr w:type="lastRow">
       <w:rPr>
+        <w:rFonts w:eastAsia="黑体"/>
         <w:b/>
         <w:bCs/>
         <w:color w:themeColor="accent3" w:themeShade="CC" w:val="7E9C40"/>
@@ -13806,12 +14470,14 @@
     </w:tblStylePr>
     <w:tblStylePr w:type="firstCol">
       <w:rPr>
+        <w:rFonts w:eastAsia="黑体"/>
         <w:b/>
         <w:bCs/>
       </w:rPr>
     </w:tblStylePr>
     <w:tblStylePr w:type="lastCol">
       <w:rPr>
+        <w:rFonts w:eastAsia="黑体"/>
         <w:b/>
         <w:bCs/>
       </w:rPr>
@@ -13846,6 +14512,7 @@
       <w:spacing w:after="0" w:line="240" w:lineRule="auto"/>
     </w:pPr>
     <w:rPr>
+      <w:rFonts w:eastAsia="黑体"/>
       <w:color w:themeColor="text1" w:val="000000"/>
     </w:rPr>
     <w:tblPr>
@@ -13864,6 +14531,7 @@
     </w:tcPr>
     <w:tblStylePr w:type="firstRow">
       <w:rPr>
+        <w:rFonts w:eastAsia="黑体"/>
         <w:b/>
         <w:bCs/>
         <w:color w:themeColor="background1" w:val="FFFFFF"/>
@@ -13878,6 +14546,7 @@
     </w:tblStylePr>
     <w:tblStylePr w:type="lastRow">
       <w:rPr>
+        <w:rFonts w:eastAsia="黑体"/>
         <w:b/>
         <w:bCs/>
         <w:color w:themeColor="accent6" w:themeShade="CC" w:val="F2730A"/>
@@ -13892,12 +14561,14 @@
     </w:tblStylePr>
     <w:tblStylePr w:type="firstCol">
       <w:rPr>
+        <w:rFonts w:eastAsia="黑体"/>
         <w:b/>
         <w:bCs/>
       </w:rPr>
     </w:tblStylePr>
     <w:tblStylePr w:type="lastCol">
       <w:rPr>
+        <w:rFonts w:eastAsia="黑体"/>
         <w:b/>
         <w:bCs/>
       </w:rPr>
@@ -13932,6 +14603,7 @@
       <w:spacing w:after="0" w:line="240" w:lineRule="auto"/>
     </w:pPr>
     <w:rPr>
+      <w:rFonts w:eastAsia="黑体"/>
       <w:color w:themeColor="text1" w:val="000000"/>
     </w:rPr>
     <w:tblPr>
@@ -13950,6 +14622,7 @@
     </w:tcPr>
     <w:tblStylePr w:type="firstRow">
       <w:rPr>
+        <w:rFonts w:eastAsia="黑体"/>
         <w:b/>
         <w:bCs/>
         <w:color w:themeColor="background1" w:val="FFFFFF"/>
@@ -13964,6 +14637,7 @@
     </w:tblStylePr>
     <w:tblStylePr w:type="lastRow">
       <w:rPr>
+        <w:rFonts w:eastAsia="黑体"/>
         <w:b/>
         <w:bCs/>
         <w:color w:themeColor="accent5" w:themeShade="CC" w:val="348DA5"/>
@@ -13978,12 +14652,14 @@
     </w:tblStylePr>
     <w:tblStylePr w:type="firstCol">
       <w:rPr>
+        <w:rFonts w:eastAsia="黑体"/>
         <w:b/>
         <w:bCs/>
       </w:rPr>
     </w:tblStylePr>
     <w:tblStylePr w:type="lastCol">
       <w:rPr>
+        <w:rFonts w:eastAsia="黑体"/>
         <w:b/>
         <w:bCs/>
       </w:rPr>
@@ -14018,6 +14694,7 @@
       <w:spacing w:after="0" w:line="240" w:lineRule="auto"/>
     </w:pPr>
     <w:rPr>
+      <w:rFonts w:eastAsia="黑体"/>
       <w:color w:themeColor="text1" w:val="000000"/>
     </w:rPr>
     <w:tblPr>
@@ -14039,6 +14716,7 @@
     </w:tcPr>
     <w:tblStylePr w:type="firstRow">
       <w:rPr>
+        <w:rFonts w:eastAsia="黑体"/>
         <w:b/>
         <w:bCs/>
       </w:rPr>
@@ -14049,6 +14727,7 @@
     </w:tblStylePr>
     <w:tblStylePr w:type="lastRow">
       <w:rPr>
+        <w:rFonts w:eastAsia="黑体"/>
         <w:b/>
         <w:bCs/>
         <w:color w:themeColor="text1" w:val="000000"/>
@@ -14060,6 +14739,7 @@
     </w:tblStylePr>
     <w:tblStylePr w:type="firstCol">
       <w:rPr>
+        <w:rFonts w:eastAsia="黑体"/>
         <w:color w:themeColor="background1" w:val="FFFFFF"/>
       </w:rPr>
       <w:tblPr/>
@@ -14069,6 +14749,7 @@
     </w:tblStylePr>
     <w:tblStylePr w:type="lastCol">
       <w:rPr>
+        <w:rFonts w:eastAsia="黑体"/>
         <w:color w:themeColor="background1" w:val="FFFFFF"/>
       </w:rPr>
       <w:tblPr/>
@@ -14098,6 +14779,7 @@
       <w:spacing w:after="0" w:line="240" w:lineRule="auto"/>
     </w:pPr>
     <w:rPr>
+      <w:rFonts w:eastAsia="黑体"/>
       <w:color w:themeColor="text1" w:val="000000"/>
     </w:rPr>
     <w:tblPr>
@@ -14119,6 +14801,7 @@
     </w:tcPr>
     <w:tblStylePr w:type="firstRow">
       <w:rPr>
+        <w:rFonts w:eastAsia="黑体"/>
         <w:b/>
         <w:bCs/>
       </w:rPr>
@@ -14129,6 +14812,7 @@
     </w:tblStylePr>
     <w:tblStylePr w:type="lastRow">
       <w:rPr>
+        <w:rFonts w:eastAsia="黑体"/>
         <w:b/>
         <w:bCs/>
         <w:color w:themeColor="text1" w:val="000000"/>
@@ -14140,6 +14824,7 @@
     </w:tblStylePr>
     <w:tblStylePr w:type="firstCol">
       <w:rPr>
+        <w:rFonts w:eastAsia="黑体"/>
         <w:color w:themeColor="background1" w:val="FFFFFF"/>
       </w:rPr>
       <w:tblPr/>
@@ -14149,6 +14834,7 @@
     </w:tblStylePr>
     <w:tblStylePr w:type="lastCol">
       <w:rPr>
+        <w:rFonts w:eastAsia="黑体"/>
         <w:color w:themeColor="background1" w:val="FFFFFF"/>
       </w:rPr>
       <w:tblPr/>
@@ -14178,6 +14864,7 @@
       <w:spacing w:after="0" w:line="240" w:lineRule="auto"/>
     </w:pPr>
     <w:rPr>
+      <w:rFonts w:eastAsia="黑体"/>
       <w:color w:themeColor="text1" w:val="000000"/>
     </w:rPr>
     <w:tblPr>
@@ -14199,6 +14886,7 @@
     </w:tcPr>
     <w:tblStylePr w:type="firstRow">
       <w:rPr>
+        <w:rFonts w:eastAsia="黑体"/>
         <w:b/>
         <w:bCs/>
       </w:rPr>
@@ -14209,6 +14897,7 @@
     </w:tblStylePr>
     <w:tblStylePr w:type="lastRow">
       <w:rPr>
+        <w:rFonts w:eastAsia="黑体"/>
         <w:b/>
         <w:bCs/>
         <w:color w:themeColor="text1" w:val="000000"/>
@@ -14220,6 +14909,7 @@
     </w:tblStylePr>
     <w:tblStylePr w:type="firstCol">
       <w:rPr>
+        <w:rFonts w:eastAsia="黑体"/>
         <w:color w:themeColor="background1" w:val="FFFFFF"/>
       </w:rPr>
       <w:tblPr/>
@@ -14229,6 +14919,7 @@
     </w:tblStylePr>
     <w:tblStylePr w:type="lastCol">
       <w:rPr>
+        <w:rFonts w:eastAsia="黑体"/>
         <w:color w:themeColor="background1" w:val="FFFFFF"/>
       </w:rPr>
       <w:tblPr/>
@@ -14258,6 +14949,7 @@
       <w:spacing w:after="0" w:line="240" w:lineRule="auto"/>
     </w:pPr>
     <w:rPr>
+      <w:rFonts w:eastAsia="黑体"/>
       <w:color w:themeColor="text1" w:val="000000"/>
     </w:rPr>
     <w:tblPr>
@@ -14279,6 +14971,7 @@
     </w:tcPr>
     <w:tblStylePr w:type="firstRow">
       <w:rPr>
+        <w:rFonts w:eastAsia="黑体"/>
         <w:b/>
         <w:bCs/>
       </w:rPr>
@@ -14289,6 +14982,7 @@
     </w:tblStylePr>
     <w:tblStylePr w:type="lastRow">
       <w:rPr>
+        <w:rFonts w:eastAsia="黑体"/>
         <w:b/>
         <w:bCs/>
         <w:color w:themeColor="text1" w:val="000000"/>
@@ -14300,6 +14994,7 @@
     </w:tblStylePr>
     <w:tblStylePr w:type="firstCol">
       <w:rPr>
+        <w:rFonts w:eastAsia="黑体"/>
         <w:color w:themeColor="background1" w:val="FFFFFF"/>
       </w:rPr>
       <w:tblPr/>
@@ -14309,6 +15004,7 @@
     </w:tblStylePr>
     <w:tblStylePr w:type="lastCol">
       <w:rPr>
+        <w:rFonts w:eastAsia="黑体"/>
         <w:color w:themeColor="background1" w:val="FFFFFF"/>
       </w:rPr>
       <w:tblPr/>
@@ -14338,6 +15034,7 @@
       <w:spacing w:after="0" w:line="240" w:lineRule="auto"/>
     </w:pPr>
     <w:rPr>
+      <w:rFonts w:eastAsia="黑体"/>
       <w:color w:themeColor="text1" w:val="000000"/>
     </w:rPr>
     <w:tblPr>
@@ -14359,6 +15056,7 @@
     </w:tcPr>
     <w:tblStylePr w:type="firstRow">
       <w:rPr>
+        <w:rFonts w:eastAsia="黑体"/>
         <w:b/>
         <w:bCs/>
       </w:rPr>
@@ -14369,6 +15067,7 @@
     </w:tblStylePr>
     <w:tblStylePr w:type="lastRow">
       <w:rPr>
+        <w:rFonts w:eastAsia="黑体"/>
         <w:b/>
         <w:bCs/>
         <w:color w:themeColor="text1" w:val="000000"/>
@@ -14380,6 +15079,7 @@
     </w:tblStylePr>
     <w:tblStylePr w:type="firstCol">
       <w:rPr>
+        <w:rFonts w:eastAsia="黑体"/>
         <w:color w:themeColor="background1" w:val="FFFFFF"/>
       </w:rPr>
       <w:tblPr/>
@@ -14389,6 +15089,7 @@
     </w:tblStylePr>
     <w:tblStylePr w:type="lastCol">
       <w:rPr>
+        <w:rFonts w:eastAsia="黑体"/>
         <w:color w:themeColor="background1" w:val="FFFFFF"/>
       </w:rPr>
       <w:tblPr/>
@@ -14418,6 +15119,7 @@
       <w:spacing w:after="0" w:line="240" w:lineRule="auto"/>
     </w:pPr>
     <w:rPr>
+      <w:rFonts w:eastAsia="黑体"/>
       <w:color w:themeColor="text1" w:val="000000"/>
     </w:rPr>
     <w:tblPr>
@@ -14439,6 +15141,7 @@
     </w:tcPr>
     <w:tblStylePr w:type="firstRow">
       <w:rPr>
+        <w:rFonts w:eastAsia="黑体"/>
         <w:b/>
         <w:bCs/>
       </w:rPr>
@@ -14449,6 +15152,7 @@
     </w:tblStylePr>
     <w:tblStylePr w:type="lastRow">
       <w:rPr>
+        <w:rFonts w:eastAsia="黑体"/>
         <w:b/>
         <w:bCs/>
         <w:color w:themeColor="text1" w:val="000000"/>
@@ -14460,6 +15164,7 @@
     </w:tblStylePr>
     <w:tblStylePr w:type="firstCol">
       <w:rPr>
+        <w:rFonts w:eastAsia="黑体"/>
         <w:color w:themeColor="background1" w:val="FFFFFF"/>
       </w:rPr>
       <w:tblPr/>
@@ -14469,6 +15174,7 @@
     </w:tblStylePr>
     <w:tblStylePr w:type="lastCol">
       <w:rPr>
+        <w:rFonts w:eastAsia="黑体"/>
         <w:color w:themeColor="background1" w:val="FFFFFF"/>
       </w:rPr>
       <w:tblPr/>
@@ -14498,6 +15204,7 @@
       <w:spacing w:after="0" w:line="240" w:lineRule="auto"/>
     </w:pPr>
     <w:rPr>
+      <w:rFonts w:eastAsia="黑体"/>
       <w:color w:themeColor="text1" w:val="000000"/>
     </w:rPr>
     <w:tblPr>
@@ -14519,6 +15226,7 @@
     </w:tcPr>
     <w:tblStylePr w:type="firstRow">
       <w:rPr>
+        <w:rFonts w:eastAsia="黑体"/>
         <w:b/>
         <w:bCs/>
       </w:rPr>
@@ -14529,6 +15237,7 @@
     </w:tblStylePr>
     <w:tblStylePr w:type="lastRow">
       <w:rPr>
+        <w:rFonts w:eastAsia="黑体"/>
         <w:b/>
         <w:bCs/>
         <w:color w:themeColor="text1" w:val="000000"/>
@@ -14540,6 +15249,7 @@
     </w:tblStylePr>
     <w:tblStylePr w:type="firstCol">
       <w:rPr>
+        <w:rFonts w:eastAsia="黑体"/>
         <w:color w:themeColor="background1" w:val="FFFFFF"/>
       </w:rPr>
       <w:tblPr/>
@@ -14549,6 +15259,7 @@
     </w:tblStylePr>
     <w:tblStylePr w:type="lastCol">
       <w:rPr>
+        <w:rFonts w:eastAsia="黑体"/>
         <w:color w:themeColor="background1" w:val="FFFFFF"/>
       </w:rPr>
       <w:tblPr/>
@@ -14581,6 +15292,7 @@
     <w:name w:val="KeywordTok"/>
     <w:basedOn w:val="VerbatimChar"/>
     <w:rPr>
+      <w:rFonts w:eastAsia="黑体"/>
       <w:b/>
       <w:color w:val="007020"/>
     </w:rPr>
@@ -14589,6 +15301,7 @@
     <w:name w:val="DataTypeTok"/>
     <w:basedOn w:val="VerbatimChar"/>
     <w:rPr>
+      <w:rFonts w:eastAsia="黑体"/>
       <w:color w:val="902000"/>
     </w:rPr>
   </w:style>
@@ -14596,6 +15309,7 @@
     <w:name w:val="DecValTok"/>
     <w:basedOn w:val="VerbatimChar"/>
     <w:rPr>
+      <w:rFonts w:eastAsia="黑体"/>
       <w:color w:val="40a070"/>
     </w:rPr>
   </w:style>
@@ -14603,6 +15317,7 @@
     <w:name w:val="BaseNTok"/>
     <w:basedOn w:val="VerbatimChar"/>
     <w:rPr>
+      <w:rFonts w:eastAsia="黑体"/>
       <w:color w:val="40a070"/>
     </w:rPr>
   </w:style>
@@ -14610,6 +15325,7 @@
     <w:name w:val="FloatTok"/>
     <w:basedOn w:val="VerbatimChar"/>
     <w:rPr>
+      <w:rFonts w:eastAsia="黑体"/>
       <w:color w:val="40a070"/>
     </w:rPr>
   </w:style>
@@ -14617,6 +15333,7 @@
     <w:name w:val="ConstantTok"/>
     <w:basedOn w:val="VerbatimChar"/>
     <w:rPr>
+      <w:rFonts w:eastAsia="黑体"/>
       <w:color w:val="880000"/>
     </w:rPr>
   </w:style>
@@ -14624,6 +15341,7 @@
     <w:name w:val="CharTok"/>
     <w:basedOn w:val="VerbatimChar"/>
     <w:rPr>
+      <w:rFonts w:eastAsia="黑体"/>
       <w:color w:val="4070a0"/>
     </w:rPr>
   </w:style>
@@ -14631,6 +15349,7 @@
     <w:name w:val="SpecialCharTok"/>
     <w:basedOn w:val="VerbatimChar"/>
     <w:rPr>
+      <w:rFonts w:eastAsia="黑体"/>
       <w:color w:val="4070a0"/>
     </w:rPr>
   </w:style>
@@ -14638,6 +15357,7 @@
     <w:name w:val="StringTok"/>
     <w:basedOn w:val="VerbatimChar"/>
     <w:rPr>
+      <w:rFonts w:eastAsia="黑体"/>
       <w:color w:val="4070a0"/>
     </w:rPr>
   </w:style>
@@ -14645,6 +15365,7 @@
     <w:name w:val="VerbatimStringTok"/>
     <w:basedOn w:val="VerbatimChar"/>
     <w:rPr>
+      <w:rFonts w:eastAsia="黑体"/>
       <w:color w:val="4070a0"/>
     </w:rPr>
   </w:style>
@@ -14652,6 +15373,7 @@
     <w:name w:val="SpecialStringTok"/>
     <w:basedOn w:val="VerbatimChar"/>
     <w:rPr>
+      <w:rFonts w:eastAsia="黑体"/>
       <w:color w:val="bb6688"/>
     </w:rPr>
   </w:style>
@@ -14659,6 +15381,7 @@
     <w:name w:val="ImportTok"/>
     <w:basedOn w:val="VerbatimChar"/>
     <w:rPr>
+      <w:rFonts w:eastAsia="黑体"/>
       <w:b/>
       <w:color w:val="008000"/>
     </w:rPr>
@@ -14667,6 +15390,7 @@
     <w:name w:val="CommentTok"/>
     <w:basedOn w:val="VerbatimChar"/>
     <w:rPr>
+      <w:rFonts w:eastAsia="黑体"/>
       <w:i/>
       <w:color w:val="60a0b0"/>
     </w:rPr>
@@ -14675,6 +15399,7 @@
     <w:name w:val="DocumentationTok"/>
     <w:basedOn w:val="VerbatimChar"/>
     <w:rPr>
+      <w:rFonts w:eastAsia="黑体"/>
       <w:i/>
       <w:color w:val="ba2121"/>
     </w:rPr>
@@ -14683,6 +15408,7 @@
     <w:name w:val="AnnotationTok"/>
     <w:basedOn w:val="VerbatimChar"/>
     <w:rPr>
+      <w:rFonts w:eastAsia="黑体"/>
       <w:b/>
       <w:i/>
       <w:color w:val="60a0b0"/>
@@ -14692,6 +15418,7 @@
     <w:name w:val="CommentVarTok"/>
     <w:basedOn w:val="VerbatimChar"/>
     <w:rPr>
+      <w:rFonts w:eastAsia="黑体"/>
       <w:b/>
       <w:i/>
       <w:color w:val="60a0b0"/>
@@ -14701,6 +15428,7 @@
     <w:name w:val="OtherTok"/>
     <w:basedOn w:val="VerbatimChar"/>
     <w:rPr>
+      <w:rFonts w:eastAsia="黑体"/>
       <w:color w:val="007020"/>
     </w:rPr>
   </w:style>
@@ -14708,6 +15436,7 @@
     <w:name w:val="FunctionTok"/>
     <w:basedOn w:val="VerbatimChar"/>
     <w:rPr>
+      <w:rFonts w:eastAsia="黑体"/>
       <w:color w:val="06287e"/>
     </w:rPr>
   </w:style>
@@ -14715,6 +15444,7 @@
     <w:name w:val="VariableTok"/>
     <w:basedOn w:val="VerbatimChar"/>
     <w:rPr>
+      <w:rFonts w:eastAsia="黑体"/>
       <w:color w:val="19177c"/>
     </w:rPr>
   </w:style>
@@ -14722,6 +15452,7 @@
     <w:name w:val="ControlFlowTok"/>
     <w:basedOn w:val="VerbatimChar"/>
     <w:rPr>
+      <w:rFonts w:eastAsia="黑体"/>
       <w:b/>
       <w:color w:val="007020"/>
     </w:rPr>
@@ -14730,6 +15461,7 @@
     <w:name w:val="OperatorTok"/>
     <w:basedOn w:val="VerbatimChar"/>
     <w:rPr>
+      <w:rFonts w:eastAsia="黑体"/>
       <w:color w:val="666666"/>
     </w:rPr>
   </w:style>
@@ -14737,18 +15469,22 @@
     <w:name w:val="BuiltInTok"/>
     <w:basedOn w:val="VerbatimChar"/>
     <w:rPr>
+      <w:rFonts w:eastAsia="黑体"/>
       <w:color w:val="008000"/>
     </w:rPr>
   </w:style>
   <w:style w:type="character" w:customStyle="1" w:styleId="ExtensionTok">
     <w:name w:val="ExtensionTok"/>
     <w:basedOn w:val="VerbatimChar"/>
-    <w:rPr/>
+    <w:rPr>
+      <w:rFonts w:eastAsia="黑体"/>
+    </w:rPr>
   </w:style>
   <w:style w:type="character" w:customStyle="1" w:styleId="PreprocessorTok">
     <w:name w:val="PreprocessorTok"/>
     <w:basedOn w:val="VerbatimChar"/>
     <w:rPr>
+      <w:rFonts w:eastAsia="黑体"/>
       <w:color w:val="bc7a00"/>
     </w:rPr>
   </w:style>
@@ -14756,18 +15492,22 @@
     <w:name w:val="AttributeTok"/>
     <w:basedOn w:val="VerbatimChar"/>
     <w:rPr>
+      <w:rFonts w:eastAsia="黑体"/>
       <w:color w:val="7d9029"/>
     </w:rPr>
   </w:style>
   <w:style w:type="character" w:customStyle="1" w:styleId="RegionMarkerTok">
     <w:name w:val="RegionMarkerTok"/>
     <w:basedOn w:val="VerbatimChar"/>
-    <w:rPr/>
+    <w:rPr>
+      <w:rFonts w:eastAsia="黑体"/>
+    </w:rPr>
   </w:style>
   <w:style w:type="character" w:customStyle="1" w:styleId="InformationTok">
     <w:name w:val="InformationTok"/>
     <w:basedOn w:val="VerbatimChar"/>
     <w:rPr>
+      <w:rFonts w:eastAsia="黑体"/>
       <w:b/>
       <w:i/>
       <w:color w:val="60a0b0"/>
@@ -14777,6 +15517,7 @@
     <w:name w:val="WarningTok"/>
     <w:basedOn w:val="VerbatimChar"/>
     <w:rPr>
+      <w:rFonts w:eastAsia="黑体"/>
       <w:b/>
       <w:i/>
       <w:color w:val="60a0b0"/>
@@ -14786,6 +15527,7 @@
     <w:name w:val="AlertTok"/>
     <w:basedOn w:val="VerbatimChar"/>
     <w:rPr>
+      <w:rFonts w:eastAsia="黑体"/>
       <w:b/>
       <w:color w:val="ff0000"/>
     </w:rPr>
@@ -14794,6 +15536,7 @@
     <w:name w:val="ErrorTok"/>
     <w:basedOn w:val="VerbatimChar"/>
     <w:rPr>
+      <w:rFonts w:eastAsia="黑体"/>
       <w:b/>
       <w:color w:val="ff0000"/>
     </w:rPr>
@@ -14801,7 +15544,9 @@
   <w:style w:type="character" w:customStyle="1" w:styleId="NormalTok">
     <w:name w:val="NormalTok"/>
     <w:basedOn w:val="VerbatimChar"/>
-    <w:rPr/>
+    <w:rPr>
+      <w:rFonts w:eastAsia="黑体"/>
+    </w:rPr>
   </w:style>
 </w:styles>
 </file>
@@ -14850,12 +15595,12 @@
     <a:fontScheme name="Office">
       <a:majorFont>
         <a:latin typeface="Calibri"/>
-        <a:ea typeface=""/>
+        <a:ea typeface="黑体"/>
         <a:cs typeface=""/>
         <a:font script="Jpan" typeface="ＭＳ ゴシック"/>
         <a:font script="Hang" typeface="맑은 고딕"/>
-        <a:font script="Hans" typeface="宋体"/>
-        <a:font script="Hant" typeface="新細明體"/>
+        <a:font script="Hans" typeface="黑体"/>
+        <a:font script="Hant" typeface="黑体"/>
         <a:font script="Arab" typeface="Times New Roman"/>
         <a:font script="Hebr" typeface="Times New Roman"/>
         <a:font script="Thai" typeface="Angsana New"/>
@@ -14885,12 +15630,12 @@
       </a:majorFont>
       <a:minorFont>
         <a:latin typeface="Cambria"/>
-        <a:ea typeface=""/>
+        <a:ea typeface="黑体"/>
         <a:cs typeface=""/>
         <a:font script="Jpan" typeface="ＭＳ 明朝"/>
         <a:font script="Hang" typeface="맑은 고딕"/>
-        <a:font script="Hans" typeface="宋体"/>
-        <a:font script="Hant" typeface="新細明體"/>
+        <a:font script="Hans" typeface="黑体"/>
+        <a:font script="Hant" typeface="黑体"/>
         <a:font script="Arab" typeface="Arial"/>
         <a:font script="Hebr" typeface="Arial"/>
         <a:font script="Thai" typeface="Cordia New"/>

--- a/05-数字电路/03-单片机及嵌入式接口/以太网接口电路/以太网接口电路.docx
+++ b/05-数字电路/03-单片机及嵌入式接口/以太网接口电路/以太网接口电路.docx
@@ -2524,7 +2524,7 @@
           <w:color w:val="555555"/>
           <w:sz w:val="21"/>
         </w:rPr>
-        <w:t>材料收集者：杜文杰，WX手机：19519196569，QQ:3478827729</w:t>
+        <w:t>材料收集者：杜文杰，微信/手机：19519196569，QQ:3478827729</w:t>
       </w:r>
     </w:p>
     <w:sectPr>
